--- a/2026-T2/B2-BSBXCS402-Promote-workplace-cyber-sec-awar/submitted-task2/Policy_and_Procedures.docx
+++ b/2026-T2/B2-BSBXCS402-Promote-workplace-cyber-sec-awar/submitted-task2/Policy_and_Procedures.docx
@@ -12,16 +12,19 @@
           <w:right w:val="nil"/>
           <w:between w:val="nil"/>
         </w:pBdr>
-        <w:spacing w:before="0" w:after="0" w:line="276" w:lineRule="auto"/>
-        <w:rPr>
-          <w:rFonts w:ascii="Arial" w:eastAsia="Arial" w:hAnsi="Arial" w:cs="Arial"/>
-          <w:color w:val="000000"/>
-          <w:szCs w:val="22"/>
-        </w:rPr>
-      </w:pPr>
-      <w:r>
-        <w:rPr>
+        <w:spacing w:before="0" w:after="0"/>
+        <w:rPr>
+          <w:rFonts w:asciiTheme="minorHAnsi" w:eastAsia="Arial" w:hAnsiTheme="minorHAnsi" w:cstheme="minorHAnsi"/>
+          <w:color w:val="000000" w:themeColor="text1"/>
+          <w:szCs w:val="22"/>
+        </w:rPr>
+      </w:pPr>
+      <w:r>
+        <w:rPr>
+          <w:rFonts w:asciiTheme="minorHAnsi" w:hAnsiTheme="minorHAnsi" w:cstheme="minorHAnsi"/>
           <w:noProof/>
+          <w:color w:val="000000" w:themeColor="text1"/>
+          <w:szCs w:val="22"/>
         </w:rPr>
         <w:drawing>
           <wp:anchor distT="0" distB="0" distL="0" distR="0" simplePos="0" relativeHeight="251658240" behindDoc="1" locked="0" layoutInCell="1" hidden="0" allowOverlap="1" wp14:anchorId="19C79E82" wp14:editId="373FA6C7">
@@ -105,13 +108,12 @@
                 <w:right w:val="nil"/>
                 <w:between w:val="nil"/>
               </w:pBdr>
-              <w:spacing w:before="120" w:line="288" w:lineRule="auto"/>
+              <w:spacing w:before="120"/>
               <w:ind w:left="-112"/>
               <w:rPr>
-                <w:rFonts w:ascii="Arial" w:eastAsia="Arial" w:hAnsi="Arial" w:cs="Arial"/>
-                <w:color w:val="000000"/>
-                <w:sz w:val="20"/>
-                <w:szCs w:val="20"/>
+                <w:rFonts w:asciiTheme="minorHAnsi" w:eastAsia="Arial" w:hAnsiTheme="minorHAnsi" w:cstheme="minorHAnsi"/>
+                <w:color w:val="000000" w:themeColor="text1"/>
+                <w:szCs w:val="22"/>
               </w:rPr>
             </w:pPr>
           </w:p>
@@ -119,7 +121,6 @@
         <w:tc>
           <w:tcPr>
             <w:tcW w:w="8286" w:type="dxa"/>
-            <w:vAlign w:val="center"/>
           </w:tcPr>
           <w:p>
             <w:pPr>
@@ -130,24 +131,37 @@
                 <w:right w:val="nil"/>
                 <w:between w:val="nil"/>
               </w:pBdr>
-              <w:spacing w:before="0" w:after="0" w:line="276" w:lineRule="auto"/>
+              <w:spacing w:before="0" w:after="0"/>
               <w:rPr>
-                <w:rFonts w:ascii="Arial" w:eastAsia="Arial" w:hAnsi="Arial" w:cs="Arial"/>
+                <w:rFonts w:asciiTheme="minorHAnsi" w:eastAsia="Arial" w:hAnsiTheme="minorHAnsi" w:cstheme="minorHAnsi"/>
                 <w:b/>
-                <w:color w:val="000000"/>
+                <w:bCs/>
+                <w:color w:val="000000" w:themeColor="text1"/>
                 <w:sz w:val="28"/>
                 <w:szCs w:val="28"/>
               </w:rPr>
             </w:pPr>
             <w:r>
               <w:rPr>
-                <w:rFonts w:ascii="Arial" w:eastAsia="Arial" w:hAnsi="Arial" w:cs="Arial"/>
+                <w:rFonts w:asciiTheme="minorHAnsi" w:eastAsia="Arial" w:hAnsiTheme="minorHAnsi" w:cstheme="minorHAnsi"/>
                 <w:b/>
-                <w:color w:val="000000"/>
+                <w:bCs/>
+                <w:color w:val="000000" w:themeColor="text1"/>
                 <w:sz w:val="28"/>
                 <w:szCs w:val="28"/>
               </w:rPr>
-              <w:t>ACCEPTABLE USE POLICY AND PROCEDURES</w:t>
+              <w:t>Bring Your Own Device (BYOD) Cybersecurity Policy</w:t>
+            </w:r>
+            <w:r>
+              <w:rPr>
+                <w:rFonts w:asciiTheme="minorHAnsi" w:eastAsia="Arial" w:hAnsiTheme="minorHAnsi" w:cstheme="minorHAnsi"/>
+                <w:b/>
+                <w:bCs/>
+                <w:color w:val="000000" w:themeColor="text1"/>
+                <w:sz w:val="28"/>
+                <w:szCs w:val="28"/>
+              </w:rPr>
+              <w:t xml:space="preserve"> 1.0</w:t>
             </w:r>
           </w:p>
         </w:tc>
@@ -162,14 +176,23 @@
           <w:right w:val="nil"/>
           <w:between w:val="nil"/>
         </w:pBdr>
-        <w:spacing w:before="360" w:line="276" w:lineRule="auto"/>
-        <w:rPr>
-          <w:rFonts w:ascii="Arial" w:eastAsia="Arial" w:hAnsi="Arial" w:cs="Arial"/>
+        <w:spacing w:before="360"/>
+        <w:rPr>
+          <w:rFonts w:asciiTheme="minorHAnsi" w:eastAsia="Arial" w:hAnsiTheme="minorHAnsi" w:cstheme="minorHAnsi"/>
           <w:b/>
-          <w:color w:val="000000"/>
+          <w:color w:val="000000" w:themeColor="text1"/>
           <w:sz w:val="24"/>
         </w:rPr>
       </w:pPr>
+      <w:r>
+        <w:rPr>
+          <w:rFonts w:asciiTheme="minorHAnsi" w:eastAsia="Arial" w:hAnsiTheme="minorHAnsi" w:cstheme="minorHAnsi"/>
+          <w:b/>
+          <w:color w:val="000000" w:themeColor="text1"/>
+          <w:sz w:val="24"/>
+        </w:rPr>
+        <w:t>Purpose</w:t>
+      </w:r>
     </w:p>
     <w:p>
       <w:pPr>
@@ -180,44 +203,22 @@
           <w:right w:val="nil"/>
           <w:between w:val="nil"/>
         </w:pBdr>
-        <w:spacing w:before="360" w:line="276" w:lineRule="auto"/>
-        <w:jc w:val="center"/>
-        <w:rPr>
-          <w:rFonts w:ascii="Arial" w:eastAsia="Arial" w:hAnsi="Arial" w:cs="Arial"/>
-          <w:b/>
-          <w:color w:val="000000"/>
-          <w:szCs w:val="22"/>
-        </w:rPr>
-      </w:pPr>
-      <w:r>
-        <w:rPr>
-          <w:rFonts w:ascii="Arial" w:eastAsia="Arial" w:hAnsi="Arial" w:cs="Arial"/>
-          <w:b/>
-          <w:bCs/>
-          <w:color w:val="000000"/>
-          <w:szCs w:val="22"/>
-        </w:rPr>
-        <w:t>Acceptable Use of Information Systems</w:t>
-      </w:r>
-      <w:r>
-        <w:rPr>
-          <w:rFonts w:ascii="Arial" w:eastAsia="Arial" w:hAnsi="Arial" w:cs="Arial"/>
-          <w:b/>
-          <w:bCs/>
-          <w:color w:val="000000"/>
-          <w:szCs w:val="22"/>
-        </w:rPr>
-        <w:t xml:space="preserve"> and </w:t>
-      </w:r>
-      <w:r>
-        <w:rPr>
-          <w:rFonts w:ascii="Arial" w:eastAsia="Arial" w:hAnsi="Arial" w:cs="Arial"/>
-          <w:b/>
-          <w:bCs/>
-          <w:color w:val="000000"/>
-          <w:szCs w:val="22"/>
-        </w:rPr>
-        <w:t>Devices Version 1.0 | June 2026 | Classification: Internal Use Only</w:t>
+        <w:spacing w:before="0" w:after="0"/>
+        <w:rPr>
+          <w:rFonts w:asciiTheme="minorHAnsi" w:eastAsia="Arial" w:hAnsiTheme="minorHAnsi" w:cstheme="minorHAnsi"/>
+          <w:bCs/>
+          <w:color w:val="000000" w:themeColor="text1"/>
+          <w:szCs w:val="22"/>
+        </w:rPr>
+      </w:pPr>
+      <w:r>
+        <w:rPr>
+          <w:rFonts w:asciiTheme="minorHAnsi" w:eastAsia="Arial" w:hAnsiTheme="minorHAnsi" w:cstheme="minorHAnsi"/>
+          <w:bCs/>
+          <w:color w:val="000000" w:themeColor="text1"/>
+          <w:szCs w:val="22"/>
+        </w:rPr>
+        <w:t>This policy establishes the rules and requirements for the use of personal devices, including smartphones, tablets, and laptops, to access the organisation's systems, data, and applications. A personal device, for the purposes of this policy, is any device that is not owned or fully managed by the organisation.</w:t>
       </w:r>
     </w:p>
     <w:p>
@@ -229,167 +230,38 @@
           <w:right w:val="nil"/>
           <w:between w:val="nil"/>
         </w:pBdr>
-        <w:spacing w:before="360" w:line="276" w:lineRule="auto"/>
-        <w:rPr>
-          <w:rFonts w:ascii="Arial" w:eastAsia="Arial" w:hAnsi="Arial" w:cs="Arial"/>
-          <w:b/>
-          <w:color w:val="000000"/>
-          <w:sz w:val="24"/>
-        </w:rPr>
-      </w:pPr>
+        <w:spacing w:before="0" w:after="0"/>
+        <w:rPr>
+          <w:rFonts w:asciiTheme="minorHAnsi" w:eastAsia="Arial" w:hAnsiTheme="minorHAnsi" w:cstheme="minorHAnsi"/>
+          <w:bCs/>
+          <w:color w:val="000000" w:themeColor="text1"/>
+          <w:szCs w:val="22"/>
+        </w:rPr>
+      </w:pPr>
+      <w:r>
+        <w:rPr>
+          <w:rFonts w:asciiTheme="minorHAnsi" w:eastAsia="Arial" w:hAnsiTheme="minorHAnsi" w:cstheme="minorHAnsi"/>
+          <w:bCs/>
+          <w:color w:val="000000" w:themeColor="text1"/>
+          <w:szCs w:val="22"/>
+        </w:rPr>
+        <w:br/>
+      </w:r>
+      <w:r>
+        <w:rPr>
+          <w:rFonts w:asciiTheme="minorHAnsi" w:eastAsia="Arial" w:hAnsiTheme="minorHAnsi" w:cstheme="minorHAnsi"/>
+          <w:bCs/>
+          <w:color w:val="000000" w:themeColor="text1"/>
+          <w:szCs w:val="22"/>
+        </w:rPr>
+        <w:t>The purpose of this policy is to:</w:t>
+      </w:r>
     </w:p>
     <w:p>
       <w:pPr>
-        <w:pBdr>
-          <w:top w:val="nil"/>
-          <w:left w:val="nil"/>
-          <w:bottom w:val="nil"/>
-          <w:right w:val="nil"/>
-          <w:between w:val="nil"/>
-        </w:pBdr>
-        <w:spacing w:before="360" w:line="276" w:lineRule="auto"/>
-        <w:rPr>
-          <w:rFonts w:ascii="Arial" w:eastAsia="Arial" w:hAnsi="Arial" w:cs="Arial"/>
-          <w:b/>
-          <w:color w:val="000000"/>
-          <w:szCs w:val="22"/>
-        </w:rPr>
-      </w:pPr>
-      <w:r>
-        <w:rPr>
-          <w:rFonts w:ascii="Arial" w:eastAsia="Arial" w:hAnsi="Arial" w:cs="Arial"/>
-          <w:b/>
-          <w:color w:val="000000"/>
-          <w:szCs w:val="22"/>
-        </w:rPr>
-        <w:t>Purpose</w:t>
-      </w:r>
-    </w:p>
-    <w:p>
-      <w:pPr>
-        <w:pBdr>
-          <w:top w:val="nil"/>
-          <w:left w:val="nil"/>
-          <w:bottom w:val="nil"/>
-          <w:right w:val="nil"/>
-          <w:between w:val="nil"/>
-        </w:pBdr>
-        <w:spacing w:before="120" w:line="288" w:lineRule="auto"/>
-        <w:jc w:val="both"/>
-        <w:rPr>
-          <w:rFonts w:ascii="Arial" w:eastAsia="Arial" w:hAnsi="Arial" w:cs="Arial"/>
-          <w:color w:val="000000"/>
-          <w:szCs w:val="22"/>
-        </w:rPr>
-      </w:pPr>
-      <w:r>
-        <w:rPr>
-          <w:rFonts w:ascii="Arial" w:eastAsia="Arial" w:hAnsi="Arial" w:cs="Arial"/>
-          <w:color w:val="000000"/>
-          <w:szCs w:val="22"/>
-        </w:rPr>
-        <w:t xml:space="preserve">This policy sets the rules for how all staff must use the organisation’s technology, devices, and data. It is designed to protect our employees, customers, and business from </w:t>
-      </w:r>
-      <w:r>
-        <w:rPr>
-          <w:rFonts w:ascii="Arial" w:eastAsia="Arial" w:hAnsi="Arial" w:cs="Arial"/>
-          <w:color w:val="000000"/>
-          <w:szCs w:val="22"/>
-        </w:rPr>
-        <w:t>cyber-attacks</w:t>
-      </w:r>
-      <w:r>
-        <w:rPr>
-          <w:rFonts w:ascii="Arial" w:eastAsia="Arial" w:hAnsi="Arial" w:cs="Arial"/>
-          <w:color w:val="000000"/>
-          <w:szCs w:val="22"/>
-        </w:rPr>
-        <w:t>.</w:t>
-      </w:r>
-    </w:p>
-    <w:p>
-      <w:pPr>
-        <w:pBdr>
-          <w:top w:val="nil"/>
-          <w:left w:val="nil"/>
-          <w:bottom w:val="nil"/>
-          <w:right w:val="nil"/>
-          <w:between w:val="nil"/>
-        </w:pBdr>
-        <w:spacing w:before="120" w:line="288" w:lineRule="auto"/>
-        <w:jc w:val="both"/>
-        <w:rPr>
-          <w:rFonts w:ascii="Arial" w:eastAsia="Arial" w:hAnsi="Arial" w:cs="Arial"/>
-          <w:color w:val="000000"/>
-          <w:szCs w:val="22"/>
-        </w:rPr>
-      </w:pPr>
-      <w:r>
-        <w:rPr>
-          <w:rFonts w:ascii="Arial" w:eastAsia="Arial" w:hAnsi="Arial" w:cs="Arial"/>
-          <w:color w:val="000000"/>
-          <w:szCs w:val="22"/>
-        </w:rPr>
-        <w:t>This document was created directly from the results of our recent Cybersecurity Awareness Survey, which highlighted specific risks in how we handle passwords, phishing emails, personal devices, and incident reporting. This policy explains technical security requirements in plain, everyday language so that every team member can follow them easily.</w:t>
-      </w:r>
-    </w:p>
-    <w:p>
-      <w:pPr>
-        <w:pBdr>
-          <w:top w:val="nil"/>
-          <w:left w:val="nil"/>
-          <w:bottom w:val="nil"/>
-          <w:right w:val="nil"/>
-          <w:between w:val="nil"/>
-        </w:pBdr>
-        <w:spacing w:before="360" w:line="276" w:lineRule="auto"/>
-        <w:rPr>
-          <w:rFonts w:ascii="Arial" w:eastAsia="Arial" w:hAnsi="Arial" w:cs="Arial"/>
-          <w:b/>
-          <w:color w:val="000000"/>
-          <w:szCs w:val="22"/>
-        </w:rPr>
-      </w:pPr>
-      <w:r>
-        <w:rPr>
-          <w:rFonts w:ascii="Arial" w:eastAsia="Arial" w:hAnsi="Arial" w:cs="Arial"/>
-          <w:b/>
-          <w:color w:val="000000"/>
-          <w:szCs w:val="22"/>
-        </w:rPr>
-        <w:t>Scope</w:t>
-      </w:r>
-    </w:p>
-    <w:p>
-      <w:pPr>
-        <w:pBdr>
-          <w:top w:val="nil"/>
-          <w:left w:val="nil"/>
-          <w:bottom w:val="nil"/>
-          <w:right w:val="nil"/>
-          <w:between w:val="nil"/>
-        </w:pBdr>
-        <w:spacing w:before="120" w:line="288" w:lineRule="auto"/>
-        <w:rPr>
-          <w:rFonts w:ascii="Arial" w:eastAsia="Arial" w:hAnsi="Arial" w:cs="Arial"/>
-          <w:color w:val="000000"/>
-          <w:szCs w:val="22"/>
-        </w:rPr>
-      </w:pPr>
-      <w:r>
-        <w:rPr>
-          <w:rFonts w:ascii="Arial" w:eastAsia="Arial" w:hAnsi="Arial" w:cs="Arial"/>
-          <w:color w:val="000000"/>
-          <w:szCs w:val="22"/>
-        </w:rPr>
-        <w:t>This policy applies to:</w:t>
-      </w:r>
-    </w:p>
-    <w:p>
-      <w:pPr>
         <w:numPr>
           <w:ilvl w:val="0"/>
-          <w:numId w:val="18"/>
+          <w:numId w:val="35"/>
         </w:numPr>
         <w:pBdr>
           <w:top w:val="nil"/>
@@ -398,27 +270,29 @@
           <w:right w:val="nil"/>
           <w:between w:val="nil"/>
         </w:pBdr>
-        <w:spacing w:before="0" w:after="0" w:line="288" w:lineRule="auto"/>
-        <w:rPr>
-          <w:rFonts w:ascii="Arial" w:eastAsia="Arial" w:hAnsi="Arial" w:cs="Arial"/>
-          <w:color w:val="000000"/>
-          <w:szCs w:val="22"/>
-        </w:rPr>
-      </w:pPr>
-      <w:r>
-        <w:rPr>
-          <w:rFonts w:ascii="Arial" w:eastAsia="Arial" w:hAnsi="Arial" w:cs="Arial"/>
-          <w:color w:val="000000"/>
-          <w:szCs w:val="22"/>
-        </w:rPr>
-        <w:t>People: All full-time and part-time employees, contractors, and third-party service providers.</w:t>
+        <w:spacing w:before="0" w:after="0"/>
+        <w:rPr>
+          <w:rFonts w:asciiTheme="minorHAnsi" w:eastAsia="Arial" w:hAnsiTheme="minorHAnsi" w:cstheme="minorHAnsi"/>
+          <w:bCs/>
+          <w:color w:val="000000" w:themeColor="text1"/>
+          <w:szCs w:val="22"/>
+        </w:rPr>
+      </w:pPr>
+      <w:r>
+        <w:rPr>
+          <w:rFonts w:asciiTheme="minorHAnsi" w:eastAsia="Arial" w:hAnsiTheme="minorHAnsi" w:cstheme="minorHAnsi"/>
+          <w:bCs/>
+          <w:color w:val="000000" w:themeColor="text1"/>
+          <w:szCs w:val="22"/>
+        </w:rPr>
+        <w:t>Protect the organisation's data and customer information when it is accessed through personal devices.</w:t>
       </w:r>
     </w:p>
     <w:p>
       <w:pPr>
         <w:numPr>
           <w:ilvl w:val="0"/>
-          <w:numId w:val="18"/>
+          <w:numId w:val="35"/>
         </w:numPr>
         <w:pBdr>
           <w:top w:val="nil"/>
@@ -427,27 +301,29 @@
           <w:right w:val="nil"/>
           <w:between w:val="nil"/>
         </w:pBdr>
-        <w:spacing w:before="0" w:after="0" w:line="288" w:lineRule="auto"/>
-        <w:rPr>
-          <w:rFonts w:ascii="Arial" w:eastAsia="Arial" w:hAnsi="Arial" w:cs="Arial"/>
-          <w:color w:val="000000"/>
-          <w:szCs w:val="22"/>
-        </w:rPr>
-      </w:pPr>
-      <w:r>
-        <w:rPr>
-          <w:rFonts w:ascii="Arial" w:eastAsia="Arial" w:hAnsi="Arial" w:cs="Arial"/>
-          <w:color w:val="000000"/>
-          <w:szCs w:val="22"/>
-        </w:rPr>
-        <w:t>Devices: All company-issued computers and phones, as well as approved personal devices used for work.</w:t>
+        <w:spacing w:before="0" w:after="0"/>
+        <w:rPr>
+          <w:rFonts w:asciiTheme="minorHAnsi" w:eastAsia="Arial" w:hAnsiTheme="minorHAnsi" w:cstheme="minorHAnsi"/>
+          <w:bCs/>
+          <w:color w:val="000000" w:themeColor="text1"/>
+          <w:szCs w:val="22"/>
+        </w:rPr>
+      </w:pPr>
+      <w:r>
+        <w:rPr>
+          <w:rFonts w:asciiTheme="minorHAnsi" w:eastAsia="Arial" w:hAnsiTheme="minorHAnsi" w:cstheme="minorHAnsi"/>
+          <w:bCs/>
+          <w:color w:val="000000" w:themeColor="text1"/>
+          <w:szCs w:val="22"/>
+        </w:rPr>
+        <w:t>Clearly define what staff are and are not permitted to do with their personal devices in a work context.</w:t>
       </w:r>
     </w:p>
     <w:p>
       <w:pPr>
         <w:numPr>
           <w:ilvl w:val="0"/>
-          <w:numId w:val="18"/>
+          <w:numId w:val="35"/>
         </w:numPr>
         <w:pBdr>
           <w:top w:val="nil"/>
@@ -456,27 +332,29 @@
           <w:right w:val="nil"/>
           <w:between w:val="nil"/>
         </w:pBdr>
-        <w:spacing w:before="0" w:after="0" w:line="288" w:lineRule="auto"/>
-        <w:rPr>
-          <w:rFonts w:ascii="Arial" w:eastAsia="Arial" w:hAnsi="Arial" w:cs="Arial"/>
-          <w:color w:val="000000"/>
-          <w:szCs w:val="22"/>
-        </w:rPr>
-      </w:pPr>
-      <w:r>
-        <w:rPr>
-          <w:rFonts w:ascii="Arial" w:eastAsia="Arial" w:hAnsi="Arial" w:cs="Arial"/>
-          <w:color w:val="000000"/>
-          <w:szCs w:val="22"/>
-        </w:rPr>
-        <w:t>Systems: All company networks, software applications, and email platforms.</w:t>
+        <w:spacing w:before="0" w:after="0"/>
+        <w:rPr>
+          <w:rFonts w:asciiTheme="minorHAnsi" w:eastAsia="Arial" w:hAnsiTheme="minorHAnsi" w:cstheme="minorHAnsi"/>
+          <w:bCs/>
+          <w:color w:val="000000" w:themeColor="text1"/>
+          <w:szCs w:val="22"/>
+        </w:rPr>
+      </w:pPr>
+      <w:r>
+        <w:rPr>
+          <w:rFonts w:asciiTheme="minorHAnsi" w:eastAsia="Arial" w:hAnsiTheme="minorHAnsi" w:cstheme="minorHAnsi"/>
+          <w:bCs/>
+          <w:color w:val="000000" w:themeColor="text1"/>
+          <w:szCs w:val="22"/>
+        </w:rPr>
+        <w:t>Address the cybersecurity risks identified through the organisation's awareness survey, in particular the use of unmanaged personal devices to access corporate systems and the management of work credentials on personal platforms.</w:t>
       </w:r>
     </w:p>
     <w:p>
       <w:pPr>
         <w:numPr>
           <w:ilvl w:val="0"/>
-          <w:numId w:val="18"/>
+          <w:numId w:val="35"/>
         </w:numPr>
         <w:pBdr>
           <w:top w:val="nil"/>
@@ -485,20 +363,22 @@
           <w:right w:val="nil"/>
           <w:between w:val="nil"/>
         </w:pBdr>
-        <w:spacing w:before="0" w:after="0" w:line="288" w:lineRule="auto"/>
-        <w:rPr>
-          <w:rFonts w:ascii="Arial" w:eastAsia="Arial" w:hAnsi="Arial" w:cs="Arial"/>
-          <w:color w:val="000000"/>
-          <w:szCs w:val="22"/>
-        </w:rPr>
-      </w:pPr>
-      <w:r>
-        <w:rPr>
-          <w:rFonts w:ascii="Arial" w:eastAsia="Arial" w:hAnsi="Arial" w:cs="Arial"/>
-          <w:color w:val="000000"/>
-          <w:szCs w:val="22"/>
-        </w:rPr>
-        <w:t>Data: All business and customer information handled during your work.</w:t>
+        <w:spacing w:before="0" w:after="0"/>
+        <w:rPr>
+          <w:rFonts w:asciiTheme="minorHAnsi" w:eastAsia="Arial" w:hAnsiTheme="minorHAnsi" w:cstheme="minorHAnsi"/>
+          <w:bCs/>
+          <w:color w:val="000000" w:themeColor="text1"/>
+          <w:szCs w:val="22"/>
+        </w:rPr>
+      </w:pPr>
+      <w:r>
+        <w:rPr>
+          <w:rFonts w:asciiTheme="minorHAnsi" w:eastAsia="Arial" w:hAnsiTheme="minorHAnsi" w:cstheme="minorHAnsi"/>
+          <w:bCs/>
+          <w:color w:val="000000" w:themeColor="text1"/>
+          <w:szCs w:val="22"/>
+        </w:rPr>
+        <w:t>Ensure compliance with applicable Australian and international legislative requirements.</w:t>
       </w:r>
     </w:p>
     <w:p>
@@ -510,11 +390,11 @@
           <w:right w:val="nil"/>
           <w:between w:val="nil"/>
         </w:pBdr>
-        <w:spacing w:before="120" w:line="288" w:lineRule="auto"/>
-        <w:rPr>
-          <w:rFonts w:ascii="Arial" w:eastAsia="Arial" w:hAnsi="Arial" w:cs="Arial"/>
-          <w:b/>
-          <w:color w:val="000000"/>
+        <w:spacing w:before="0" w:after="0"/>
+        <w:rPr>
+          <w:rFonts w:asciiTheme="minorHAnsi" w:eastAsia="Arial" w:hAnsiTheme="minorHAnsi" w:cstheme="minorHAnsi"/>
+          <w:bCs/>
+          <w:color w:val="000000" w:themeColor="text1"/>
           <w:szCs w:val="22"/>
         </w:rPr>
       </w:pPr>
@@ -528,92 +408,29 @@
           <w:right w:val="nil"/>
           <w:between w:val="nil"/>
         </w:pBdr>
-        <w:spacing w:before="120" w:line="288" w:lineRule="auto"/>
-        <w:rPr>
-          <w:rFonts w:ascii="Arial" w:eastAsia="Arial" w:hAnsi="Arial" w:cs="Arial"/>
-          <w:color w:val="000000"/>
-          <w:szCs w:val="22"/>
-        </w:rPr>
-      </w:pPr>
-      <w:r>
-        <w:rPr>
-          <w:rFonts w:ascii="Arial" w:eastAsia="Arial" w:hAnsi="Arial" w:cs="Arial"/>
-          <w:b/>
-          <w:color w:val="000000"/>
-          <w:szCs w:val="22"/>
-        </w:rPr>
-        <w:t>Polic</w:t>
-      </w:r>
-      <w:r>
-        <w:rPr>
-          <w:rFonts w:ascii="Arial" w:eastAsia="Arial" w:hAnsi="Arial" w:cs="Arial"/>
-          <w:b/>
-          <w:color w:val="000000"/>
-          <w:szCs w:val="22"/>
-        </w:rPr>
-        <w:t>y</w:t>
+        <w:spacing w:before="0" w:after="0"/>
+        <w:rPr>
+          <w:rFonts w:asciiTheme="minorHAnsi" w:eastAsia="Arial" w:hAnsiTheme="minorHAnsi" w:cstheme="minorHAnsi"/>
+          <w:bCs/>
+          <w:color w:val="000000" w:themeColor="text1"/>
+          <w:szCs w:val="22"/>
+        </w:rPr>
+      </w:pPr>
+      <w:r>
+        <w:rPr>
+          <w:rFonts w:asciiTheme="minorHAnsi" w:eastAsia="Arial" w:hAnsiTheme="minorHAnsi" w:cstheme="minorHAnsi"/>
+          <w:bCs/>
+          <w:color w:val="000000" w:themeColor="text1"/>
+          <w:szCs w:val="22"/>
+        </w:rPr>
+        <w:t>This policy has been developed in alignment with the following legislation:</w:t>
       </w:r>
     </w:p>
     <w:p>
       <w:pPr>
-        <w:pBdr>
-          <w:top w:val="nil"/>
-          <w:left w:val="nil"/>
-          <w:bottom w:val="nil"/>
-          <w:right w:val="nil"/>
-          <w:between w:val="nil"/>
-        </w:pBdr>
-        <w:spacing w:before="360" w:line="276" w:lineRule="auto"/>
-        <w:jc w:val="both"/>
-        <w:rPr>
-          <w:rFonts w:ascii="Arial" w:eastAsia="Arial" w:hAnsi="Arial" w:cs="Arial"/>
-          <w:bCs/>
-          <w:color w:val="000000"/>
-          <w:szCs w:val="22"/>
-        </w:rPr>
-      </w:pPr>
-      <w:r>
-        <w:rPr>
-          <w:rFonts w:ascii="Arial" w:eastAsia="Arial" w:hAnsi="Arial" w:cs="Arial"/>
-          <w:bCs/>
-          <w:color w:val="000000"/>
-          <w:szCs w:val="22"/>
-        </w:rPr>
-        <w:t>All users must handle organisation systems and data lawfully and responsibly. Company technology resources are valuable business assets. Any activity that exposes the company to legal, financial, or cyber risks is strictly prohibited. Security measures are designed to keep us safe without slowing down your daily work; in return, every employee is expected to actively maintain these safety standards.</w:t>
-      </w:r>
-    </w:p>
-    <w:p>
-      <w:pPr>
-        <w:pBdr>
-          <w:top w:val="nil"/>
-          <w:left w:val="nil"/>
-          <w:bottom w:val="nil"/>
-          <w:right w:val="nil"/>
-          <w:between w:val="nil"/>
-        </w:pBdr>
-        <w:spacing w:before="360" w:line="276" w:lineRule="auto"/>
-        <w:rPr>
-          <w:rFonts w:ascii="Arial" w:eastAsia="Arial" w:hAnsi="Arial" w:cs="Arial"/>
-          <w:bCs/>
-          <w:color w:val="000000"/>
-          <w:szCs w:val="22"/>
-        </w:rPr>
-      </w:pPr>
-      <w:r>
-        <w:rPr>
-          <w:rFonts w:ascii="Arial" w:eastAsia="Arial" w:hAnsi="Arial" w:cs="Arial"/>
-          <w:bCs/>
-          <w:color w:val="000000"/>
-          <w:szCs w:val="22"/>
-        </w:rPr>
-        <w:t>This policy aligns with key Australian legal frameworks:</w:t>
-      </w:r>
-    </w:p>
-    <w:p>
-      <w:pPr>
         <w:numPr>
           <w:ilvl w:val="0"/>
-          <w:numId w:val="19"/>
+          <w:numId w:val="35"/>
         </w:numPr>
         <w:pBdr>
           <w:top w:val="nil"/>
@@ -622,19 +439,19 @@
           <w:right w:val="nil"/>
           <w:between w:val="nil"/>
         </w:pBdr>
-        <w:spacing w:before="0" w:after="0" w:line="276" w:lineRule="auto"/>
-        <w:rPr>
-          <w:rFonts w:ascii="Arial" w:eastAsia="Arial" w:hAnsi="Arial" w:cs="Arial"/>
-          <w:bCs/>
-          <w:color w:val="000000"/>
-          <w:szCs w:val="22"/>
-        </w:rPr>
-      </w:pPr>
-      <w:r>
-        <w:rPr>
-          <w:rFonts w:ascii="Arial" w:eastAsia="Arial" w:hAnsi="Arial" w:cs="Arial"/>
-          <w:bCs/>
-          <w:color w:val="000000"/>
+        <w:spacing w:before="0" w:after="0"/>
+        <w:rPr>
+          <w:rFonts w:asciiTheme="minorHAnsi" w:eastAsia="Arial" w:hAnsiTheme="minorHAnsi" w:cstheme="minorHAnsi"/>
+          <w:bCs/>
+          <w:color w:val="000000" w:themeColor="text1"/>
+          <w:szCs w:val="22"/>
+        </w:rPr>
+      </w:pPr>
+      <w:r>
+        <w:rPr>
+          <w:rFonts w:asciiTheme="minorHAnsi" w:eastAsia="Arial" w:hAnsiTheme="minorHAnsi" w:cstheme="minorHAnsi"/>
+          <w:bCs/>
+          <w:color w:val="000000" w:themeColor="text1"/>
           <w:szCs w:val="22"/>
         </w:rPr>
         <w:t>Privacy Act 1988 (</w:t>
@@ -642,9 +459,9 @@
       <w:proofErr w:type="spellStart"/>
       <w:r>
         <w:rPr>
-          <w:rFonts w:ascii="Arial" w:eastAsia="Arial" w:hAnsi="Arial" w:cs="Arial"/>
-          <w:bCs/>
-          <w:color w:val="000000"/>
+          <w:rFonts w:asciiTheme="minorHAnsi" w:eastAsia="Arial" w:hAnsiTheme="minorHAnsi" w:cstheme="minorHAnsi"/>
+          <w:bCs/>
+          <w:color w:val="000000" w:themeColor="text1"/>
           <w:szCs w:val="22"/>
         </w:rPr>
         <w:t>Cth</w:t>
@@ -652,19 +469,19 @@
       <w:proofErr w:type="spellEnd"/>
       <w:r>
         <w:rPr>
-          <w:rFonts w:ascii="Arial" w:eastAsia="Arial" w:hAnsi="Arial" w:cs="Arial"/>
-          <w:bCs/>
-          <w:color w:val="000000"/>
-          <w:szCs w:val="22"/>
-        </w:rPr>
-        <w:t>) &amp; Australian Privacy Principles (APPs): Rules governing how we collect and protect personal information.</w:t>
+          <w:rFonts w:asciiTheme="minorHAnsi" w:eastAsia="Arial" w:hAnsiTheme="minorHAnsi" w:cstheme="minorHAnsi"/>
+          <w:bCs/>
+          <w:color w:val="000000" w:themeColor="text1"/>
+          <w:szCs w:val="22"/>
+        </w:rPr>
+        <w:t>) - governs the collection, use, storage, and disclosure of personal information, including customer data that may be accessible via a personal device connected to organisational systems.</w:t>
       </w:r>
     </w:p>
     <w:p>
       <w:pPr>
         <w:numPr>
           <w:ilvl w:val="0"/>
-          <w:numId w:val="19"/>
+          <w:numId w:val="35"/>
         </w:numPr>
         <w:pBdr>
           <w:top w:val="nil"/>
@@ -673,29 +490,49 @@
           <w:right w:val="nil"/>
           <w:between w:val="nil"/>
         </w:pBdr>
-        <w:spacing w:before="0" w:after="0" w:line="276" w:lineRule="auto"/>
-        <w:rPr>
-          <w:rFonts w:ascii="Arial" w:eastAsia="Arial" w:hAnsi="Arial" w:cs="Arial"/>
-          <w:bCs/>
-          <w:color w:val="000000"/>
-          <w:szCs w:val="22"/>
-        </w:rPr>
-      </w:pPr>
-      <w:r>
-        <w:rPr>
-          <w:rFonts w:ascii="Arial" w:eastAsia="Arial" w:hAnsi="Arial" w:cs="Arial"/>
-          <w:bCs/>
-          <w:color w:val="000000"/>
-          <w:szCs w:val="22"/>
-        </w:rPr>
-        <w:t>Notifiable Data Breaches (NDB) Scheme: A legal requirement to report data breaches that might cause serious harm.</w:t>
+        <w:spacing w:before="0" w:after="0"/>
+        <w:rPr>
+          <w:rFonts w:asciiTheme="minorHAnsi" w:eastAsia="Arial" w:hAnsiTheme="minorHAnsi" w:cstheme="minorHAnsi"/>
+          <w:bCs/>
+          <w:color w:val="000000" w:themeColor="text1"/>
+          <w:szCs w:val="22"/>
+        </w:rPr>
+      </w:pPr>
+      <w:r>
+        <w:rPr>
+          <w:rFonts w:asciiTheme="minorHAnsi" w:eastAsia="Arial" w:hAnsiTheme="minorHAnsi" w:cstheme="minorHAnsi"/>
+          <w:bCs/>
+          <w:color w:val="000000" w:themeColor="text1"/>
+          <w:szCs w:val="22"/>
+        </w:rPr>
+        <w:t>Privacy Amendment (Notifiable Data Breaches) Act 2017 (</w:t>
+      </w:r>
+      <w:proofErr w:type="spellStart"/>
+      <w:r>
+        <w:rPr>
+          <w:rFonts w:asciiTheme="minorHAnsi" w:eastAsia="Arial" w:hAnsiTheme="minorHAnsi" w:cstheme="minorHAnsi"/>
+          <w:bCs/>
+          <w:color w:val="000000" w:themeColor="text1"/>
+          <w:szCs w:val="22"/>
+        </w:rPr>
+        <w:t>Cth</w:t>
+      </w:r>
+      <w:proofErr w:type="spellEnd"/>
+      <w:r>
+        <w:rPr>
+          <w:rFonts w:asciiTheme="minorHAnsi" w:eastAsia="Arial" w:hAnsiTheme="minorHAnsi" w:cstheme="minorHAnsi"/>
+          <w:bCs/>
+          <w:color w:val="000000" w:themeColor="text1"/>
+          <w:szCs w:val="22"/>
+        </w:rPr>
+        <w:t>) - requires the organisation to notify the Office of the Australian Information Commissioner (OAIC) and affected individuals when a data breach involving personal information is likely to cause serious harm. This includes incidents originating from or involving a personal device.</w:t>
       </w:r>
     </w:p>
     <w:p>
       <w:pPr>
         <w:numPr>
           <w:ilvl w:val="0"/>
-          <w:numId w:val="19"/>
+          <w:numId w:val="35"/>
         </w:numPr>
         <w:pBdr>
           <w:top w:val="nil"/>
@@ -704,69 +541,81 @@
           <w:right w:val="nil"/>
           <w:between w:val="nil"/>
         </w:pBdr>
-        <w:spacing w:before="0" w:after="0" w:line="276" w:lineRule="auto"/>
-        <w:rPr>
-          <w:rFonts w:ascii="Arial" w:eastAsia="Arial" w:hAnsi="Arial" w:cs="Arial"/>
-          <w:bCs/>
-          <w:color w:val="000000"/>
-          <w:szCs w:val="22"/>
-        </w:rPr>
-      </w:pPr>
-      <w:r>
-        <w:rPr>
-          <w:rFonts w:ascii="Arial" w:eastAsia="Arial" w:hAnsi="Arial" w:cs="Arial"/>
-          <w:bCs/>
-          <w:color w:val="000000"/>
-          <w:szCs w:val="22"/>
-        </w:rPr>
-        <w:t>Cybercrime Act 2001 (</w:t>
-      </w:r>
-      <w:proofErr w:type="spellStart"/>
-      <w:r>
-        <w:rPr>
-          <w:rFonts w:ascii="Arial" w:eastAsia="Arial" w:hAnsi="Arial" w:cs="Arial"/>
-          <w:bCs/>
-          <w:color w:val="000000"/>
-          <w:szCs w:val="22"/>
-        </w:rPr>
-        <w:t>Cth</w:t>
-      </w:r>
-      <w:proofErr w:type="spellEnd"/>
-      <w:r>
-        <w:rPr>
-          <w:rFonts w:ascii="Arial" w:eastAsia="Arial" w:hAnsi="Arial" w:cs="Arial"/>
-          <w:bCs/>
-          <w:color w:val="000000"/>
-          <w:szCs w:val="22"/>
-        </w:rPr>
-        <w:t>) &amp; Spam Act 2003 (</w:t>
-      </w:r>
-      <w:proofErr w:type="spellStart"/>
-      <w:r>
-        <w:rPr>
-          <w:rFonts w:ascii="Arial" w:eastAsia="Arial" w:hAnsi="Arial" w:cs="Arial"/>
-          <w:bCs/>
-          <w:color w:val="000000"/>
-          <w:szCs w:val="22"/>
-        </w:rPr>
-        <w:t>Cth</w:t>
-      </w:r>
-      <w:proofErr w:type="spellEnd"/>
-      <w:r>
-        <w:rPr>
-          <w:rFonts w:ascii="Arial" w:eastAsia="Arial" w:hAnsi="Arial" w:cs="Arial"/>
-          <w:bCs/>
-          <w:color w:val="000000"/>
-          <w:szCs w:val="22"/>
-        </w:rPr>
-        <w:t>): Laws preventing unauthorized system access and regulating commercial emails.</w:t>
+        <w:spacing w:before="0" w:after="0"/>
+        <w:rPr>
+          <w:rFonts w:asciiTheme="minorHAnsi" w:eastAsia="Arial" w:hAnsiTheme="minorHAnsi" w:cstheme="minorHAnsi"/>
+          <w:bCs/>
+          <w:color w:val="000000" w:themeColor="text1"/>
+          <w:szCs w:val="22"/>
+        </w:rPr>
+      </w:pPr>
+      <w:r>
+        <w:rPr>
+          <w:rFonts w:asciiTheme="minorHAnsi" w:eastAsia="Arial" w:hAnsiTheme="minorHAnsi" w:cstheme="minorHAnsi"/>
+          <w:bCs/>
+          <w:color w:val="000000" w:themeColor="text1"/>
+          <w:szCs w:val="22"/>
+        </w:rPr>
+        <w:t>National Cybersecurity Protection Act 2024 (USA) - applies to operations and data involving United States-based customers or systems, establishing baseline security requirements for connected devices and the protection of data accessed or stored on those devices.</w:t>
       </w:r>
     </w:p>
     <w:p>
       <w:pPr>
+        <w:pBdr>
+          <w:top w:val="nil"/>
+          <w:left w:val="nil"/>
+          <w:bottom w:val="nil"/>
+          <w:right w:val="nil"/>
+          <w:between w:val="nil"/>
+        </w:pBdr>
+        <w:spacing w:before="360"/>
+        <w:rPr>
+          <w:rFonts w:asciiTheme="minorHAnsi" w:eastAsia="Arial" w:hAnsiTheme="minorHAnsi" w:cstheme="minorHAnsi"/>
+          <w:b/>
+          <w:color w:val="000000" w:themeColor="text1"/>
+          <w:sz w:val="24"/>
+        </w:rPr>
+      </w:pPr>
+      <w:r>
+        <w:rPr>
+          <w:rFonts w:asciiTheme="minorHAnsi" w:eastAsia="Arial" w:hAnsiTheme="minorHAnsi" w:cstheme="minorHAnsi"/>
+          <w:b/>
+          <w:color w:val="000000" w:themeColor="text1"/>
+          <w:sz w:val="24"/>
+        </w:rPr>
+        <w:t>Scope</w:t>
+      </w:r>
+    </w:p>
+    <w:p>
+      <w:pPr>
+        <w:pBdr>
+          <w:top w:val="nil"/>
+          <w:left w:val="nil"/>
+          <w:bottom w:val="nil"/>
+          <w:right w:val="nil"/>
+          <w:between w:val="nil"/>
+        </w:pBdr>
+        <w:spacing w:before="0" w:after="0"/>
+        <w:rPr>
+          <w:rFonts w:asciiTheme="minorHAnsi" w:eastAsia="Arial" w:hAnsiTheme="minorHAnsi" w:cstheme="minorHAnsi"/>
+          <w:color w:val="000000" w:themeColor="text1"/>
+          <w:szCs w:val="22"/>
+        </w:rPr>
+      </w:pPr>
+      <w:r>
+        <w:rPr>
+          <w:rFonts w:asciiTheme="minorHAnsi" w:eastAsia="Arial" w:hAnsiTheme="minorHAnsi" w:cstheme="minorHAnsi"/>
+          <w:color w:val="000000" w:themeColor="text1"/>
+          <w:szCs w:val="22"/>
+        </w:rPr>
+        <w:t>This policy applies to:</w:t>
+      </w:r>
+    </w:p>
+    <w:p>
+      <w:pPr>
         <w:numPr>
           <w:ilvl w:val="0"/>
-          <w:numId w:val="19"/>
+          <w:numId w:val="35"/>
         </w:numPr>
         <w:pBdr>
           <w:top w:val="nil"/>
@@ -775,49 +624,27 @@
           <w:right w:val="nil"/>
           <w:between w:val="nil"/>
         </w:pBdr>
-        <w:spacing w:before="0" w:after="0" w:line="276" w:lineRule="auto"/>
-        <w:rPr>
-          <w:rFonts w:ascii="Arial" w:eastAsia="Arial" w:hAnsi="Arial" w:cs="Arial"/>
-          <w:bCs/>
-          <w:color w:val="000000"/>
-          <w:szCs w:val="22"/>
-        </w:rPr>
-      </w:pPr>
-      <w:r>
-        <w:rPr>
-          <w:rFonts w:ascii="Arial" w:eastAsia="Arial" w:hAnsi="Arial" w:cs="Arial"/>
-          <w:bCs/>
-          <w:color w:val="000000"/>
-          <w:szCs w:val="22"/>
-        </w:rPr>
-        <w:t xml:space="preserve">APRA Prudential Standard CPS 234 (Information Security): Rules requiring financial entities to maintain strong </w:t>
-      </w:r>
-      <w:proofErr w:type="spellStart"/>
-      <w:r>
-        <w:rPr>
-          <w:rFonts w:ascii="Arial" w:eastAsia="Arial" w:hAnsi="Arial" w:cs="Arial"/>
-          <w:bCs/>
-          <w:color w:val="000000"/>
-          <w:szCs w:val="22"/>
-        </w:rPr>
-        <w:t>defenses</w:t>
-      </w:r>
-      <w:proofErr w:type="spellEnd"/>
-      <w:r>
-        <w:rPr>
-          <w:rFonts w:ascii="Arial" w:eastAsia="Arial" w:hAnsi="Arial" w:cs="Arial"/>
-          <w:bCs/>
-          <w:color w:val="000000"/>
-          <w:szCs w:val="22"/>
-        </w:rPr>
-        <w:t xml:space="preserve"> against data threats.</w:t>
+        <w:spacing w:before="0" w:after="0"/>
+        <w:rPr>
+          <w:rFonts w:asciiTheme="minorHAnsi" w:eastAsia="Arial" w:hAnsiTheme="minorHAnsi" w:cstheme="minorHAnsi"/>
+          <w:color w:val="000000" w:themeColor="text1"/>
+          <w:szCs w:val="22"/>
+        </w:rPr>
+      </w:pPr>
+      <w:r>
+        <w:rPr>
+          <w:rFonts w:asciiTheme="minorHAnsi" w:eastAsia="Arial" w:hAnsiTheme="minorHAnsi" w:cstheme="minorHAnsi"/>
+          <w:color w:val="000000" w:themeColor="text1"/>
+          <w:szCs w:val="22"/>
+        </w:rPr>
+        <w:t>All permanent and casual employees who use a personal device to access any organisational system, application, email account, or data.</w:t>
       </w:r>
     </w:p>
     <w:p>
       <w:pPr>
         <w:numPr>
           <w:ilvl w:val="0"/>
-          <w:numId w:val="19"/>
+          <w:numId w:val="35"/>
         </w:numPr>
         <w:pBdr>
           <w:top w:val="nil"/>
@@ -826,86 +653,27 @@
           <w:right w:val="nil"/>
           <w:between w:val="nil"/>
         </w:pBdr>
-        <w:spacing w:before="0" w:after="0" w:line="276" w:lineRule="auto"/>
-        <w:rPr>
-          <w:rFonts w:ascii="Arial" w:eastAsia="Arial" w:hAnsi="Arial" w:cs="Arial"/>
-          <w:bCs/>
-          <w:color w:val="000000"/>
-          <w:szCs w:val="22"/>
-        </w:rPr>
-      </w:pPr>
-      <w:r>
-        <w:rPr>
-          <w:rFonts w:ascii="Arial" w:eastAsia="Arial" w:hAnsi="Arial" w:cs="Arial"/>
-          <w:bCs/>
-          <w:color w:val="000000"/>
-          <w:szCs w:val="22"/>
-        </w:rPr>
-        <w:lastRenderedPageBreak/>
-        <w:t>ASD Essential Eight: A baseline checklist of top cybersecurity practices recommended by the Australian government.</w:t>
+        <w:spacing w:before="0" w:after="0"/>
+        <w:rPr>
+          <w:rFonts w:asciiTheme="minorHAnsi" w:eastAsia="Arial" w:hAnsiTheme="minorHAnsi" w:cstheme="minorHAnsi"/>
+          <w:color w:val="000000" w:themeColor="text1"/>
+          <w:szCs w:val="22"/>
+        </w:rPr>
+      </w:pPr>
+      <w:r>
+        <w:rPr>
+          <w:rFonts w:asciiTheme="minorHAnsi" w:eastAsia="Arial" w:hAnsiTheme="minorHAnsi" w:cstheme="minorHAnsi"/>
+          <w:color w:val="000000" w:themeColor="text1"/>
+          <w:szCs w:val="22"/>
+        </w:rPr>
+        <w:t>Contractors and third-party personnel who have been granted access to organisational resources via a personal device.</w:t>
       </w:r>
     </w:p>
     <w:p>
       <w:pPr>
-        <w:pBdr>
-          <w:top w:val="nil"/>
-          <w:left w:val="nil"/>
-          <w:bottom w:val="nil"/>
-          <w:right w:val="nil"/>
-          <w:between w:val="nil"/>
-        </w:pBdr>
-        <w:spacing w:before="360" w:line="276" w:lineRule="auto"/>
-        <w:rPr>
-          <w:rFonts w:ascii="Arial" w:eastAsia="Arial" w:hAnsi="Arial" w:cs="Arial"/>
-          <w:b/>
-          <w:color w:val="000000"/>
-          <w:szCs w:val="22"/>
-        </w:rPr>
-      </w:pPr>
-      <w:r>
-        <w:rPr>
-          <w:rFonts w:ascii="Arial" w:eastAsia="Arial" w:hAnsi="Arial" w:cs="Arial"/>
-          <w:b/>
-          <w:color w:val="000000"/>
-          <w:szCs w:val="22"/>
-        </w:rPr>
-        <w:t>Principles</w:t>
-      </w:r>
-    </w:p>
-    <w:p>
-      <w:pPr>
-        <w:pBdr>
-          <w:top w:val="nil"/>
-          <w:left w:val="nil"/>
-          <w:bottom w:val="nil"/>
-          <w:right w:val="nil"/>
-          <w:between w:val="nil"/>
-        </w:pBdr>
-        <w:spacing w:before="360" w:line="276" w:lineRule="auto"/>
-        <w:jc w:val="both"/>
-        <w:rPr>
-          <w:rFonts w:ascii="Arial" w:eastAsia="Arial" w:hAnsi="Arial" w:cs="Arial"/>
-          <w:bCs/>
-          <w:color w:val="000000"/>
-          <w:szCs w:val="22"/>
-        </w:rPr>
-      </w:pPr>
-      <w:r>
-        <w:rPr>
-          <w:rFonts w:ascii="Arial" w:eastAsia="Arial" w:hAnsi="Arial" w:cs="Arial"/>
-          <w:bCs/>
-          <w:color w:val="000000"/>
-          <w:szCs w:val="22"/>
-        </w:rPr>
-        <w:t>The following principles underpin this policy and must guide the behaviour of all staff when using organisational systems and data.</w:t>
-      </w:r>
-    </w:p>
-    <w:p>
-      <w:pPr>
-        <w:pStyle w:val="ListParagraph"/>
         <w:numPr>
           <w:ilvl w:val="0"/>
-          <w:numId w:val="25"/>
+          <w:numId w:val="35"/>
         </w:numPr>
         <w:pBdr>
           <w:top w:val="nil"/>
@@ -914,22 +682,134 @@
           <w:right w:val="nil"/>
           <w:between w:val="nil"/>
         </w:pBdr>
-        <w:spacing w:before="120" w:line="288" w:lineRule="auto"/>
-        <w:rPr>
-          <w:rFonts w:ascii="Arial" w:eastAsia="Arial" w:hAnsi="Arial" w:cs="Arial"/>
-          <w:bCs/>
-          <w:color w:val="000000"/>
-          <w:szCs w:val="22"/>
-        </w:rPr>
-      </w:pPr>
-      <w:r>
-        <w:rPr>
-          <w:rFonts w:ascii="Arial" w:eastAsia="Arial" w:hAnsi="Arial" w:cs="Arial"/>
-          <w:bCs/>
-          <w:color w:val="000000"/>
-          <w:szCs w:val="22"/>
-        </w:rPr>
-        <w:t>Least Privilege (Need-to-Know): You will only be given access to the specific files and systems required to do your job.</w:t>
+        <w:spacing w:before="0" w:after="0"/>
+        <w:rPr>
+          <w:rFonts w:asciiTheme="minorHAnsi" w:eastAsia="Arial" w:hAnsiTheme="minorHAnsi" w:cstheme="minorHAnsi"/>
+          <w:color w:val="000000" w:themeColor="text1"/>
+          <w:szCs w:val="22"/>
+        </w:rPr>
+      </w:pPr>
+      <w:r>
+        <w:rPr>
+          <w:rFonts w:asciiTheme="minorHAnsi" w:eastAsia="Arial" w:hAnsiTheme="minorHAnsi" w:cstheme="minorHAnsi"/>
+          <w:color w:val="000000" w:themeColor="text1"/>
+          <w:szCs w:val="22"/>
+        </w:rPr>
+        <w:t>All organisational platforms and data accessible via a personal device, including corporate email, cloud storage, financial and banking systems, and remote desktop environments.</w:t>
+      </w:r>
+    </w:p>
+    <w:p>
+      <w:pPr>
+        <w:pBdr>
+          <w:top w:val="nil"/>
+          <w:left w:val="nil"/>
+          <w:bottom w:val="nil"/>
+          <w:right w:val="nil"/>
+          <w:between w:val="nil"/>
+        </w:pBdr>
+        <w:spacing w:before="0" w:after="0"/>
+        <w:rPr>
+          <w:rFonts w:asciiTheme="minorHAnsi" w:eastAsia="Arial" w:hAnsiTheme="minorHAnsi" w:cstheme="minorHAnsi"/>
+          <w:color w:val="000000" w:themeColor="text1"/>
+          <w:szCs w:val="22"/>
+        </w:rPr>
+      </w:pPr>
+    </w:p>
+    <w:p>
+      <w:pPr>
+        <w:pBdr>
+          <w:top w:val="nil"/>
+          <w:left w:val="nil"/>
+          <w:bottom w:val="nil"/>
+          <w:right w:val="nil"/>
+          <w:between w:val="nil"/>
+        </w:pBdr>
+        <w:spacing w:before="0" w:after="0"/>
+        <w:rPr>
+          <w:rFonts w:asciiTheme="minorHAnsi" w:eastAsia="Arial" w:hAnsiTheme="minorHAnsi" w:cstheme="minorHAnsi"/>
+          <w:color w:val="000000" w:themeColor="text1"/>
+          <w:szCs w:val="22"/>
+        </w:rPr>
+      </w:pPr>
+      <w:r>
+        <w:rPr>
+          <w:rFonts w:asciiTheme="minorHAnsi" w:eastAsia="Arial" w:hAnsiTheme="minorHAnsi" w:cstheme="minorHAnsi"/>
+          <w:color w:val="000000" w:themeColor="text1"/>
+          <w:szCs w:val="22"/>
+        </w:rPr>
+        <w:t>This policy does not apply to fully company-managed devices issued by the organisation's IT team. Those devices are governed by the Device and Endpoint Security Policy.</w:t>
+      </w:r>
+    </w:p>
+    <w:p>
+      <w:pPr>
+        <w:pBdr>
+          <w:top w:val="nil"/>
+          <w:left w:val="nil"/>
+          <w:bottom w:val="nil"/>
+          <w:right w:val="nil"/>
+          <w:between w:val="nil"/>
+        </w:pBdr>
+        <w:spacing w:before="120"/>
+        <w:rPr>
+          <w:rFonts w:asciiTheme="minorHAnsi" w:eastAsia="Arial" w:hAnsiTheme="minorHAnsi" w:cstheme="minorHAnsi"/>
+          <w:b/>
+          <w:color w:val="000000" w:themeColor="text1"/>
+          <w:szCs w:val="22"/>
+        </w:rPr>
+      </w:pPr>
+    </w:p>
+    <w:p>
+      <w:pPr>
+        <w:pBdr>
+          <w:top w:val="nil"/>
+          <w:left w:val="nil"/>
+          <w:bottom w:val="nil"/>
+          <w:right w:val="nil"/>
+          <w:between w:val="nil"/>
+        </w:pBdr>
+        <w:spacing w:before="120"/>
+        <w:rPr>
+          <w:rFonts w:asciiTheme="minorHAnsi" w:eastAsia="Arial" w:hAnsiTheme="minorHAnsi" w:cstheme="minorHAnsi"/>
+          <w:b/>
+          <w:color w:val="000000" w:themeColor="text1"/>
+          <w:sz w:val="24"/>
+        </w:rPr>
+      </w:pPr>
+      <w:r>
+        <w:rPr>
+          <w:rFonts w:asciiTheme="minorHAnsi" w:eastAsia="Arial" w:hAnsiTheme="minorHAnsi" w:cstheme="minorHAnsi"/>
+          <w:b/>
+          <w:color w:val="000000" w:themeColor="text1"/>
+          <w:sz w:val="24"/>
+        </w:rPr>
+        <w:t>Polic</w:t>
+      </w:r>
+      <w:r>
+        <w:rPr>
+          <w:rFonts w:asciiTheme="minorHAnsi" w:eastAsia="Arial" w:hAnsiTheme="minorHAnsi" w:cstheme="minorHAnsi"/>
+          <w:b/>
+          <w:color w:val="000000" w:themeColor="text1"/>
+          <w:sz w:val="24"/>
+        </w:rPr>
+        <w:t>y</w:t>
+      </w:r>
+      <w:r>
+        <w:rPr>
+          <w:rFonts w:asciiTheme="minorHAnsi" w:eastAsia="Arial" w:hAnsiTheme="minorHAnsi" w:cstheme="minorHAnsi"/>
+          <w:b/>
+          <w:color w:val="000000" w:themeColor="text1"/>
+          <w:sz w:val="24"/>
+        </w:rPr>
+        <w:t xml:space="preserve"> p</w:t>
+      </w:r>
+      <w:r>
+        <w:rPr>
+          <w:rFonts w:asciiTheme="minorHAnsi" w:eastAsia="Arial" w:hAnsiTheme="minorHAnsi" w:cstheme="minorHAnsi"/>
+          <w:b/>
+          <w:color w:val="000000" w:themeColor="text1"/>
+          <w:sz w:val="24"/>
+        </w:rPr>
+        <w:t>rinciples</w:t>
       </w:r>
     </w:p>
     <w:p>
@@ -937,7 +817,7 @@
         <w:pStyle w:val="ListParagraph"/>
         <w:numPr>
           <w:ilvl w:val="0"/>
-          <w:numId w:val="25"/>
+          <w:numId w:val="36"/>
         </w:numPr>
         <w:pBdr>
           <w:top w:val="nil"/>
@@ -946,30 +826,545 @@
           <w:right w:val="nil"/>
           <w:between w:val="nil"/>
         </w:pBdr>
-        <w:spacing w:before="120" w:line="288" w:lineRule="auto"/>
-        <w:rPr>
-          <w:rFonts w:ascii="Arial" w:eastAsia="Arial" w:hAnsi="Arial" w:cs="Arial"/>
-          <w:bCs/>
-          <w:color w:val="000000"/>
-          <w:szCs w:val="22"/>
-        </w:rPr>
-      </w:pPr>
-      <w:r>
-        <w:rPr>
-          <w:rFonts w:ascii="Arial" w:eastAsia="Arial" w:hAnsi="Arial" w:cs="Arial"/>
-          <w:bCs/>
-          <w:color w:val="000000"/>
-          <w:szCs w:val="22"/>
-        </w:rPr>
-        <w:t>Accountability: You are responsible for everything done under your login details. Never share passwords.</w:t>
-      </w:r>
+        <w:spacing w:before="120"/>
+        <w:rPr>
+          <w:rFonts w:asciiTheme="minorHAnsi" w:eastAsia="Arial" w:hAnsiTheme="minorHAnsi" w:cstheme="minorHAnsi"/>
+          <w:b/>
+          <w:bCs/>
+          <w:color w:val="000000" w:themeColor="text1"/>
+          <w:szCs w:val="22"/>
+        </w:rPr>
+      </w:pPr>
+      <w:r>
+        <w:rPr>
+          <w:rFonts w:asciiTheme="minorHAnsi" w:eastAsia="Arial" w:hAnsiTheme="minorHAnsi" w:cstheme="minorHAnsi"/>
+          <w:b/>
+          <w:bCs/>
+          <w:color w:val="000000" w:themeColor="text1"/>
+          <w:szCs w:val="22"/>
+        </w:rPr>
+        <w:t xml:space="preserve">What You Are Allowed and Not Allowed to Do </w:t>
+      </w:r>
+      <w:proofErr w:type="gramStart"/>
+      <w:r>
+        <w:rPr>
+          <w:rFonts w:asciiTheme="minorHAnsi" w:eastAsia="Arial" w:hAnsiTheme="minorHAnsi" w:cstheme="minorHAnsi"/>
+          <w:b/>
+          <w:bCs/>
+          <w:color w:val="000000" w:themeColor="text1"/>
+          <w:szCs w:val="22"/>
+        </w:rPr>
+        <w:t>With</w:t>
+      </w:r>
+      <w:proofErr w:type="gramEnd"/>
+      <w:r>
+        <w:rPr>
+          <w:rFonts w:asciiTheme="minorHAnsi" w:eastAsia="Arial" w:hAnsiTheme="minorHAnsi" w:cstheme="minorHAnsi"/>
+          <w:b/>
+          <w:bCs/>
+          <w:color w:val="000000" w:themeColor="text1"/>
+          <w:szCs w:val="22"/>
+        </w:rPr>
+        <w:t xml:space="preserve"> Your Device</w:t>
+      </w:r>
+    </w:p>
+    <w:p>
+      <w:pPr>
+        <w:pBdr>
+          <w:top w:val="nil"/>
+          <w:left w:val="nil"/>
+          <w:bottom w:val="nil"/>
+          <w:right w:val="nil"/>
+          <w:between w:val="nil"/>
+        </w:pBdr>
+        <w:spacing w:before="120"/>
+        <w:rPr>
+          <w:rFonts w:asciiTheme="minorHAnsi" w:eastAsia="Arial" w:hAnsiTheme="minorHAnsi" w:cstheme="minorHAnsi"/>
+          <w:bCs/>
+          <w:color w:val="000000" w:themeColor="text1"/>
+          <w:szCs w:val="22"/>
+        </w:rPr>
+      </w:pPr>
+      <w:r>
+        <w:rPr>
+          <w:rFonts w:asciiTheme="minorHAnsi" w:eastAsia="Arial" w:hAnsiTheme="minorHAnsi" w:cstheme="minorHAnsi"/>
+          <w:bCs/>
+          <w:color w:val="000000" w:themeColor="text1"/>
+          <w:szCs w:val="22"/>
+        </w:rPr>
+        <w:t>The table below outlines what is and is not permitted when using a personal device for work purposes. These rules exist to protect both the organisation's data and your personal information. If you are unsure whether a specific activity is permitted, contact the IT Security team before proceeding.</w:t>
+      </w:r>
+    </w:p>
+    <w:p>
+      <w:pPr>
+        <w:pBdr>
+          <w:top w:val="nil"/>
+          <w:left w:val="nil"/>
+          <w:bottom w:val="nil"/>
+          <w:right w:val="nil"/>
+          <w:between w:val="nil"/>
+        </w:pBdr>
+        <w:spacing w:before="120"/>
+        <w:rPr>
+          <w:rFonts w:asciiTheme="minorHAnsi" w:eastAsia="Arial" w:hAnsiTheme="minorHAnsi" w:cstheme="minorHAnsi"/>
+          <w:b/>
+          <w:color w:val="000000" w:themeColor="text1"/>
+          <w:szCs w:val="22"/>
+        </w:rPr>
+      </w:pPr>
+    </w:p>
+    <w:tbl>
+      <w:tblPr>
+        <w:tblStyle w:val="GridTable4-Accent3"/>
+        <w:tblW w:w="10435" w:type="dxa"/>
+        <w:tblLook w:val="04A0" w:firstRow="1" w:lastRow="0" w:firstColumn="1" w:lastColumn="0" w:noHBand="0" w:noVBand="1"/>
+      </w:tblPr>
+      <w:tblGrid>
+        <w:gridCol w:w="4957"/>
+        <w:gridCol w:w="5478"/>
+      </w:tblGrid>
+      <w:tr>
+        <w:trPr>
+          <w:cnfStyle w:val="100000000000" w:firstRow="1" w:lastRow="0" w:firstColumn="0" w:lastColumn="0" w:oddVBand="0" w:evenVBand="0" w:oddHBand="0" w:evenHBand="0" w:firstRowFirstColumn="0" w:firstRowLastColumn="0" w:lastRowFirstColumn="0" w:lastRowLastColumn="0"/>
+        </w:trPr>
+        <w:tc>
+          <w:tcPr>
+            <w:cnfStyle w:val="001000000000" w:firstRow="0" w:lastRow="0" w:firstColumn="1" w:lastColumn="0" w:oddVBand="0" w:evenVBand="0" w:oddHBand="0" w:evenHBand="0" w:firstRowFirstColumn="0" w:firstRowLastColumn="0" w:lastRowFirstColumn="0" w:lastRowLastColumn="0"/>
+            <w:tcW w:w="4957" w:type="dxa"/>
+          </w:tcPr>
+          <w:p>
+            <w:pPr>
+              <w:pBdr>
+                <w:top w:val="nil"/>
+                <w:left w:val="nil"/>
+                <w:bottom w:val="nil"/>
+                <w:right w:val="nil"/>
+                <w:between w:val="nil"/>
+              </w:pBdr>
+              <w:spacing w:before="120" w:after="120"/>
+              <w:rPr>
+                <w:rFonts w:asciiTheme="minorHAnsi" w:eastAsia="Arial" w:hAnsiTheme="minorHAnsi" w:cstheme="minorHAnsi"/>
+                <w:color w:val="000000" w:themeColor="text1"/>
+                <w:szCs w:val="22"/>
+              </w:rPr>
+            </w:pPr>
+            <w:r>
+              <w:rPr>
+                <w:rFonts w:asciiTheme="minorHAnsi" w:eastAsia="Arial" w:hAnsiTheme="minorHAnsi" w:cstheme="minorHAnsi"/>
+                <w:color w:val="000000" w:themeColor="text1"/>
+                <w:szCs w:val="22"/>
+              </w:rPr>
+              <w:t>Permitted Use</w:t>
+            </w:r>
+          </w:p>
+        </w:tc>
+        <w:tc>
+          <w:tcPr>
+            <w:tcW w:w="5478" w:type="dxa"/>
+          </w:tcPr>
+          <w:p>
+            <w:pPr>
+              <w:pBdr>
+                <w:top w:val="nil"/>
+                <w:left w:val="nil"/>
+                <w:bottom w:val="nil"/>
+                <w:right w:val="nil"/>
+                <w:between w:val="nil"/>
+              </w:pBdr>
+              <w:spacing w:before="120" w:after="120"/>
+              <w:cnfStyle w:val="100000000000" w:firstRow="1" w:lastRow="0" w:firstColumn="0" w:lastColumn="0" w:oddVBand="0" w:evenVBand="0" w:oddHBand="0" w:evenHBand="0" w:firstRowFirstColumn="0" w:firstRowLastColumn="0" w:lastRowFirstColumn="0" w:lastRowLastColumn="0"/>
+              <w:rPr>
+                <w:rFonts w:asciiTheme="minorHAnsi" w:eastAsia="Arial" w:hAnsiTheme="minorHAnsi" w:cstheme="minorHAnsi"/>
+                <w:color w:val="000000" w:themeColor="text1"/>
+                <w:szCs w:val="22"/>
+              </w:rPr>
+            </w:pPr>
+            <w:r>
+              <w:rPr>
+                <w:rFonts w:asciiTheme="minorHAnsi" w:eastAsia="Arial" w:hAnsiTheme="minorHAnsi" w:cstheme="minorHAnsi"/>
+                <w:color w:val="000000" w:themeColor="text1"/>
+                <w:szCs w:val="22"/>
+              </w:rPr>
+              <w:t>Prohibited Use</w:t>
+            </w:r>
+          </w:p>
+        </w:tc>
+      </w:tr>
+      <w:tr>
+        <w:trPr>
+          <w:cnfStyle w:val="000000100000" w:firstRow="0" w:lastRow="0" w:firstColumn="0" w:lastColumn="0" w:oddVBand="0" w:evenVBand="0" w:oddHBand="1" w:evenHBand="0" w:firstRowFirstColumn="0" w:firstRowLastColumn="0" w:lastRowFirstColumn="0" w:lastRowLastColumn="0"/>
+        </w:trPr>
+        <w:tc>
+          <w:tcPr>
+            <w:cnfStyle w:val="001000000000" w:firstRow="0" w:lastRow="0" w:firstColumn="1" w:lastColumn="0" w:oddVBand="0" w:evenVBand="0" w:oddHBand="0" w:evenHBand="0" w:firstRowFirstColumn="0" w:firstRowLastColumn="0" w:lastRowFirstColumn="0" w:lastRowLastColumn="0"/>
+            <w:tcW w:w="4957" w:type="dxa"/>
+          </w:tcPr>
+          <w:p>
+            <w:pPr>
+              <w:pBdr>
+                <w:top w:val="nil"/>
+                <w:left w:val="nil"/>
+                <w:bottom w:val="nil"/>
+                <w:right w:val="nil"/>
+                <w:between w:val="nil"/>
+              </w:pBdr>
+              <w:spacing w:before="120" w:after="120"/>
+              <w:rPr>
+                <w:rFonts w:asciiTheme="minorHAnsi" w:eastAsia="Arial" w:hAnsiTheme="minorHAnsi" w:cstheme="minorHAnsi"/>
+                <w:b w:val="0"/>
+                <w:bCs w:val="0"/>
+                <w:color w:val="000000" w:themeColor="text1"/>
+                <w:szCs w:val="22"/>
+              </w:rPr>
+            </w:pPr>
+            <w:r>
+              <w:rPr>
+                <w:rFonts w:asciiTheme="minorHAnsi" w:eastAsia="Arial" w:hAnsiTheme="minorHAnsi" w:cstheme="minorHAnsi"/>
+                <w:b w:val="0"/>
+                <w:bCs w:val="0"/>
+                <w:color w:val="000000" w:themeColor="text1"/>
+                <w:szCs w:val="22"/>
+              </w:rPr>
+              <w:lastRenderedPageBreak/>
+              <w:t>Accessing work email and calendar via the approved mobile application.</w:t>
+            </w:r>
+          </w:p>
+        </w:tc>
+        <w:tc>
+          <w:tcPr>
+            <w:tcW w:w="5478" w:type="dxa"/>
+          </w:tcPr>
+          <w:p>
+            <w:pPr>
+              <w:pBdr>
+                <w:top w:val="nil"/>
+                <w:left w:val="nil"/>
+                <w:bottom w:val="nil"/>
+                <w:right w:val="nil"/>
+                <w:between w:val="nil"/>
+              </w:pBdr>
+              <w:spacing w:before="120" w:after="120"/>
+              <w:cnfStyle w:val="000000100000" w:firstRow="0" w:lastRow="0" w:firstColumn="0" w:lastColumn="0" w:oddVBand="0" w:evenVBand="0" w:oddHBand="1" w:evenHBand="0" w:firstRowFirstColumn="0" w:firstRowLastColumn="0" w:lastRowFirstColumn="0" w:lastRowLastColumn="0"/>
+              <w:rPr>
+                <w:rFonts w:asciiTheme="minorHAnsi" w:eastAsia="Arial" w:hAnsiTheme="minorHAnsi" w:cstheme="minorHAnsi"/>
+                <w:color w:val="000000" w:themeColor="text1"/>
+                <w:szCs w:val="22"/>
+              </w:rPr>
+            </w:pPr>
+            <w:r>
+              <w:rPr>
+                <w:rFonts w:asciiTheme="minorHAnsi" w:eastAsia="Arial" w:hAnsiTheme="minorHAnsi" w:cstheme="minorHAnsi"/>
+                <w:color w:val="000000" w:themeColor="text1"/>
+                <w:szCs w:val="22"/>
+              </w:rPr>
+              <w:t>Storing customer financial data or personal information locally on your device.</w:t>
+            </w:r>
+          </w:p>
+        </w:tc>
+      </w:tr>
+      <w:tr>
+        <w:tc>
+          <w:tcPr>
+            <w:cnfStyle w:val="001000000000" w:firstRow="0" w:lastRow="0" w:firstColumn="1" w:lastColumn="0" w:oddVBand="0" w:evenVBand="0" w:oddHBand="0" w:evenHBand="0" w:firstRowFirstColumn="0" w:firstRowLastColumn="0" w:lastRowFirstColumn="0" w:lastRowLastColumn="0"/>
+            <w:tcW w:w="4957" w:type="dxa"/>
+          </w:tcPr>
+          <w:p>
+            <w:pPr>
+              <w:pBdr>
+                <w:top w:val="nil"/>
+                <w:left w:val="nil"/>
+                <w:bottom w:val="nil"/>
+                <w:right w:val="nil"/>
+                <w:between w:val="nil"/>
+              </w:pBdr>
+              <w:spacing w:before="120" w:after="120"/>
+              <w:rPr>
+                <w:rFonts w:asciiTheme="minorHAnsi" w:eastAsia="Arial" w:hAnsiTheme="minorHAnsi" w:cstheme="minorHAnsi"/>
+                <w:b w:val="0"/>
+                <w:bCs w:val="0"/>
+                <w:color w:val="000000" w:themeColor="text1"/>
+                <w:szCs w:val="22"/>
+              </w:rPr>
+            </w:pPr>
+            <w:r>
+              <w:rPr>
+                <w:rFonts w:asciiTheme="minorHAnsi" w:eastAsia="Arial" w:hAnsiTheme="minorHAnsi" w:cstheme="minorHAnsi"/>
+                <w:b w:val="0"/>
+                <w:bCs w:val="0"/>
+                <w:color w:val="000000" w:themeColor="text1"/>
+                <w:szCs w:val="22"/>
+              </w:rPr>
+              <w:t>Connecting to organisational systems through the approved VPN only.</w:t>
+            </w:r>
+          </w:p>
+        </w:tc>
+        <w:tc>
+          <w:tcPr>
+            <w:tcW w:w="5478" w:type="dxa"/>
+          </w:tcPr>
+          <w:p>
+            <w:pPr>
+              <w:pBdr>
+                <w:top w:val="nil"/>
+                <w:left w:val="nil"/>
+                <w:bottom w:val="nil"/>
+                <w:right w:val="nil"/>
+                <w:between w:val="nil"/>
+              </w:pBdr>
+              <w:spacing w:before="120" w:after="120"/>
+              <w:cnfStyle w:val="000000000000" w:firstRow="0" w:lastRow="0" w:firstColumn="0" w:lastColumn="0" w:oddVBand="0" w:evenVBand="0" w:oddHBand="0" w:evenHBand="0" w:firstRowFirstColumn="0" w:firstRowLastColumn="0" w:lastRowFirstColumn="0" w:lastRowLastColumn="0"/>
+              <w:rPr>
+                <w:rFonts w:asciiTheme="minorHAnsi" w:eastAsia="Arial" w:hAnsiTheme="minorHAnsi" w:cstheme="minorHAnsi"/>
+                <w:color w:val="000000" w:themeColor="text1"/>
+                <w:szCs w:val="22"/>
+              </w:rPr>
+            </w:pPr>
+            <w:r>
+              <w:rPr>
+                <w:rFonts w:asciiTheme="minorHAnsi" w:eastAsia="Arial" w:hAnsiTheme="minorHAnsi" w:cstheme="minorHAnsi"/>
+                <w:color w:val="000000" w:themeColor="text1"/>
+                <w:szCs w:val="22"/>
+              </w:rPr>
+              <w:t>Connecting to organisational systems via public or unsecured Wi-Fi without VPN.</w:t>
+            </w:r>
+          </w:p>
+        </w:tc>
+      </w:tr>
+      <w:tr>
+        <w:trPr>
+          <w:cnfStyle w:val="000000100000" w:firstRow="0" w:lastRow="0" w:firstColumn="0" w:lastColumn="0" w:oddVBand="0" w:evenVBand="0" w:oddHBand="1" w:evenHBand="0" w:firstRowFirstColumn="0" w:firstRowLastColumn="0" w:lastRowFirstColumn="0" w:lastRowLastColumn="0"/>
+        </w:trPr>
+        <w:tc>
+          <w:tcPr>
+            <w:cnfStyle w:val="001000000000" w:firstRow="0" w:lastRow="0" w:firstColumn="1" w:lastColumn="0" w:oddVBand="0" w:evenVBand="0" w:oddHBand="0" w:evenHBand="0" w:firstRowFirstColumn="0" w:firstRowLastColumn="0" w:lastRowFirstColumn="0" w:lastRowLastColumn="0"/>
+            <w:tcW w:w="4957" w:type="dxa"/>
+          </w:tcPr>
+          <w:p>
+            <w:pPr>
+              <w:pBdr>
+                <w:top w:val="nil"/>
+                <w:left w:val="nil"/>
+                <w:bottom w:val="nil"/>
+                <w:right w:val="nil"/>
+                <w:between w:val="nil"/>
+              </w:pBdr>
+              <w:spacing w:before="120" w:after="120"/>
+              <w:rPr>
+                <w:rFonts w:asciiTheme="minorHAnsi" w:eastAsia="Arial" w:hAnsiTheme="minorHAnsi" w:cstheme="minorHAnsi"/>
+                <w:b w:val="0"/>
+                <w:bCs w:val="0"/>
+                <w:color w:val="000000" w:themeColor="text1"/>
+                <w:szCs w:val="22"/>
+              </w:rPr>
+            </w:pPr>
+            <w:r>
+              <w:rPr>
+                <w:rFonts w:asciiTheme="minorHAnsi" w:eastAsia="Arial" w:hAnsiTheme="minorHAnsi" w:cstheme="minorHAnsi"/>
+                <w:b w:val="0"/>
+                <w:bCs w:val="0"/>
+                <w:color w:val="000000" w:themeColor="text1"/>
+                <w:szCs w:val="22"/>
+              </w:rPr>
+              <w:t>Using MFA authenticator applications installed on your device.</w:t>
+            </w:r>
+          </w:p>
+        </w:tc>
+        <w:tc>
+          <w:tcPr>
+            <w:tcW w:w="5478" w:type="dxa"/>
+          </w:tcPr>
+          <w:p>
+            <w:pPr>
+              <w:pBdr>
+                <w:top w:val="nil"/>
+                <w:left w:val="nil"/>
+                <w:bottom w:val="nil"/>
+                <w:right w:val="nil"/>
+                <w:between w:val="nil"/>
+              </w:pBdr>
+              <w:spacing w:before="120" w:after="120"/>
+              <w:cnfStyle w:val="000000100000" w:firstRow="0" w:lastRow="0" w:firstColumn="0" w:lastColumn="0" w:oddVBand="0" w:evenVBand="0" w:oddHBand="1" w:evenHBand="0" w:firstRowFirstColumn="0" w:firstRowLastColumn="0" w:lastRowFirstColumn="0" w:lastRowLastColumn="0"/>
+              <w:rPr>
+                <w:rFonts w:asciiTheme="minorHAnsi" w:eastAsia="Arial" w:hAnsiTheme="minorHAnsi" w:cstheme="minorHAnsi"/>
+                <w:color w:val="000000" w:themeColor="text1"/>
+                <w:szCs w:val="22"/>
+              </w:rPr>
+            </w:pPr>
+            <w:r>
+              <w:rPr>
+                <w:rFonts w:asciiTheme="minorHAnsi" w:eastAsia="Arial" w:hAnsiTheme="minorHAnsi" w:cstheme="minorHAnsi"/>
+                <w:color w:val="000000" w:themeColor="text1"/>
+                <w:szCs w:val="22"/>
+              </w:rPr>
+              <w:t>Installing unapproved applications that request access to work data or accounts.</w:t>
+            </w:r>
+          </w:p>
+        </w:tc>
+      </w:tr>
+      <w:tr>
+        <w:tc>
+          <w:tcPr>
+            <w:cnfStyle w:val="001000000000" w:firstRow="0" w:lastRow="0" w:firstColumn="1" w:lastColumn="0" w:oddVBand="0" w:evenVBand="0" w:oddHBand="0" w:evenHBand="0" w:firstRowFirstColumn="0" w:firstRowLastColumn="0" w:lastRowFirstColumn="0" w:lastRowLastColumn="0"/>
+            <w:tcW w:w="4957" w:type="dxa"/>
+          </w:tcPr>
+          <w:p>
+            <w:pPr>
+              <w:pBdr>
+                <w:top w:val="nil"/>
+                <w:left w:val="nil"/>
+                <w:bottom w:val="nil"/>
+                <w:right w:val="nil"/>
+                <w:between w:val="nil"/>
+              </w:pBdr>
+              <w:spacing w:before="120" w:after="120"/>
+              <w:rPr>
+                <w:rFonts w:asciiTheme="minorHAnsi" w:eastAsia="Arial" w:hAnsiTheme="minorHAnsi" w:cstheme="minorHAnsi"/>
+                <w:b w:val="0"/>
+                <w:bCs w:val="0"/>
+                <w:color w:val="000000" w:themeColor="text1"/>
+                <w:szCs w:val="22"/>
+              </w:rPr>
+            </w:pPr>
+            <w:r>
+              <w:rPr>
+                <w:rFonts w:asciiTheme="minorHAnsi" w:eastAsia="Arial" w:hAnsiTheme="minorHAnsi" w:cstheme="minorHAnsi"/>
+                <w:b w:val="0"/>
+                <w:bCs w:val="0"/>
+                <w:color w:val="000000" w:themeColor="text1"/>
+                <w:szCs w:val="22"/>
+              </w:rPr>
+              <w:t>Attending video conferences using approved platforms.</w:t>
+            </w:r>
+          </w:p>
+        </w:tc>
+        <w:tc>
+          <w:tcPr>
+            <w:tcW w:w="5478" w:type="dxa"/>
+          </w:tcPr>
+          <w:p>
+            <w:pPr>
+              <w:pBdr>
+                <w:top w:val="nil"/>
+                <w:left w:val="nil"/>
+                <w:bottom w:val="nil"/>
+                <w:right w:val="nil"/>
+                <w:between w:val="nil"/>
+              </w:pBdr>
+              <w:spacing w:before="120" w:after="120"/>
+              <w:cnfStyle w:val="000000000000" w:firstRow="0" w:lastRow="0" w:firstColumn="0" w:lastColumn="0" w:oddVBand="0" w:evenVBand="0" w:oddHBand="0" w:evenHBand="0" w:firstRowFirstColumn="0" w:firstRowLastColumn="0" w:lastRowFirstColumn="0" w:lastRowLastColumn="0"/>
+              <w:rPr>
+                <w:rFonts w:asciiTheme="minorHAnsi" w:eastAsia="Arial" w:hAnsiTheme="minorHAnsi" w:cstheme="minorHAnsi"/>
+                <w:color w:val="000000" w:themeColor="text1"/>
+                <w:szCs w:val="22"/>
+              </w:rPr>
+            </w:pPr>
+            <w:r>
+              <w:rPr>
+                <w:rFonts w:asciiTheme="minorHAnsi" w:eastAsia="Arial" w:hAnsiTheme="minorHAnsi" w:cstheme="minorHAnsi"/>
+                <w:color w:val="000000" w:themeColor="text1"/>
+                <w:szCs w:val="22"/>
+              </w:rPr>
+              <w:t>Sharing your device with others while work data or applications are accessible.</w:t>
+            </w:r>
+          </w:p>
+        </w:tc>
+      </w:tr>
+      <w:tr>
+        <w:trPr>
+          <w:cnfStyle w:val="000000100000" w:firstRow="0" w:lastRow="0" w:firstColumn="0" w:lastColumn="0" w:oddVBand="0" w:evenVBand="0" w:oddHBand="1" w:evenHBand="0" w:firstRowFirstColumn="0" w:firstRowLastColumn="0" w:lastRowFirstColumn="0" w:lastRowLastColumn="0"/>
+        </w:trPr>
+        <w:tc>
+          <w:tcPr>
+            <w:cnfStyle w:val="001000000000" w:firstRow="0" w:lastRow="0" w:firstColumn="1" w:lastColumn="0" w:oddVBand="0" w:evenVBand="0" w:oddHBand="0" w:evenHBand="0" w:firstRowFirstColumn="0" w:firstRowLastColumn="0" w:lastRowFirstColumn="0" w:lastRowLastColumn="0"/>
+            <w:tcW w:w="4957" w:type="dxa"/>
+          </w:tcPr>
+          <w:p>
+            <w:pPr>
+              <w:pBdr>
+                <w:top w:val="nil"/>
+                <w:left w:val="nil"/>
+                <w:bottom w:val="nil"/>
+                <w:right w:val="nil"/>
+                <w:between w:val="nil"/>
+              </w:pBdr>
+              <w:spacing w:before="120" w:after="120"/>
+              <w:rPr>
+                <w:rFonts w:asciiTheme="minorHAnsi" w:eastAsia="Arial" w:hAnsiTheme="minorHAnsi" w:cstheme="minorHAnsi"/>
+                <w:b w:val="0"/>
+                <w:bCs w:val="0"/>
+                <w:color w:val="000000" w:themeColor="text1"/>
+                <w:szCs w:val="22"/>
+              </w:rPr>
+            </w:pPr>
+            <w:r>
+              <w:rPr>
+                <w:rFonts w:asciiTheme="minorHAnsi" w:eastAsia="Arial" w:hAnsiTheme="minorHAnsi" w:cstheme="minorHAnsi"/>
+                <w:b w:val="0"/>
+                <w:bCs w:val="0"/>
+                <w:color w:val="000000" w:themeColor="text1"/>
+                <w:szCs w:val="22"/>
+              </w:rPr>
+              <w:t>Accessing organisational cloud storage through approved applications only.</w:t>
+            </w:r>
+          </w:p>
+        </w:tc>
+        <w:tc>
+          <w:tcPr>
+            <w:tcW w:w="5478" w:type="dxa"/>
+          </w:tcPr>
+          <w:p>
+            <w:pPr>
+              <w:pBdr>
+                <w:top w:val="nil"/>
+                <w:left w:val="nil"/>
+                <w:bottom w:val="nil"/>
+                <w:right w:val="nil"/>
+                <w:between w:val="nil"/>
+              </w:pBdr>
+              <w:spacing w:before="120" w:after="120"/>
+              <w:cnfStyle w:val="000000100000" w:firstRow="0" w:lastRow="0" w:firstColumn="0" w:lastColumn="0" w:oddVBand="0" w:evenVBand="0" w:oddHBand="1" w:evenHBand="0" w:firstRowFirstColumn="0" w:firstRowLastColumn="0" w:lastRowFirstColumn="0" w:lastRowLastColumn="0"/>
+              <w:rPr>
+                <w:rFonts w:asciiTheme="minorHAnsi" w:eastAsia="Arial" w:hAnsiTheme="minorHAnsi" w:cstheme="minorHAnsi"/>
+                <w:color w:val="000000" w:themeColor="text1"/>
+                <w:szCs w:val="22"/>
+              </w:rPr>
+            </w:pPr>
+            <w:r>
+              <w:rPr>
+                <w:rFonts w:asciiTheme="minorHAnsi" w:eastAsia="Arial" w:hAnsiTheme="minorHAnsi" w:cstheme="minorHAnsi"/>
+                <w:color w:val="000000" w:themeColor="text1"/>
+                <w:szCs w:val="22"/>
+              </w:rPr>
+              <w:t>Sending work-related sensitive information via personal messaging applications.</w:t>
+            </w:r>
+          </w:p>
+        </w:tc>
+      </w:tr>
+    </w:tbl>
+    <w:p>
+      <w:pPr>
+        <w:pBdr>
+          <w:top w:val="nil"/>
+          <w:left w:val="nil"/>
+          <w:bottom w:val="nil"/>
+          <w:right w:val="nil"/>
+          <w:between w:val="nil"/>
+        </w:pBdr>
+        <w:spacing w:before="120"/>
+        <w:rPr>
+          <w:rFonts w:asciiTheme="minorHAnsi" w:eastAsia="Arial" w:hAnsiTheme="minorHAnsi" w:cstheme="minorHAnsi"/>
+          <w:b/>
+          <w:color w:val="000000" w:themeColor="text1"/>
+          <w:szCs w:val="22"/>
+        </w:rPr>
+      </w:pPr>
     </w:p>
     <w:p>
       <w:pPr>
         <w:pStyle w:val="ListParagraph"/>
         <w:numPr>
           <w:ilvl w:val="0"/>
-          <w:numId w:val="25"/>
+          <w:numId w:val="36"/>
         </w:numPr>
         <w:pBdr>
           <w:top w:val="nil"/>
@@ -978,30 +1373,58 @@
           <w:right w:val="nil"/>
           <w:between w:val="nil"/>
         </w:pBdr>
-        <w:spacing w:before="120" w:line="288" w:lineRule="auto"/>
-        <w:rPr>
-          <w:rFonts w:ascii="Arial" w:eastAsia="Arial" w:hAnsi="Arial" w:cs="Arial"/>
-          <w:bCs/>
-          <w:color w:val="000000"/>
-          <w:szCs w:val="22"/>
-        </w:rPr>
-      </w:pPr>
-      <w:r>
-        <w:rPr>
-          <w:rFonts w:ascii="Arial" w:eastAsia="Arial" w:hAnsi="Arial" w:cs="Arial"/>
-          <w:bCs/>
-          <w:color w:val="000000"/>
-          <w:szCs w:val="22"/>
-        </w:rPr>
-        <w:t>Transparency: You must report security concerns honestly. The company enforces a strict no-retaliation policy for reporting mistakes or issues in good faith.</w:t>
+        <w:spacing w:before="120"/>
+        <w:rPr>
+          <w:rFonts w:asciiTheme="minorHAnsi" w:eastAsia="Arial" w:hAnsiTheme="minorHAnsi" w:cstheme="minorHAnsi"/>
+          <w:b/>
+          <w:bCs/>
+          <w:color w:val="000000" w:themeColor="text1"/>
+          <w:szCs w:val="22"/>
+        </w:rPr>
+      </w:pPr>
+      <w:r>
+        <w:rPr>
+          <w:rFonts w:asciiTheme="minorHAnsi" w:eastAsia="Arial" w:hAnsiTheme="minorHAnsi" w:cstheme="minorHAnsi"/>
+          <w:b/>
+          <w:bCs/>
+          <w:color w:val="000000" w:themeColor="text1"/>
+          <w:szCs w:val="22"/>
+        </w:rPr>
+        <w:t xml:space="preserve"> Access to Organisational Data and Applications</w:t>
       </w:r>
     </w:p>
     <w:p>
       <w:pPr>
-        <w:pStyle w:val="ListParagraph"/>
+        <w:pBdr>
+          <w:top w:val="nil"/>
+          <w:left w:val="nil"/>
+          <w:bottom w:val="nil"/>
+          <w:right w:val="nil"/>
+          <w:between w:val="nil"/>
+        </w:pBdr>
+        <w:spacing w:before="120"/>
+        <w:rPr>
+          <w:rFonts w:asciiTheme="minorHAnsi" w:eastAsia="Arial" w:hAnsiTheme="minorHAnsi" w:cstheme="minorHAnsi"/>
+          <w:bCs/>
+          <w:color w:val="000000" w:themeColor="text1"/>
+          <w:szCs w:val="22"/>
+        </w:rPr>
+      </w:pPr>
+      <w:r>
+        <w:rPr>
+          <w:rFonts w:asciiTheme="minorHAnsi" w:eastAsia="Arial" w:hAnsiTheme="minorHAnsi" w:cstheme="minorHAnsi"/>
+          <w:bCs/>
+          <w:color w:val="000000" w:themeColor="text1"/>
+          <w:szCs w:val="22"/>
+        </w:rPr>
+        <w:t>Access to organisational data and applications via a personal device is a privilege and is subject to the following conditions:</w:t>
+      </w:r>
+    </w:p>
+    <w:p>
+      <w:pPr>
         <w:numPr>
           <w:ilvl w:val="0"/>
-          <w:numId w:val="25"/>
+          <w:numId w:val="35"/>
         </w:numPr>
         <w:pBdr>
           <w:top w:val="nil"/>
@@ -1010,30 +1433,29 @@
           <w:right w:val="nil"/>
           <w:between w:val="nil"/>
         </w:pBdr>
-        <w:spacing w:before="120" w:line="288" w:lineRule="auto"/>
-        <w:rPr>
-          <w:rFonts w:ascii="Arial" w:eastAsia="Arial" w:hAnsi="Arial" w:cs="Arial"/>
-          <w:bCs/>
-          <w:color w:val="000000"/>
-          <w:szCs w:val="22"/>
-        </w:rPr>
-      </w:pPr>
-      <w:r>
-        <w:rPr>
-          <w:rFonts w:ascii="Arial" w:eastAsia="Arial" w:hAnsi="Arial" w:cs="Arial"/>
-          <w:bCs/>
-          <w:color w:val="000000"/>
-          <w:szCs w:val="22"/>
-        </w:rPr>
-        <w:t>Proportionality: Security rules should be practical. If a security control makes your job too difficult, tell the IT Security team so they can look for an alternative.</w:t>
+        <w:spacing w:before="120"/>
+        <w:rPr>
+          <w:rFonts w:asciiTheme="minorHAnsi" w:eastAsia="Arial" w:hAnsiTheme="minorHAnsi" w:cstheme="minorHAnsi"/>
+          <w:bCs/>
+          <w:color w:val="000000" w:themeColor="text1"/>
+          <w:szCs w:val="22"/>
+        </w:rPr>
+      </w:pPr>
+      <w:r>
+        <w:rPr>
+          <w:rFonts w:asciiTheme="minorHAnsi" w:eastAsia="Arial" w:hAnsiTheme="minorHAnsi" w:cstheme="minorHAnsi"/>
+          <w:bCs/>
+          <w:color w:val="000000" w:themeColor="text1"/>
+          <w:szCs w:val="22"/>
+        </w:rPr>
+        <w:t>Only applications approved by the IT Security team may be used to access organisational data. The IT Security team maintains and updates a current list of approved applications.</w:t>
       </w:r>
     </w:p>
     <w:p>
       <w:pPr>
-        <w:pStyle w:val="ListParagraph"/>
         <w:numPr>
           <w:ilvl w:val="0"/>
-          <w:numId w:val="25"/>
+          <w:numId w:val="35"/>
         </w:numPr>
         <w:pBdr>
           <w:top w:val="nil"/>
@@ -1042,85 +1464,29 @@
           <w:right w:val="nil"/>
           <w:between w:val="nil"/>
         </w:pBdr>
-        <w:spacing w:before="120" w:line="288" w:lineRule="auto"/>
-        <w:rPr>
-          <w:rFonts w:ascii="Arial" w:eastAsia="Arial" w:hAnsi="Arial" w:cs="Arial"/>
-          <w:bCs/>
-          <w:color w:val="000000"/>
-          <w:szCs w:val="22"/>
-        </w:rPr>
-      </w:pPr>
-      <w:r>
-        <w:rPr>
-          <w:rFonts w:ascii="Arial" w:eastAsia="Arial" w:hAnsi="Arial" w:cs="Arial"/>
-          <w:bCs/>
-          <w:color w:val="000000"/>
-          <w:szCs w:val="22"/>
-        </w:rPr>
-        <w:t>Compliance: All system usage must obey Australian laws and internal company rules.</w:t>
+        <w:spacing w:before="120"/>
+        <w:rPr>
+          <w:rFonts w:asciiTheme="minorHAnsi" w:eastAsia="Arial" w:hAnsiTheme="minorHAnsi" w:cstheme="minorHAnsi"/>
+          <w:bCs/>
+          <w:color w:val="000000" w:themeColor="text1"/>
+          <w:szCs w:val="22"/>
+        </w:rPr>
+      </w:pPr>
+      <w:r>
+        <w:rPr>
+          <w:rFonts w:asciiTheme="minorHAnsi" w:eastAsia="Arial" w:hAnsiTheme="minorHAnsi" w:cstheme="minorHAnsi"/>
+          <w:bCs/>
+          <w:color w:val="000000" w:themeColor="text1"/>
+          <w:szCs w:val="22"/>
+        </w:rPr>
+        <w:t>The organisation may deploy a Mobile Device Management (MDM) solution on enrolled personal devices. Think of MDM as a secure, separate work folder installed on your phone or tablet. It manages only the organisational data stored within that folder and does not access your personal photos, messages, contacts, or other personal content.</w:t>
       </w:r>
     </w:p>
     <w:p>
       <w:pPr>
-        <w:pBdr>
-          <w:top w:val="nil"/>
-          <w:left w:val="nil"/>
-          <w:bottom w:val="nil"/>
-          <w:right w:val="nil"/>
-          <w:between w:val="nil"/>
-        </w:pBdr>
-        <w:spacing w:before="360" w:line="276" w:lineRule="auto"/>
-        <w:rPr>
-          <w:rFonts w:ascii="Arial" w:eastAsia="Arial" w:hAnsi="Arial" w:cs="Arial"/>
-          <w:b/>
-          <w:color w:val="000000"/>
-          <w:szCs w:val="22"/>
-        </w:rPr>
-      </w:pPr>
-      <w:r>
-        <w:rPr>
-          <w:rFonts w:ascii="Arial" w:eastAsia="Arial" w:hAnsi="Arial" w:cs="Arial"/>
-          <w:b/>
-          <w:color w:val="000000"/>
-          <w:szCs w:val="22"/>
-        </w:rPr>
-        <w:t>Responsibilities</w:t>
-      </w:r>
-    </w:p>
-    <w:p>
-      <w:pPr>
-        <w:pBdr>
-          <w:top w:val="nil"/>
-          <w:left w:val="nil"/>
-          <w:bottom w:val="nil"/>
-          <w:right w:val="nil"/>
-          <w:between w:val="nil"/>
-        </w:pBdr>
-        <w:spacing w:before="120" w:line="288" w:lineRule="auto"/>
-        <w:rPr>
-          <w:rFonts w:ascii="Arial" w:eastAsia="Arial" w:hAnsi="Arial" w:cs="Arial"/>
-          <w:b/>
-          <w:bCs/>
-          <w:color w:val="000000"/>
-          <w:szCs w:val="22"/>
-        </w:rPr>
-      </w:pPr>
-      <w:r>
-        <w:rPr>
-          <w:rFonts w:ascii="Arial" w:eastAsia="Arial" w:hAnsi="Arial" w:cs="Arial"/>
-          <w:b/>
-          <w:bCs/>
-          <w:color w:val="000000"/>
-          <w:szCs w:val="22"/>
-        </w:rPr>
-        <w:t>All Staff</w:t>
-      </w:r>
-    </w:p>
-    <w:p>
-      <w:pPr>
         <w:numPr>
           <w:ilvl w:val="0"/>
-          <w:numId w:val="17"/>
+          <w:numId w:val="35"/>
         </w:numPr>
         <w:pBdr>
           <w:top w:val="nil"/>
@@ -1129,27 +1495,29 @@
           <w:right w:val="nil"/>
           <w:between w:val="nil"/>
         </w:pBdr>
-        <w:spacing w:before="120" w:line="288" w:lineRule="auto"/>
-        <w:rPr>
-          <w:rFonts w:ascii="Arial" w:eastAsia="Arial" w:hAnsi="Arial" w:cs="Arial"/>
-          <w:color w:val="000000"/>
-          <w:szCs w:val="22"/>
-        </w:rPr>
-      </w:pPr>
-      <w:r>
-        <w:rPr>
-          <w:rFonts w:ascii="Arial" w:eastAsia="Arial" w:hAnsi="Arial" w:cs="Arial"/>
-          <w:color w:val="000000"/>
-          <w:szCs w:val="22"/>
-        </w:rPr>
-        <w:t>Use company systems only for approved business activities.</w:t>
+        <w:spacing w:before="120"/>
+        <w:rPr>
+          <w:rFonts w:asciiTheme="minorHAnsi" w:eastAsia="Arial" w:hAnsiTheme="minorHAnsi" w:cstheme="minorHAnsi"/>
+          <w:bCs/>
+          <w:color w:val="000000" w:themeColor="text1"/>
+          <w:szCs w:val="22"/>
+        </w:rPr>
+      </w:pPr>
+      <w:r>
+        <w:rPr>
+          <w:rFonts w:asciiTheme="minorHAnsi" w:eastAsia="Arial" w:hAnsiTheme="minorHAnsi" w:cstheme="minorHAnsi"/>
+          <w:bCs/>
+          <w:color w:val="000000" w:themeColor="text1"/>
+          <w:szCs w:val="22"/>
+        </w:rPr>
+        <w:t>All work-related data stored or cached on a personal device is the property of the organisation and may be remotely removed by the IT Security team if the device is lost, if the staff member leaves the organisation, or if a security incident is detected.</w:t>
       </w:r>
     </w:p>
     <w:p>
       <w:pPr>
         <w:numPr>
           <w:ilvl w:val="0"/>
-          <w:numId w:val="17"/>
+          <w:numId w:val="35"/>
         </w:numPr>
         <w:pBdr>
           <w:top w:val="nil"/>
@@ -1158,27 +1526,29 @@
           <w:right w:val="nil"/>
           <w:between w:val="nil"/>
         </w:pBdr>
-        <w:spacing w:before="120" w:line="288" w:lineRule="auto"/>
-        <w:rPr>
-          <w:rFonts w:ascii="Arial" w:eastAsia="Arial" w:hAnsi="Arial" w:cs="Arial"/>
-          <w:color w:val="000000"/>
-          <w:szCs w:val="22"/>
-        </w:rPr>
-      </w:pPr>
-      <w:r>
-        <w:rPr>
-          <w:rFonts w:ascii="Arial" w:eastAsia="Arial" w:hAnsi="Arial" w:cs="Arial"/>
-          <w:color w:val="000000"/>
-          <w:szCs w:val="22"/>
-        </w:rPr>
-        <w:t>Keep login details completely secure and confidential.</w:t>
+        <w:spacing w:before="120"/>
+        <w:rPr>
+          <w:rFonts w:asciiTheme="minorHAnsi" w:eastAsia="Arial" w:hAnsiTheme="minorHAnsi" w:cstheme="minorHAnsi"/>
+          <w:bCs/>
+          <w:color w:val="000000" w:themeColor="text1"/>
+          <w:szCs w:val="22"/>
+        </w:rPr>
+      </w:pPr>
+      <w:r>
+        <w:rPr>
+          <w:rFonts w:asciiTheme="minorHAnsi" w:eastAsia="Arial" w:hAnsiTheme="minorHAnsi" w:cstheme="minorHAnsi"/>
+          <w:bCs/>
+          <w:color w:val="000000" w:themeColor="text1"/>
+          <w:szCs w:val="22"/>
+        </w:rPr>
+        <w:t>Multi-factor authentication (MFA) must be enabled for all organisational accounts accessed via a personal device. For staff who find software-based MFA tools cumbersome when managing multiple systems, the organisation will evaluate the provision of hardware security keys, as requested in the cybersecurity awareness survey.</w:t>
       </w:r>
     </w:p>
     <w:p>
       <w:pPr>
         <w:numPr>
           <w:ilvl w:val="0"/>
-          <w:numId w:val="17"/>
+          <w:numId w:val="35"/>
         </w:numPr>
         <w:pBdr>
           <w:top w:val="nil"/>
@@ -1187,27 +1557,85 @@
           <w:right w:val="nil"/>
           <w:between w:val="nil"/>
         </w:pBdr>
-        <w:spacing w:before="120" w:line="288" w:lineRule="auto"/>
-        <w:rPr>
-          <w:rFonts w:ascii="Arial" w:eastAsia="Arial" w:hAnsi="Arial" w:cs="Arial"/>
-          <w:color w:val="000000"/>
-          <w:szCs w:val="22"/>
-        </w:rPr>
-      </w:pPr>
-      <w:r>
-        <w:rPr>
-          <w:rFonts w:ascii="Arial" w:eastAsia="Arial" w:hAnsi="Arial" w:cs="Arial"/>
-          <w:color w:val="000000"/>
-          <w:szCs w:val="22"/>
-        </w:rPr>
-        <w:t>Report suspected cyber threats to IT Security immediately.</w:t>
+        <w:spacing w:before="120"/>
+        <w:rPr>
+          <w:rFonts w:asciiTheme="minorHAnsi" w:eastAsia="Arial" w:hAnsiTheme="minorHAnsi" w:cstheme="minorHAnsi"/>
+          <w:bCs/>
+          <w:color w:val="000000" w:themeColor="text1"/>
+          <w:szCs w:val="22"/>
+        </w:rPr>
+      </w:pPr>
+      <w:r>
+        <w:rPr>
+          <w:rFonts w:asciiTheme="minorHAnsi" w:eastAsia="Arial" w:hAnsiTheme="minorHAnsi" w:cstheme="minorHAnsi"/>
+          <w:bCs/>
+          <w:color w:val="000000" w:themeColor="text1"/>
+          <w:szCs w:val="22"/>
+        </w:rPr>
+        <w:t>All work-related credentials on a personal device must be managed through the organisation's approved password manager. Personal and work credentials must not be stored in the same application or browser.</w:t>
       </w:r>
     </w:p>
     <w:p>
       <w:pPr>
+        <w:pBdr>
+          <w:top w:val="nil"/>
+          <w:left w:val="nil"/>
+          <w:bottom w:val="nil"/>
+          <w:right w:val="nil"/>
+          <w:between w:val="nil"/>
+        </w:pBdr>
+        <w:spacing w:before="360"/>
+        <w:rPr>
+          <w:rFonts w:asciiTheme="minorHAnsi" w:eastAsia="Arial" w:hAnsiTheme="minorHAnsi" w:cstheme="minorHAnsi"/>
+          <w:b/>
+          <w:color w:val="000000" w:themeColor="text1"/>
+          <w:sz w:val="24"/>
+        </w:rPr>
+      </w:pPr>
+      <w:r>
+        <w:rPr>
+          <w:rFonts w:asciiTheme="minorHAnsi" w:eastAsia="Arial" w:hAnsiTheme="minorHAnsi" w:cstheme="minorHAnsi"/>
+          <w:b/>
+          <w:color w:val="000000" w:themeColor="text1"/>
+          <w:sz w:val="24"/>
+        </w:rPr>
+        <w:t>Responsibilities</w:t>
+      </w:r>
+    </w:p>
+    <w:p>
+      <w:pPr>
+        <w:pBdr>
+          <w:top w:val="nil"/>
+          <w:left w:val="nil"/>
+          <w:bottom w:val="nil"/>
+          <w:right w:val="nil"/>
+          <w:between w:val="nil"/>
+        </w:pBdr>
+        <w:spacing w:before="120"/>
+        <w:rPr>
+          <w:rFonts w:asciiTheme="minorHAnsi" w:eastAsia="Arial" w:hAnsiTheme="minorHAnsi" w:cstheme="minorHAnsi"/>
+          <w:b/>
+          <w:bCs/>
+          <w:color w:val="000000" w:themeColor="text1"/>
+          <w:szCs w:val="22"/>
+        </w:rPr>
+      </w:pPr>
+      <w:r>
+        <w:rPr>
+          <w:rFonts w:asciiTheme="minorHAnsi" w:eastAsia="Arial" w:hAnsiTheme="minorHAnsi" w:cstheme="minorHAnsi"/>
+          <w:b/>
+          <w:bCs/>
+          <w:color w:val="000000" w:themeColor="text1"/>
+          <w:szCs w:val="22"/>
+        </w:rPr>
+        <w:t>All Staff</w:t>
+      </w:r>
+    </w:p>
+    <w:p>
+      <w:pPr>
         <w:numPr>
           <w:ilvl w:val="0"/>
-          <w:numId w:val="17"/>
+          <w:numId w:val="35"/>
         </w:numPr>
         <w:pBdr>
           <w:top w:val="nil"/>
@@ -1216,27 +1644,27 @@
           <w:right w:val="nil"/>
           <w:between w:val="nil"/>
         </w:pBdr>
-        <w:spacing w:before="120" w:line="288" w:lineRule="auto"/>
-        <w:rPr>
-          <w:rFonts w:ascii="Arial" w:eastAsia="Arial" w:hAnsi="Arial" w:cs="Arial"/>
-          <w:color w:val="000000"/>
-          <w:szCs w:val="22"/>
-        </w:rPr>
-      </w:pPr>
-      <w:r>
-        <w:rPr>
-          <w:rFonts w:ascii="Arial" w:eastAsia="Arial" w:hAnsi="Arial" w:cs="Arial"/>
-          <w:color w:val="000000"/>
-          <w:szCs w:val="22"/>
-        </w:rPr>
-        <w:t>Complete mandatory cybersecurity training when hired and once a year afterwards.</w:t>
+        <w:spacing w:before="0" w:after="0"/>
+        <w:rPr>
+          <w:rFonts w:asciiTheme="minorHAnsi" w:eastAsia="Arial" w:hAnsiTheme="minorHAnsi" w:cstheme="minorHAnsi"/>
+          <w:color w:val="000000" w:themeColor="text1"/>
+          <w:szCs w:val="22"/>
+        </w:rPr>
+      </w:pPr>
+      <w:r>
+        <w:rPr>
+          <w:rFonts w:asciiTheme="minorHAnsi" w:eastAsia="Arial" w:hAnsiTheme="minorHAnsi" w:cstheme="minorHAnsi"/>
+          <w:color w:val="000000" w:themeColor="text1"/>
+          <w:szCs w:val="22"/>
+        </w:rPr>
+        <w:t>Read, understand, and comply with this policy before using a personal device for work purposes.</w:t>
       </w:r>
     </w:p>
     <w:p>
       <w:pPr>
         <w:numPr>
           <w:ilvl w:val="0"/>
-          <w:numId w:val="17"/>
+          <w:numId w:val="35"/>
         </w:numPr>
         <w:pBdr>
           <w:top w:val="nil"/>
@@ -1245,56 +1673,27 @@
           <w:right w:val="nil"/>
           <w:between w:val="nil"/>
         </w:pBdr>
-        <w:spacing w:before="120" w:line="288" w:lineRule="auto"/>
-        <w:rPr>
-          <w:rFonts w:ascii="Arial" w:eastAsia="Arial" w:hAnsi="Arial" w:cs="Arial"/>
-          <w:color w:val="000000"/>
-          <w:szCs w:val="22"/>
-        </w:rPr>
-      </w:pPr>
-      <w:r>
-        <w:rPr>
-          <w:rFonts w:ascii="Arial" w:eastAsia="Arial" w:hAnsi="Arial" w:cs="Arial"/>
-          <w:color w:val="000000"/>
-          <w:szCs w:val="22"/>
-        </w:rPr>
-        <w:t>Sign and acknowledge this policy annually.</w:t>
+        <w:spacing w:before="0" w:after="0"/>
+        <w:rPr>
+          <w:rFonts w:asciiTheme="minorHAnsi" w:eastAsia="Arial" w:hAnsiTheme="minorHAnsi" w:cstheme="minorHAnsi"/>
+          <w:color w:val="000000" w:themeColor="text1"/>
+          <w:szCs w:val="22"/>
+        </w:rPr>
+      </w:pPr>
+      <w:r>
+        <w:rPr>
+          <w:rFonts w:asciiTheme="minorHAnsi" w:eastAsia="Arial" w:hAnsiTheme="minorHAnsi" w:cstheme="minorHAnsi"/>
+          <w:color w:val="000000" w:themeColor="text1"/>
+          <w:szCs w:val="22"/>
+        </w:rPr>
+        <w:t>Complete the device enrolment process as outlined in Procedure 1 before accessing any organisational system on a personal device.</w:t>
       </w:r>
     </w:p>
     <w:p>
       <w:pPr>
-        <w:pBdr>
-          <w:top w:val="nil"/>
-          <w:left w:val="nil"/>
-          <w:bottom w:val="nil"/>
-          <w:right w:val="nil"/>
-          <w:between w:val="nil"/>
-        </w:pBdr>
-        <w:spacing w:before="120" w:line="288" w:lineRule="auto"/>
-        <w:rPr>
-          <w:rFonts w:ascii="Arial" w:eastAsia="Arial" w:hAnsi="Arial" w:cs="Arial"/>
-          <w:b/>
-          <w:bCs/>
-          <w:color w:val="000000"/>
-          <w:szCs w:val="22"/>
-        </w:rPr>
-      </w:pPr>
-      <w:r>
-        <w:rPr>
-          <w:rFonts w:ascii="Arial" w:eastAsia="Arial" w:hAnsi="Arial" w:cs="Arial"/>
-          <w:b/>
-          <w:bCs/>
-          <w:color w:val="000000"/>
-          <w:szCs w:val="22"/>
-        </w:rPr>
-        <w:t>IT Security Team</w:t>
-      </w:r>
-    </w:p>
-    <w:p>
-      <w:pPr>
         <w:numPr>
           <w:ilvl w:val="0"/>
-          <w:numId w:val="17"/>
+          <w:numId w:val="35"/>
         </w:numPr>
         <w:pBdr>
           <w:top w:val="nil"/>
@@ -1303,27 +1702,27 @@
           <w:right w:val="nil"/>
           <w:between w:val="nil"/>
         </w:pBdr>
-        <w:spacing w:before="120" w:line="288" w:lineRule="auto"/>
-        <w:rPr>
-          <w:rFonts w:ascii="Arial" w:eastAsia="Arial" w:hAnsi="Arial" w:cs="Arial"/>
-          <w:color w:val="000000"/>
-          <w:szCs w:val="22"/>
-        </w:rPr>
-      </w:pPr>
-      <w:r>
-        <w:rPr>
-          <w:rFonts w:ascii="Arial" w:eastAsia="Arial" w:hAnsi="Arial" w:cs="Arial"/>
-          <w:color w:val="000000"/>
-          <w:szCs w:val="22"/>
-        </w:rPr>
-        <w:t>Manage, monitor, and enforce this policy across the company.</w:t>
+        <w:spacing w:before="0" w:after="0"/>
+        <w:rPr>
+          <w:rFonts w:asciiTheme="minorHAnsi" w:eastAsia="Arial" w:hAnsiTheme="minorHAnsi" w:cstheme="minorHAnsi"/>
+          <w:color w:val="000000" w:themeColor="text1"/>
+          <w:szCs w:val="22"/>
+        </w:rPr>
+      </w:pPr>
+      <w:r>
+        <w:rPr>
+          <w:rFonts w:asciiTheme="minorHAnsi" w:eastAsia="Arial" w:hAnsiTheme="minorHAnsi" w:cstheme="minorHAnsi"/>
+          <w:color w:val="000000" w:themeColor="text1"/>
+          <w:szCs w:val="22"/>
+        </w:rPr>
+        <w:t>Keep the device's operating system and applications updated at all times to ensure security patches are applied.</w:t>
       </w:r>
     </w:p>
     <w:p>
       <w:pPr>
         <w:numPr>
           <w:ilvl w:val="0"/>
-          <w:numId w:val="17"/>
+          <w:numId w:val="35"/>
         </w:numPr>
         <w:pBdr>
           <w:top w:val="nil"/>
@@ -1332,27 +1731,27 @@
           <w:right w:val="nil"/>
           <w:between w:val="nil"/>
         </w:pBdr>
-        <w:spacing w:before="120" w:line="288" w:lineRule="auto"/>
-        <w:rPr>
-          <w:rFonts w:ascii="Arial" w:eastAsia="Arial" w:hAnsi="Arial" w:cs="Arial"/>
-          <w:color w:val="000000"/>
-          <w:szCs w:val="22"/>
-        </w:rPr>
-      </w:pPr>
-      <w:r>
-        <w:rPr>
-          <w:rFonts w:ascii="Arial" w:eastAsia="Arial" w:hAnsi="Arial" w:cs="Arial"/>
-          <w:color w:val="000000"/>
-          <w:szCs w:val="22"/>
-        </w:rPr>
-        <w:t>Provide easy-to-understand training and a clear way to report issues.</w:t>
+        <w:spacing w:before="0" w:after="0"/>
+        <w:rPr>
+          <w:rFonts w:asciiTheme="minorHAnsi" w:eastAsia="Arial" w:hAnsiTheme="minorHAnsi" w:cstheme="minorHAnsi"/>
+          <w:color w:val="000000" w:themeColor="text1"/>
+          <w:szCs w:val="22"/>
+        </w:rPr>
+      </w:pPr>
+      <w:r>
+        <w:rPr>
+          <w:rFonts w:asciiTheme="minorHAnsi" w:eastAsia="Arial" w:hAnsiTheme="minorHAnsi" w:cstheme="minorHAnsi"/>
+          <w:color w:val="000000" w:themeColor="text1"/>
+          <w:szCs w:val="22"/>
+        </w:rPr>
+        <w:t>Report a lost, stolen, or suspected compromised device to the IT Security team immediately, regardless of the time of day.</w:t>
       </w:r>
     </w:p>
     <w:p>
       <w:pPr>
         <w:numPr>
           <w:ilvl w:val="0"/>
-          <w:numId w:val="17"/>
+          <w:numId w:val="35"/>
         </w:numPr>
         <w:pBdr>
           <w:top w:val="nil"/>
@@ -1361,27 +1760,56 @@
           <w:right w:val="nil"/>
           <w:between w:val="nil"/>
         </w:pBdr>
-        <w:spacing w:before="120" w:line="288" w:lineRule="auto"/>
-        <w:rPr>
-          <w:rFonts w:ascii="Arial" w:eastAsia="Arial" w:hAnsi="Arial" w:cs="Arial"/>
-          <w:color w:val="000000"/>
-          <w:szCs w:val="22"/>
-        </w:rPr>
-      </w:pPr>
-      <w:r>
-        <w:rPr>
-          <w:rFonts w:ascii="Arial" w:eastAsia="Arial" w:hAnsi="Arial" w:cs="Arial"/>
-          <w:color w:val="000000"/>
-          <w:szCs w:val="22"/>
-        </w:rPr>
-        <w:t>Review and update this policy every year.</w:t>
+        <w:spacing w:before="120" w:after="0"/>
+        <w:rPr>
+          <w:rFonts w:asciiTheme="minorHAnsi" w:eastAsia="Arial" w:hAnsiTheme="minorHAnsi" w:cstheme="minorHAnsi"/>
+          <w:color w:val="000000" w:themeColor="text1"/>
+          <w:szCs w:val="22"/>
+        </w:rPr>
+      </w:pPr>
+      <w:r>
+        <w:rPr>
+          <w:rFonts w:asciiTheme="minorHAnsi" w:eastAsia="Arial" w:hAnsiTheme="minorHAnsi" w:cstheme="minorHAnsi"/>
+          <w:color w:val="000000" w:themeColor="text1"/>
+          <w:szCs w:val="22"/>
+        </w:rPr>
+        <w:t>Sign and return the BYOD Acknowledgement Form during enrolment, confirming understanding of this policy.</w:t>
       </w:r>
     </w:p>
     <w:p>
       <w:pPr>
+        <w:pBdr>
+          <w:top w:val="nil"/>
+          <w:left w:val="nil"/>
+          <w:bottom w:val="nil"/>
+          <w:right w:val="nil"/>
+          <w:between w:val="nil"/>
+        </w:pBdr>
+        <w:spacing w:before="120"/>
+        <w:rPr>
+          <w:rFonts w:asciiTheme="minorHAnsi" w:eastAsia="Arial" w:hAnsiTheme="minorHAnsi" w:cstheme="minorHAnsi"/>
+          <w:b/>
+          <w:bCs/>
+          <w:color w:val="000000" w:themeColor="text1"/>
+          <w:szCs w:val="22"/>
+        </w:rPr>
+      </w:pPr>
+      <w:r>
+        <w:rPr>
+          <w:rFonts w:asciiTheme="minorHAnsi" w:eastAsia="Arial" w:hAnsiTheme="minorHAnsi" w:cstheme="minorHAnsi"/>
+          <w:b/>
+          <w:bCs/>
+          <w:color w:val="000000" w:themeColor="text1"/>
+          <w:szCs w:val="22"/>
+        </w:rPr>
+        <w:t>IT Security Team</w:t>
+      </w:r>
+    </w:p>
+    <w:p>
+      <w:pPr>
         <w:numPr>
           <w:ilvl w:val="0"/>
-          <w:numId w:val="17"/>
+          <w:numId w:val="35"/>
         </w:numPr>
         <w:pBdr>
           <w:top w:val="nil"/>
@@ -1390,56 +1818,28 @@
           <w:right w:val="nil"/>
           <w:between w:val="nil"/>
         </w:pBdr>
-        <w:spacing w:before="120" w:line="288" w:lineRule="auto"/>
-        <w:rPr>
-          <w:rFonts w:ascii="Arial" w:eastAsia="Arial" w:hAnsi="Arial" w:cs="Arial"/>
-          <w:color w:val="000000"/>
-          <w:szCs w:val="22"/>
-        </w:rPr>
-      </w:pPr>
-      <w:r>
-        <w:rPr>
-          <w:rFonts w:ascii="Arial" w:eastAsia="Arial" w:hAnsi="Arial" w:cs="Arial"/>
-          <w:color w:val="000000"/>
-          <w:szCs w:val="22"/>
-        </w:rPr>
-        <w:t>Run simulated (test) phishing exercises every three months to keep staff sharp.</w:t>
+        <w:spacing w:before="0" w:after="0"/>
+        <w:rPr>
+          <w:rFonts w:asciiTheme="minorHAnsi" w:eastAsia="Arial" w:hAnsiTheme="minorHAnsi" w:cstheme="minorHAnsi"/>
+          <w:color w:val="000000" w:themeColor="text1"/>
+          <w:szCs w:val="22"/>
+        </w:rPr>
+      </w:pPr>
+      <w:r>
+        <w:rPr>
+          <w:rFonts w:asciiTheme="minorHAnsi" w:eastAsia="Arial" w:hAnsiTheme="minorHAnsi" w:cstheme="minorHAnsi"/>
+          <w:color w:val="000000" w:themeColor="text1"/>
+          <w:szCs w:val="22"/>
+        </w:rPr>
+        <w:lastRenderedPageBreak/>
+        <w:t>Maintain and publish the approved list of applications for personal device access.</w:t>
       </w:r>
     </w:p>
     <w:p>
       <w:pPr>
-        <w:pBdr>
-          <w:top w:val="nil"/>
-          <w:left w:val="nil"/>
-          <w:bottom w:val="nil"/>
-          <w:right w:val="nil"/>
-          <w:between w:val="nil"/>
-        </w:pBdr>
-        <w:spacing w:before="120" w:line="288" w:lineRule="auto"/>
-        <w:rPr>
-          <w:rFonts w:ascii="Arial" w:eastAsia="Arial" w:hAnsi="Arial" w:cs="Arial"/>
-          <w:b/>
-          <w:bCs/>
-          <w:color w:val="000000"/>
-          <w:szCs w:val="22"/>
-        </w:rPr>
-      </w:pPr>
-      <w:r>
-        <w:rPr>
-          <w:rFonts w:ascii="Arial" w:eastAsia="Arial" w:hAnsi="Arial" w:cs="Arial"/>
-          <w:b/>
-          <w:bCs/>
-          <w:color w:val="000000"/>
-          <w:szCs w:val="22"/>
-        </w:rPr>
-        <w:t>Management</w:t>
-      </w:r>
-    </w:p>
-    <w:p>
-      <w:pPr>
         <w:numPr>
           <w:ilvl w:val="0"/>
-          <w:numId w:val="17"/>
+          <w:numId w:val="35"/>
         </w:numPr>
         <w:pBdr>
           <w:top w:val="nil"/>
@@ -1448,27 +1848,27 @@
           <w:right w:val="nil"/>
           <w:between w:val="nil"/>
         </w:pBdr>
-        <w:spacing w:before="120" w:line="288" w:lineRule="auto"/>
-        <w:rPr>
-          <w:rFonts w:ascii="Arial" w:eastAsia="Arial" w:hAnsi="Arial" w:cs="Arial"/>
-          <w:color w:val="000000"/>
-          <w:szCs w:val="22"/>
-        </w:rPr>
-      </w:pPr>
-      <w:r>
-        <w:rPr>
-          <w:rFonts w:ascii="Arial" w:eastAsia="Arial" w:hAnsi="Arial" w:cs="Arial"/>
-          <w:color w:val="000000"/>
-          <w:szCs w:val="22"/>
-        </w:rPr>
-        <w:t>Ensure all team members understand their security responsibilities.</w:t>
+        <w:spacing w:before="0" w:after="0"/>
+        <w:rPr>
+          <w:rFonts w:asciiTheme="minorHAnsi" w:eastAsia="Arial" w:hAnsiTheme="minorHAnsi" w:cstheme="minorHAnsi"/>
+          <w:color w:val="000000" w:themeColor="text1"/>
+          <w:szCs w:val="22"/>
+        </w:rPr>
+      </w:pPr>
+      <w:r>
+        <w:rPr>
+          <w:rFonts w:asciiTheme="minorHAnsi" w:eastAsia="Arial" w:hAnsiTheme="minorHAnsi" w:cstheme="minorHAnsi"/>
+          <w:color w:val="000000" w:themeColor="text1"/>
+          <w:szCs w:val="22"/>
+        </w:rPr>
+        <w:t>Administer the MDM solution and manage device enrolment, compliance monitoring, and remote wipe procedures.</w:t>
       </w:r>
     </w:p>
     <w:p>
       <w:pPr>
         <w:numPr>
           <w:ilvl w:val="0"/>
-          <w:numId w:val="17"/>
+          <w:numId w:val="35"/>
         </w:numPr>
         <w:pBdr>
           <w:top w:val="nil"/>
@@ -1477,27 +1877,27 @@
           <w:right w:val="nil"/>
           <w:between w:val="nil"/>
         </w:pBdr>
-        <w:spacing w:before="120" w:line="288" w:lineRule="auto"/>
-        <w:rPr>
-          <w:rFonts w:ascii="Arial" w:eastAsia="Arial" w:hAnsi="Arial" w:cs="Arial"/>
-          <w:color w:val="000000"/>
-          <w:szCs w:val="22"/>
-        </w:rPr>
-      </w:pPr>
-      <w:r>
-        <w:rPr>
-          <w:rFonts w:ascii="Arial" w:eastAsia="Arial" w:hAnsi="Arial" w:cs="Arial"/>
-          <w:color w:val="000000"/>
-          <w:szCs w:val="22"/>
-        </w:rPr>
-        <w:t>Encourage staff to report incidents quickly without fear of blame.</w:t>
+        <w:spacing w:before="0" w:after="0"/>
+        <w:rPr>
+          <w:rFonts w:asciiTheme="minorHAnsi" w:eastAsia="Arial" w:hAnsiTheme="minorHAnsi" w:cstheme="minorHAnsi"/>
+          <w:color w:val="000000" w:themeColor="text1"/>
+          <w:szCs w:val="22"/>
+        </w:rPr>
+      </w:pPr>
+      <w:r>
+        <w:rPr>
+          <w:rFonts w:asciiTheme="minorHAnsi" w:eastAsia="Arial" w:hAnsiTheme="minorHAnsi" w:cstheme="minorHAnsi"/>
+          <w:color w:val="000000" w:themeColor="text1"/>
+          <w:szCs w:val="22"/>
+        </w:rPr>
+        <w:t>Review and update this policy at least annually or following a relevant security incident or legislative change.</w:t>
       </w:r>
     </w:p>
     <w:p>
       <w:pPr>
         <w:numPr>
           <w:ilvl w:val="0"/>
-          <w:numId w:val="17"/>
+          <w:numId w:val="35"/>
         </w:numPr>
         <w:pBdr>
           <w:top w:val="nil"/>
@@ -1506,20 +1906,20 @@
           <w:right w:val="nil"/>
           <w:between w:val="nil"/>
         </w:pBdr>
-        <w:spacing w:before="120" w:line="288" w:lineRule="auto"/>
-        <w:rPr>
-          <w:rFonts w:ascii="Arial" w:eastAsia="Arial" w:hAnsi="Arial" w:cs="Arial"/>
-          <w:color w:val="000000"/>
-          <w:szCs w:val="22"/>
-        </w:rPr>
-      </w:pPr>
-      <w:r>
-        <w:rPr>
-          <w:rFonts w:ascii="Arial" w:eastAsia="Arial" w:hAnsi="Arial" w:cs="Arial"/>
-          <w:color w:val="000000"/>
-          <w:szCs w:val="22"/>
-        </w:rPr>
-        <w:t>Provide teams with dedicated time during work hours to complete security training.</w:t>
+        <w:spacing w:before="0" w:after="0"/>
+        <w:rPr>
+          <w:rFonts w:asciiTheme="minorHAnsi" w:eastAsia="Arial" w:hAnsiTheme="minorHAnsi" w:cstheme="minorHAnsi"/>
+          <w:color w:val="000000" w:themeColor="text1"/>
+          <w:szCs w:val="22"/>
+        </w:rPr>
+      </w:pPr>
+      <w:r>
+        <w:rPr>
+          <w:rFonts w:asciiTheme="minorHAnsi" w:eastAsia="Arial" w:hAnsiTheme="minorHAnsi" w:cstheme="minorHAnsi"/>
+          <w:color w:val="000000" w:themeColor="text1"/>
+          <w:szCs w:val="22"/>
+        </w:rPr>
+        <w:t>Provide guidance to staff on compliance with this policy and assess device eligibility during enrolment.</w:t>
       </w:r>
     </w:p>
     <w:p>
@@ -1531,31 +1931,31 @@
           <w:right w:val="nil"/>
           <w:between w:val="nil"/>
         </w:pBdr>
-        <w:spacing w:before="120" w:line="288" w:lineRule="auto"/>
-        <w:rPr>
-          <w:rFonts w:ascii="Arial" w:eastAsia="Arial" w:hAnsi="Arial" w:cs="Arial"/>
+        <w:spacing w:before="120"/>
+        <w:rPr>
+          <w:rFonts w:asciiTheme="minorHAnsi" w:eastAsia="Arial" w:hAnsiTheme="minorHAnsi" w:cstheme="minorHAnsi"/>
           <w:b/>
           <w:bCs/>
-          <w:color w:val="000000"/>
-          <w:szCs w:val="22"/>
-        </w:rPr>
-      </w:pPr>
-      <w:r>
-        <w:rPr>
-          <w:rFonts w:ascii="Arial" w:eastAsia="Arial" w:hAnsi="Arial" w:cs="Arial"/>
+          <w:color w:val="000000" w:themeColor="text1"/>
+          <w:szCs w:val="22"/>
+        </w:rPr>
+      </w:pPr>
+      <w:r>
+        <w:rPr>
+          <w:rFonts w:asciiTheme="minorHAnsi" w:eastAsia="Arial" w:hAnsiTheme="minorHAnsi" w:cstheme="minorHAnsi"/>
           <w:b/>
           <w:bCs/>
-          <w:color w:val="000000"/>
-          <w:szCs w:val="22"/>
-        </w:rPr>
-        <w:t>IT Technical Consultants &amp; Application Support</w:t>
+          <w:color w:val="000000" w:themeColor="text1"/>
+          <w:szCs w:val="22"/>
+        </w:rPr>
+        <w:t>Managers and Supervisors</w:t>
       </w:r>
     </w:p>
     <w:p>
       <w:pPr>
         <w:numPr>
           <w:ilvl w:val="0"/>
-          <w:numId w:val="17"/>
+          <w:numId w:val="35"/>
         </w:numPr>
         <w:pBdr>
           <w:top w:val="nil"/>
@@ -1564,27 +1964,30 @@
           <w:right w:val="nil"/>
           <w:between w:val="nil"/>
         </w:pBdr>
-        <w:spacing w:before="120" w:line="288" w:lineRule="auto"/>
-        <w:rPr>
-          <w:rFonts w:ascii="Arial" w:eastAsia="Arial" w:hAnsi="Arial" w:cs="Arial"/>
-          <w:color w:val="000000"/>
-          <w:szCs w:val="22"/>
-        </w:rPr>
-      </w:pPr>
-      <w:r>
-        <w:rPr>
-          <w:rFonts w:ascii="Arial" w:eastAsia="Arial" w:hAnsi="Arial" w:cs="Arial"/>
-          <w:color w:val="000000"/>
-          <w:szCs w:val="22"/>
-        </w:rPr>
-        <w:t>Set up technical safety nets like application whitelisting (only allowing approved apps to run) and endpoint security (antivirus software on devices).</w:t>
+        <w:tabs>
+          <w:tab w:val="left" w:pos="1560"/>
+        </w:tabs>
+        <w:spacing w:before="0" w:after="0"/>
+        <w:rPr>
+          <w:rFonts w:asciiTheme="minorHAnsi" w:eastAsia="Arial" w:hAnsiTheme="minorHAnsi" w:cstheme="minorHAnsi"/>
+          <w:color w:val="000000" w:themeColor="text1"/>
+          <w:szCs w:val="22"/>
+        </w:rPr>
+      </w:pPr>
+      <w:r>
+        <w:rPr>
+          <w:rFonts w:asciiTheme="minorHAnsi" w:eastAsia="Arial" w:hAnsiTheme="minorHAnsi" w:cstheme="minorHAnsi"/>
+          <w:color w:val="000000" w:themeColor="text1"/>
+          <w:szCs w:val="22"/>
+        </w:rPr>
+        <w:t>Ensure all direct reports who use personal devices for work have completed enrolment and formally acknowledged this policy.</w:t>
       </w:r>
     </w:p>
     <w:p>
       <w:pPr>
         <w:numPr>
           <w:ilvl w:val="0"/>
-          <w:numId w:val="17"/>
+          <w:numId w:val="35"/>
         </w:numPr>
         <w:pBdr>
           <w:top w:val="nil"/>
@@ -1593,88 +1996,30 @@
           <w:right w:val="nil"/>
           <w:between w:val="nil"/>
         </w:pBdr>
-        <w:spacing w:before="120" w:line="288" w:lineRule="auto"/>
-        <w:rPr>
-          <w:rFonts w:ascii="Arial" w:eastAsia="Arial" w:hAnsi="Arial" w:cs="Arial"/>
-          <w:color w:val="000000"/>
-          <w:szCs w:val="22"/>
-        </w:rPr>
-      </w:pPr>
-      <w:r>
-        <w:rPr>
-          <w:rFonts w:ascii="Arial" w:eastAsia="Arial" w:hAnsi="Arial" w:cs="Arial"/>
-          <w:color w:val="000000"/>
-          <w:szCs w:val="22"/>
-        </w:rPr>
-        <w:t xml:space="preserve">Escalate any strange system </w:t>
-      </w:r>
-      <w:r>
-        <w:rPr>
-          <w:rFonts w:ascii="Arial" w:eastAsia="Arial" w:hAnsi="Arial" w:cs="Arial"/>
-          <w:color w:val="000000"/>
-          <w:szCs w:val="22"/>
-        </w:rPr>
-        <w:t>behaviours</w:t>
-      </w:r>
-      <w:r>
-        <w:rPr>
-          <w:rFonts w:ascii="Arial" w:eastAsia="Arial" w:hAnsi="Arial" w:cs="Arial"/>
-          <w:color w:val="000000"/>
-          <w:szCs w:val="22"/>
-        </w:rPr>
-        <w:t xml:space="preserve"> or suspected data leaks to the IT Security team immediately</w:t>
+        <w:tabs>
+          <w:tab w:val="left" w:pos="1560"/>
+        </w:tabs>
+        <w:spacing w:before="0" w:after="0"/>
+        <w:rPr>
+          <w:rFonts w:asciiTheme="minorHAnsi" w:eastAsia="Arial" w:hAnsiTheme="minorHAnsi" w:cstheme="minorHAnsi"/>
+          <w:color w:val="000000" w:themeColor="text1"/>
+          <w:szCs w:val="22"/>
+        </w:rPr>
+      </w:pPr>
+      <w:r>
+        <w:rPr>
+          <w:rFonts w:asciiTheme="minorHAnsi" w:eastAsia="Arial" w:hAnsiTheme="minorHAnsi" w:cstheme="minorHAnsi"/>
+          <w:color w:val="000000" w:themeColor="text1"/>
+          <w:szCs w:val="22"/>
+        </w:rPr>
+        <w:t>Report any suspected non-compliance with this policy to the IT Security team promptly.</w:t>
       </w:r>
     </w:p>
     <w:p>
       <w:pPr>
-        <w:pBdr>
-          <w:top w:val="nil"/>
-          <w:left w:val="nil"/>
-          <w:bottom w:val="nil"/>
-          <w:right w:val="nil"/>
-          <w:between w:val="nil"/>
-        </w:pBdr>
-        <w:spacing w:before="120" w:line="288" w:lineRule="auto"/>
-        <w:rPr>
-          <w:rFonts w:ascii="Arial" w:eastAsia="Arial" w:hAnsi="Arial" w:cs="Arial"/>
-          <w:color w:val="000000"/>
-          <w:szCs w:val="22"/>
-        </w:rPr>
-      </w:pPr>
-    </w:p>
-    <w:p>
-      <w:pPr>
-        <w:pBdr>
-          <w:top w:val="nil"/>
-          <w:left w:val="nil"/>
-          <w:bottom w:val="nil"/>
-          <w:right w:val="nil"/>
-          <w:between w:val="nil"/>
-        </w:pBdr>
-        <w:spacing w:before="360" w:line="276" w:lineRule="auto"/>
-        <w:rPr>
-          <w:rFonts w:ascii="Arial" w:eastAsia="Arial" w:hAnsi="Arial" w:cs="Arial"/>
-          <w:b/>
-          <w:color w:val="000000"/>
-          <w:szCs w:val="22"/>
-        </w:rPr>
-      </w:pPr>
-      <w:r>
-        <w:rPr>
-          <w:rFonts w:ascii="Arial" w:eastAsia="Arial" w:hAnsi="Arial" w:cs="Arial"/>
-          <w:b/>
-          <w:color w:val="000000"/>
-          <w:szCs w:val="22"/>
-        </w:rPr>
-        <w:t>Procedures</w:t>
-      </w:r>
-    </w:p>
-    <w:p>
-      <w:pPr>
-        <w:pStyle w:val="ListParagraph"/>
         <w:numPr>
           <w:ilvl w:val="0"/>
-          <w:numId w:val="34"/>
+          <w:numId w:val="35"/>
         </w:numPr>
         <w:pBdr>
           <w:top w:val="nil"/>
@@ -1683,31 +2028,75 @@
           <w:right w:val="nil"/>
           <w:between w:val="nil"/>
         </w:pBdr>
-        <w:spacing w:before="360" w:line="276" w:lineRule="auto"/>
-        <w:rPr>
-          <w:rFonts w:ascii="Arial" w:eastAsia="Arial" w:hAnsi="Arial" w:cs="Arial"/>
-          <w:b/>
-          <w:bCs/>
-          <w:color w:val="000000"/>
-          <w:szCs w:val="22"/>
-        </w:rPr>
-      </w:pPr>
-      <w:r>
-        <w:rPr>
-          <w:rFonts w:ascii="Arial" w:eastAsia="Arial" w:hAnsi="Arial" w:cs="Arial"/>
-          <w:b/>
-          <w:bCs/>
-          <w:color w:val="000000"/>
-          <w:szCs w:val="22"/>
-        </w:rPr>
-        <w:t xml:space="preserve"> Password and Credential Management</w:t>
+        <w:tabs>
+          <w:tab w:val="left" w:pos="1560"/>
+        </w:tabs>
+        <w:spacing w:before="0" w:after="0"/>
+        <w:rPr>
+          <w:rFonts w:asciiTheme="minorHAnsi" w:eastAsia="Arial" w:hAnsiTheme="minorHAnsi" w:cstheme="minorHAnsi"/>
+          <w:color w:val="000000" w:themeColor="text1"/>
+          <w:szCs w:val="22"/>
+        </w:rPr>
+      </w:pPr>
+      <w:r>
+        <w:rPr>
+          <w:rFonts w:asciiTheme="minorHAnsi" w:eastAsia="Arial" w:hAnsiTheme="minorHAnsi" w:cstheme="minorHAnsi"/>
+          <w:color w:val="000000" w:themeColor="text1"/>
+          <w:szCs w:val="22"/>
+        </w:rPr>
+        <w:t>Support staff in completing required cybersecurity training related to personal device use.</w:t>
       </w:r>
     </w:p>
     <w:p>
       <w:pPr>
+        <w:pBdr>
+          <w:top w:val="nil"/>
+          <w:left w:val="nil"/>
+          <w:bottom w:val="nil"/>
+          <w:right w:val="nil"/>
+          <w:between w:val="nil"/>
+        </w:pBdr>
+        <w:spacing w:before="120"/>
+        <w:rPr>
+          <w:rFonts w:asciiTheme="minorHAnsi" w:eastAsia="Arial" w:hAnsiTheme="minorHAnsi" w:cstheme="minorHAnsi"/>
+          <w:color w:val="000000" w:themeColor="text1"/>
+          <w:szCs w:val="22"/>
+        </w:rPr>
+      </w:pPr>
+    </w:p>
+    <w:p>
+      <w:pPr>
+        <w:pBdr>
+          <w:top w:val="nil"/>
+          <w:left w:val="nil"/>
+          <w:bottom w:val="nil"/>
+          <w:right w:val="nil"/>
+          <w:between w:val="nil"/>
+        </w:pBdr>
+        <w:spacing w:before="360"/>
+        <w:rPr>
+          <w:rFonts w:asciiTheme="minorHAnsi" w:eastAsia="Arial" w:hAnsiTheme="minorHAnsi" w:cstheme="minorHAnsi"/>
+          <w:b/>
+          <w:color w:val="000000" w:themeColor="text1"/>
+          <w:sz w:val="24"/>
+        </w:rPr>
+      </w:pPr>
+      <w:r>
+        <w:rPr>
+          <w:rFonts w:asciiTheme="minorHAnsi" w:eastAsia="Arial" w:hAnsiTheme="minorHAnsi" w:cstheme="minorHAnsi"/>
+          <w:b/>
+          <w:color w:val="000000" w:themeColor="text1"/>
+          <w:sz w:val="24"/>
+        </w:rPr>
+        <w:t>Procedures</w:t>
+      </w:r>
+    </w:p>
+    <w:p>
+      <w:pPr>
+        <w:pStyle w:val="ListParagraph"/>
         <w:numPr>
           <w:ilvl w:val="0"/>
-          <w:numId w:val="28"/>
+          <w:numId w:val="40"/>
         </w:numPr>
         <w:pBdr>
           <w:top w:val="nil"/>
@@ -1716,27 +2105,58 @@
           <w:right w:val="nil"/>
           <w:between w:val="nil"/>
         </w:pBdr>
-        <w:spacing w:before="0" w:after="0" w:line="276" w:lineRule="auto"/>
-        <w:rPr>
-          <w:rFonts w:ascii="Arial" w:eastAsia="Arial" w:hAnsi="Arial" w:cs="Arial"/>
-          <w:color w:val="000000"/>
-          <w:szCs w:val="22"/>
-        </w:rPr>
-      </w:pPr>
-      <w:r>
-        <w:rPr>
-          <w:rFonts w:ascii="Arial" w:eastAsia="Arial" w:hAnsi="Arial" w:cs="Arial"/>
-          <w:color w:val="000000"/>
-          <w:szCs w:val="22"/>
-        </w:rPr>
-        <w:t>Use the Password Manager: Log into the company-approved password manager to create and save all your login details.</w:t>
+        <w:spacing w:before="360"/>
+        <w:rPr>
+          <w:rFonts w:asciiTheme="minorHAnsi" w:eastAsia="Arial" w:hAnsiTheme="minorHAnsi" w:cstheme="minorHAnsi"/>
+          <w:b/>
+          <w:bCs/>
+          <w:color w:val="000000" w:themeColor="text1"/>
+          <w:szCs w:val="22"/>
+        </w:rPr>
+      </w:pPr>
+      <w:r>
+        <w:rPr>
+          <w:rFonts w:asciiTheme="minorHAnsi" w:eastAsia="Arial" w:hAnsiTheme="minorHAnsi" w:cstheme="minorHAnsi"/>
+          <w:b/>
+          <w:bCs/>
+          <w:color w:val="000000" w:themeColor="text1"/>
+          <w:szCs w:val="22"/>
+        </w:rPr>
+        <w:t xml:space="preserve"> Device Enrolment and Registration</w:t>
       </w:r>
     </w:p>
     <w:p>
       <w:pPr>
+        <w:pBdr>
+          <w:top w:val="nil"/>
+          <w:left w:val="nil"/>
+          <w:bottom w:val="nil"/>
+          <w:right w:val="nil"/>
+          <w:between w:val="nil"/>
+        </w:pBdr>
+        <w:spacing w:before="0"/>
+        <w:rPr>
+          <w:rFonts w:asciiTheme="minorHAnsi" w:eastAsia="Arial" w:hAnsiTheme="minorHAnsi" w:cstheme="minorHAnsi"/>
+          <w:bCs/>
+          <w:color w:val="000000" w:themeColor="text1"/>
+          <w:szCs w:val="22"/>
+        </w:rPr>
+      </w:pPr>
+      <w:r>
+        <w:rPr>
+          <w:rFonts w:asciiTheme="minorHAnsi" w:eastAsia="Arial" w:hAnsiTheme="minorHAnsi" w:cstheme="minorHAnsi"/>
+          <w:bCs/>
+          <w:color w:val="000000" w:themeColor="text1"/>
+          <w:szCs w:val="22"/>
+        </w:rPr>
+        <w:t>Before a personal device may be used to access any organisational system, it must be enrolled and approved by the IT Security team. This process ensures your device meets minimum security requirements and allows the organisation to protect its data if the device is ever lost or compromised.</w:t>
+      </w:r>
+    </w:p>
+    <w:p>
+      <w:pPr>
         <w:numPr>
           <w:ilvl w:val="0"/>
-          <w:numId w:val="28"/>
+          <w:numId w:val="37"/>
         </w:numPr>
         <w:pBdr>
           <w:top w:val="nil"/>
@@ -1745,45 +2165,29 @@
           <w:right w:val="nil"/>
           <w:between w:val="nil"/>
         </w:pBdr>
-        <w:spacing w:before="0" w:after="0" w:line="276" w:lineRule="auto"/>
-        <w:rPr>
-          <w:rFonts w:ascii="Arial" w:eastAsia="Arial" w:hAnsi="Arial" w:cs="Arial"/>
-          <w:color w:val="000000"/>
-          <w:szCs w:val="22"/>
-        </w:rPr>
-      </w:pPr>
-      <w:r>
-        <w:rPr>
-          <w:rFonts w:ascii="Arial" w:eastAsia="Arial" w:hAnsi="Arial" w:cs="Arial"/>
-          <w:color w:val="000000"/>
-          <w:szCs w:val="22"/>
-        </w:rPr>
-        <w:t>Create Strong Passwords: Use the tool to generate unique passwords. They must be at least 12 characters long and include uppercase letters, lowercase letters, numbers, and special symbols (e.g., #, $</w:t>
-      </w:r>
-      <w:proofErr w:type="gramStart"/>
-      <w:r>
-        <w:rPr>
-          <w:rFonts w:ascii="Arial" w:eastAsia="Arial" w:hAnsi="Arial" w:cs="Arial"/>
-          <w:color w:val="000000"/>
-          <w:szCs w:val="22"/>
-        </w:rPr>
-        <w:t>, !</w:t>
-      </w:r>
-      <w:proofErr w:type="gramEnd"/>
-      <w:r>
-        <w:rPr>
-          <w:rFonts w:ascii="Arial" w:eastAsia="Arial" w:hAnsi="Arial" w:cs="Arial"/>
-          <w:color w:val="000000"/>
-          <w:szCs w:val="22"/>
-        </w:rPr>
-        <w:t>).</w:t>
+        <w:spacing w:before="0"/>
+        <w:rPr>
+          <w:rFonts w:asciiTheme="minorHAnsi" w:eastAsia="Arial" w:hAnsiTheme="minorHAnsi" w:cstheme="minorHAnsi"/>
+          <w:bCs/>
+          <w:color w:val="000000" w:themeColor="text1"/>
+          <w:szCs w:val="22"/>
+        </w:rPr>
+      </w:pPr>
+      <w:r>
+        <w:rPr>
+          <w:rFonts w:asciiTheme="minorHAnsi" w:eastAsia="Arial" w:hAnsiTheme="minorHAnsi" w:cstheme="minorHAnsi"/>
+          <w:bCs/>
+          <w:color w:val="000000" w:themeColor="text1"/>
+          <w:szCs w:val="22"/>
+        </w:rPr>
+        <w:t>Submit a BYOD Enrolment Request to the IT Security team via the internal IT service portal. Include the device type, operating system version, and the organisational systems or applications you require access to.</w:t>
       </w:r>
     </w:p>
     <w:p>
       <w:pPr>
         <w:numPr>
           <w:ilvl w:val="0"/>
-          <w:numId w:val="28"/>
+          <w:numId w:val="37"/>
         </w:numPr>
         <w:pBdr>
           <w:top w:val="nil"/>
@@ -1792,27 +2196,29 @@
           <w:right w:val="nil"/>
           <w:between w:val="nil"/>
         </w:pBdr>
-        <w:spacing w:before="0" w:after="0" w:line="276" w:lineRule="auto"/>
-        <w:rPr>
-          <w:rFonts w:ascii="Arial" w:eastAsia="Arial" w:hAnsi="Arial" w:cs="Arial"/>
-          <w:color w:val="000000"/>
-          <w:szCs w:val="22"/>
-        </w:rPr>
-      </w:pPr>
-      <w:r>
-        <w:rPr>
-          <w:rFonts w:ascii="Arial" w:eastAsia="Arial" w:hAnsi="Arial" w:cs="Arial"/>
-          <w:color w:val="000000"/>
-          <w:szCs w:val="22"/>
-        </w:rPr>
-        <w:t>No Password Reuse: Never use the same password for more than one account.</w:t>
+        <w:spacing w:before="0"/>
+        <w:rPr>
+          <w:rFonts w:asciiTheme="minorHAnsi" w:eastAsia="Arial" w:hAnsiTheme="minorHAnsi" w:cstheme="minorHAnsi"/>
+          <w:bCs/>
+          <w:color w:val="000000" w:themeColor="text1"/>
+          <w:szCs w:val="22"/>
+        </w:rPr>
+      </w:pPr>
+      <w:r>
+        <w:rPr>
+          <w:rFonts w:asciiTheme="minorHAnsi" w:eastAsia="Arial" w:hAnsiTheme="minorHAnsi" w:cstheme="minorHAnsi"/>
+          <w:bCs/>
+          <w:color w:val="000000" w:themeColor="text1"/>
+          <w:szCs w:val="22"/>
+        </w:rPr>
+        <w:t>The IT Security team will assess whether your device meets the minimum requirements: a currently supported operating system, full-device encryption enabled, an active screen lock using a PIN, password, or biometric authentication, and no evidence of unauthorised modifications such as jailbreaking or rooting.</w:t>
       </w:r>
     </w:p>
     <w:p>
       <w:pPr>
         <w:numPr>
           <w:ilvl w:val="0"/>
-          <w:numId w:val="28"/>
+          <w:numId w:val="37"/>
         </w:numPr>
         <w:pBdr>
           <w:top w:val="nil"/>
@@ -1821,27 +2227,29 @@
           <w:right w:val="nil"/>
           <w:between w:val="nil"/>
         </w:pBdr>
-        <w:spacing w:before="0" w:after="0" w:line="276" w:lineRule="auto"/>
-        <w:rPr>
-          <w:rFonts w:ascii="Arial" w:eastAsia="Arial" w:hAnsi="Arial" w:cs="Arial"/>
-          <w:color w:val="000000"/>
-          <w:szCs w:val="22"/>
-        </w:rPr>
-      </w:pPr>
-      <w:r>
-        <w:rPr>
-          <w:rFonts w:ascii="Arial" w:eastAsia="Arial" w:hAnsi="Arial" w:cs="Arial"/>
-          <w:color w:val="000000"/>
-          <w:szCs w:val="22"/>
-        </w:rPr>
-        <w:t>Turn on Multi-Factor Authentication (MFA): Always use MFA when available. This requires a second step—like entering a temporary code sent to your phone—making it much harder for hackers to access your account.</w:t>
+        <w:spacing w:before="0"/>
+        <w:rPr>
+          <w:rFonts w:asciiTheme="minorHAnsi" w:eastAsia="Arial" w:hAnsiTheme="minorHAnsi" w:cstheme="minorHAnsi"/>
+          <w:bCs/>
+          <w:color w:val="000000" w:themeColor="text1"/>
+          <w:szCs w:val="22"/>
+        </w:rPr>
+      </w:pPr>
+      <w:r>
+        <w:rPr>
+          <w:rFonts w:asciiTheme="minorHAnsi" w:eastAsia="Arial" w:hAnsiTheme="minorHAnsi" w:cstheme="minorHAnsi"/>
+          <w:bCs/>
+          <w:color w:val="000000" w:themeColor="text1"/>
+          <w:szCs w:val="22"/>
+        </w:rPr>
+        <w:t>If the device meets requirements, the IT Security team will install the approved MDM agent. This creates a secure, separate work container on your device for all organisational data and applications. Your personal content is not affected.</w:t>
       </w:r>
     </w:p>
     <w:p>
       <w:pPr>
         <w:numPr>
           <w:ilvl w:val="0"/>
-          <w:numId w:val="28"/>
+          <w:numId w:val="37"/>
         </w:numPr>
         <w:pBdr>
           <w:top w:val="nil"/>
@@ -1850,27 +2258,29 @@
           <w:right w:val="nil"/>
           <w:between w:val="nil"/>
         </w:pBdr>
-        <w:spacing w:before="0" w:after="0" w:line="276" w:lineRule="auto"/>
-        <w:rPr>
-          <w:rFonts w:ascii="Arial" w:eastAsia="Arial" w:hAnsi="Arial" w:cs="Arial"/>
-          <w:color w:val="000000"/>
-          <w:szCs w:val="22"/>
-        </w:rPr>
-      </w:pPr>
-      <w:r>
-        <w:rPr>
-          <w:rFonts w:ascii="Arial" w:eastAsia="Arial" w:hAnsi="Arial" w:cs="Arial"/>
-          <w:color w:val="000000"/>
-          <w:szCs w:val="22"/>
-        </w:rPr>
-        <w:t>90-Day Rotations: Update passwords every 90 days, or instantly if you think someone saw them.</w:t>
+        <w:spacing w:before="0"/>
+        <w:rPr>
+          <w:rFonts w:asciiTheme="minorHAnsi" w:eastAsia="Arial" w:hAnsiTheme="minorHAnsi" w:cstheme="minorHAnsi"/>
+          <w:bCs/>
+          <w:color w:val="000000" w:themeColor="text1"/>
+          <w:szCs w:val="22"/>
+        </w:rPr>
+      </w:pPr>
+      <w:r>
+        <w:rPr>
+          <w:rFonts w:asciiTheme="minorHAnsi" w:eastAsia="Arial" w:hAnsiTheme="minorHAnsi" w:cstheme="minorHAnsi"/>
+          <w:bCs/>
+          <w:color w:val="000000" w:themeColor="text1"/>
+          <w:szCs w:val="22"/>
+        </w:rPr>
+        <w:t>Install the organisation's approved password manager and MFA authenticator application as directed by the IT Security team during the enrolment session.</w:t>
       </w:r>
     </w:p>
     <w:p>
       <w:pPr>
         <w:numPr>
           <w:ilvl w:val="0"/>
-          <w:numId w:val="28"/>
+          <w:numId w:val="37"/>
         </w:numPr>
         <w:pBdr>
           <w:top w:val="nil"/>
@@ -1879,28 +2289,29 @@
           <w:right w:val="nil"/>
           <w:between w:val="nil"/>
         </w:pBdr>
-        <w:spacing w:before="0" w:after="0" w:line="276" w:lineRule="auto"/>
-        <w:rPr>
-          <w:rFonts w:ascii="Arial" w:eastAsia="Arial" w:hAnsi="Arial" w:cs="Arial"/>
-          <w:color w:val="000000"/>
-          <w:szCs w:val="22"/>
-        </w:rPr>
-      </w:pPr>
-      <w:r>
-        <w:rPr>
-          <w:rFonts w:ascii="Arial" w:eastAsia="Arial" w:hAnsi="Arial" w:cs="Arial"/>
-          <w:color w:val="000000"/>
-          <w:szCs w:val="22"/>
-        </w:rPr>
-        <w:t>Keep Secrets Secret: Never share passwords, MFA codes, or security tokens with anyone—including coworkers or IT staff.</w:t>
+        <w:spacing w:before="0"/>
+        <w:rPr>
+          <w:rFonts w:asciiTheme="minorHAnsi" w:eastAsia="Arial" w:hAnsiTheme="minorHAnsi" w:cstheme="minorHAnsi"/>
+          <w:bCs/>
+          <w:color w:val="000000" w:themeColor="text1"/>
+          <w:szCs w:val="22"/>
+        </w:rPr>
+      </w:pPr>
+      <w:r>
+        <w:rPr>
+          <w:rFonts w:asciiTheme="minorHAnsi" w:eastAsia="Arial" w:hAnsiTheme="minorHAnsi" w:cstheme="minorHAnsi"/>
+          <w:bCs/>
+          <w:color w:val="000000" w:themeColor="text1"/>
+          <w:szCs w:val="22"/>
+        </w:rPr>
+        <w:t>Read and sign the BYOD Acknowledgement Form, confirming you have read this policy and accept your responsibilities. This form is kept on file by HR as part of your employment record.</w:t>
       </w:r>
     </w:p>
     <w:p>
       <w:pPr>
-        <w:pStyle w:val="ListParagraph"/>
         <w:numPr>
           <w:ilvl w:val="0"/>
-          <w:numId w:val="34"/>
+          <w:numId w:val="37"/>
         </w:numPr>
         <w:pBdr>
           <w:top w:val="nil"/>
@@ -1909,171 +2320,30 @@
           <w:right w:val="nil"/>
           <w:between w:val="nil"/>
         </w:pBdr>
-        <w:spacing w:before="360" w:line="276" w:lineRule="auto"/>
-        <w:rPr>
-          <w:rFonts w:ascii="Arial" w:eastAsia="Arial" w:hAnsi="Arial" w:cs="Arial"/>
-          <w:b/>
-          <w:bCs/>
-          <w:color w:val="000000"/>
-          <w:szCs w:val="22"/>
-        </w:rPr>
-      </w:pPr>
-      <w:r>
-        <w:rPr>
-          <w:rFonts w:ascii="Arial" w:eastAsia="Arial" w:hAnsi="Arial" w:cs="Arial"/>
-          <w:b/>
-          <w:bCs/>
-          <w:color w:val="000000"/>
-          <w:szCs w:val="22"/>
-        </w:rPr>
-        <w:t xml:space="preserve"> Email and Communications Use</w:t>
+        <w:spacing w:before="0"/>
+        <w:rPr>
+          <w:rFonts w:asciiTheme="minorHAnsi" w:eastAsia="Arial" w:hAnsiTheme="minorHAnsi" w:cstheme="minorHAnsi"/>
+          <w:bCs/>
+          <w:color w:val="000000" w:themeColor="text1"/>
+          <w:szCs w:val="22"/>
+        </w:rPr>
+      </w:pPr>
+      <w:r>
+        <w:rPr>
+          <w:rFonts w:asciiTheme="minorHAnsi" w:eastAsia="Arial" w:hAnsiTheme="minorHAnsi" w:cstheme="minorHAnsi"/>
+          <w:bCs/>
+          <w:color w:val="000000" w:themeColor="text1"/>
+          <w:szCs w:val="22"/>
+        </w:rPr>
+        <w:t>Once the IT Security team confirms your enrolment is complete, you may begin accessing approved organisational systems on your personal device.</w:t>
       </w:r>
     </w:p>
     <w:p>
       <w:pPr>
-        <w:pBdr>
-          <w:top w:val="nil"/>
-          <w:left w:val="nil"/>
-          <w:bottom w:val="nil"/>
-          <w:right w:val="nil"/>
-          <w:between w:val="nil"/>
-        </w:pBdr>
-        <w:spacing w:before="360" w:line="276" w:lineRule="auto"/>
-        <w:ind w:left="360"/>
-        <w:rPr>
-          <w:rFonts w:ascii="Arial" w:eastAsia="Arial" w:hAnsi="Arial" w:cs="Arial"/>
-          <w:color w:val="000000"/>
-          <w:szCs w:val="22"/>
-        </w:rPr>
-      </w:pPr>
-      <w:r>
-        <w:rPr>
-          <w:rFonts w:ascii="Arial" w:eastAsia="Arial" w:hAnsi="Arial" w:cs="Arial"/>
-          <w:color w:val="000000"/>
-          <w:szCs w:val="22"/>
-        </w:rPr>
-        <w:t>Before opening an attachment or clicking a link in an email, use the PACT framework:</w:t>
-      </w:r>
-    </w:p>
-    <w:p>
-      <w:pPr>
-        <w:pBdr>
-          <w:top w:val="nil"/>
-          <w:left w:val="nil"/>
-          <w:bottom w:val="nil"/>
-          <w:right w:val="nil"/>
-          <w:between w:val="nil"/>
-        </w:pBdr>
-        <w:spacing w:before="360" w:line="276" w:lineRule="auto"/>
-        <w:ind w:left="360"/>
-        <w:rPr>
-          <w:rFonts w:ascii="Arial" w:eastAsia="Arial" w:hAnsi="Arial" w:cs="Arial"/>
-          <w:color w:val="000000"/>
-          <w:szCs w:val="22"/>
-        </w:rPr>
-      </w:pPr>
-      <w:r>
-        <w:rPr>
-          <w:rFonts w:ascii="Arial" w:eastAsia="Arial" w:hAnsi="Arial" w:cs="Arial"/>
-          <w:b/>
-          <w:bCs/>
-          <w:color w:val="000000"/>
-          <w:szCs w:val="22"/>
-        </w:rPr>
-        <w:t>P</w:t>
-      </w:r>
-      <w:r>
-        <w:rPr>
-          <w:rFonts w:ascii="Arial" w:eastAsia="Arial" w:hAnsi="Arial" w:cs="Arial"/>
-          <w:color w:val="000000"/>
-          <w:szCs w:val="22"/>
-        </w:rPr>
-        <w:t xml:space="preserve"> – Pause: Do not rush. Take a second before responding to urgent or emotional requests.</w:t>
-      </w:r>
-      <w:r>
-        <w:rPr>
-          <w:rFonts w:ascii="Arial" w:eastAsia="Arial" w:hAnsi="Arial" w:cs="Arial"/>
-          <w:color w:val="000000"/>
-          <w:szCs w:val="22"/>
-        </w:rPr>
-        <w:br/>
-      </w:r>
-      <w:r>
-        <w:rPr>
-          <w:rFonts w:ascii="Arial" w:eastAsia="Arial" w:hAnsi="Arial" w:cs="Arial"/>
-          <w:b/>
-          <w:bCs/>
-          <w:color w:val="000000"/>
-          <w:szCs w:val="22"/>
-        </w:rPr>
-        <w:t>A</w:t>
-      </w:r>
-      <w:r>
-        <w:rPr>
-          <w:rFonts w:ascii="Arial" w:eastAsia="Arial" w:hAnsi="Arial" w:cs="Arial"/>
-          <w:color w:val="000000"/>
-          <w:szCs w:val="22"/>
-        </w:rPr>
-        <w:t xml:space="preserve"> – Activate: Make sure MFA is active on your account.</w:t>
-      </w:r>
-      <w:r>
-        <w:rPr>
-          <w:rFonts w:ascii="Arial" w:eastAsia="Arial" w:hAnsi="Arial" w:cs="Arial"/>
-          <w:color w:val="000000"/>
-          <w:szCs w:val="22"/>
-        </w:rPr>
-        <w:br/>
-      </w:r>
-      <w:r>
-        <w:rPr>
-          <w:rFonts w:ascii="Arial" w:eastAsia="Arial" w:hAnsi="Arial" w:cs="Arial"/>
-          <w:b/>
-          <w:bCs/>
-          <w:color w:val="000000"/>
-          <w:szCs w:val="22"/>
-        </w:rPr>
-        <w:t>C</w:t>
-      </w:r>
-      <w:r>
-        <w:rPr>
-          <w:rFonts w:ascii="Arial" w:eastAsia="Arial" w:hAnsi="Arial" w:cs="Arial"/>
-          <w:color w:val="000000"/>
-          <w:szCs w:val="22"/>
-        </w:rPr>
-        <w:t xml:space="preserve"> – Call: If a request seems unusual, call the sender using a trusted phone number to double-check. Do not reply to the suspicious email.</w:t>
-      </w:r>
-      <w:r>
-        <w:rPr>
-          <w:rFonts w:ascii="Arial" w:eastAsia="Arial" w:hAnsi="Arial" w:cs="Arial"/>
-          <w:color w:val="000000"/>
-          <w:szCs w:val="22"/>
-        </w:rPr>
-        <w:br/>
-      </w:r>
-      <w:r>
-        <w:rPr>
-          <w:rFonts w:ascii="Arial" w:eastAsia="Arial" w:hAnsi="Arial" w:cs="Arial"/>
-          <w:b/>
-          <w:bCs/>
-          <w:color w:val="000000"/>
-          <w:szCs w:val="22"/>
-        </w:rPr>
-        <w:t>T</w:t>
-      </w:r>
-      <w:r>
-        <w:rPr>
-          <w:rFonts w:ascii="Arial" w:eastAsia="Arial" w:hAnsi="Arial" w:cs="Arial"/>
-          <w:color w:val="000000"/>
-          <w:szCs w:val="22"/>
-        </w:rPr>
-        <w:t xml:space="preserve"> – Turn on: Ensure your device updates are turned on so your security filters stay sharp.</w:t>
-      </w:r>
-    </w:p>
-    <w:p>
-      <w:pPr>
+        <w:pStyle w:val="ListParagraph"/>
         <w:numPr>
           <w:ilvl w:val="0"/>
-          <w:numId w:val="29"/>
+          <w:numId w:val="40"/>
         </w:numPr>
         <w:pBdr>
           <w:top w:val="nil"/>
@@ -2082,31 +2352,58 @@
           <w:right w:val="nil"/>
           <w:between w:val="nil"/>
         </w:pBdr>
-        <w:tabs>
-          <w:tab w:val="num" w:pos="1080"/>
-        </w:tabs>
-        <w:spacing w:before="0" w:after="0" w:line="276" w:lineRule="auto"/>
-        <w:ind w:left="720"/>
-        <w:rPr>
-          <w:rFonts w:ascii="Arial" w:eastAsia="Arial" w:hAnsi="Arial" w:cs="Arial"/>
-          <w:color w:val="000000"/>
-          <w:szCs w:val="22"/>
-        </w:rPr>
-      </w:pPr>
-      <w:r>
-        <w:rPr>
-          <w:rFonts w:ascii="Arial" w:eastAsia="Arial" w:hAnsi="Arial" w:cs="Arial"/>
-          <w:color w:val="000000"/>
-          <w:szCs w:val="22"/>
-        </w:rPr>
-        <w:t>Spot the Red Flags: Be suspicious if an email comes from a mismatched web address (domain), asks for passwords/MFA codes, contains unexpected links/files, or asks you to skip normal approval processes.</w:t>
+        <w:spacing w:before="360"/>
+        <w:rPr>
+          <w:rFonts w:asciiTheme="minorHAnsi" w:eastAsia="Arial" w:hAnsiTheme="minorHAnsi" w:cstheme="minorHAnsi"/>
+          <w:b/>
+          <w:bCs/>
+          <w:color w:val="000000" w:themeColor="text1"/>
+          <w:szCs w:val="22"/>
+        </w:rPr>
+      </w:pPr>
+      <w:r>
+        <w:rPr>
+          <w:rFonts w:asciiTheme="minorHAnsi" w:eastAsia="Arial" w:hAnsiTheme="minorHAnsi" w:cstheme="minorHAnsi"/>
+          <w:b/>
+          <w:bCs/>
+          <w:color w:val="000000" w:themeColor="text1"/>
+          <w:szCs w:val="22"/>
+        </w:rPr>
+        <w:t xml:space="preserve"> Handling Organisational Data and Applications on a Personal Device</w:t>
       </w:r>
     </w:p>
     <w:p>
       <w:pPr>
+        <w:pBdr>
+          <w:top w:val="nil"/>
+          <w:left w:val="nil"/>
+          <w:bottom w:val="nil"/>
+          <w:right w:val="nil"/>
+          <w:between w:val="nil"/>
+        </w:pBdr>
+        <w:spacing w:before="0"/>
+        <w:rPr>
+          <w:rFonts w:asciiTheme="minorHAnsi" w:eastAsia="Arial" w:hAnsiTheme="minorHAnsi" w:cstheme="minorHAnsi"/>
+          <w:bCs/>
+          <w:color w:val="000000" w:themeColor="text1"/>
+          <w:szCs w:val="22"/>
+        </w:rPr>
+      </w:pPr>
+      <w:r>
+        <w:rPr>
+          <w:rFonts w:asciiTheme="minorHAnsi" w:eastAsia="Arial" w:hAnsiTheme="minorHAnsi" w:cstheme="minorHAnsi"/>
+          <w:bCs/>
+          <w:color w:val="000000" w:themeColor="text1"/>
+          <w:szCs w:val="22"/>
+        </w:rPr>
+        <w:t>This procedure covers how to handle work-related data and applications during your day-to-day use of a personal device, in order to minimise the risk of data exposure or unauthorised access.</w:t>
+      </w:r>
+    </w:p>
+    <w:p>
+      <w:pPr>
         <w:numPr>
           <w:ilvl w:val="0"/>
-          <w:numId w:val="29"/>
+          <w:numId w:val="38"/>
         </w:numPr>
         <w:pBdr>
           <w:top w:val="nil"/>
@@ -2115,31 +2412,29 @@
           <w:right w:val="nil"/>
           <w:between w:val="nil"/>
         </w:pBdr>
-        <w:tabs>
-          <w:tab w:val="num" w:pos="1080"/>
-        </w:tabs>
-        <w:spacing w:before="0" w:after="0" w:line="276" w:lineRule="auto"/>
-        <w:ind w:left="720"/>
-        <w:rPr>
-          <w:rFonts w:ascii="Arial" w:eastAsia="Arial" w:hAnsi="Arial" w:cs="Arial"/>
-          <w:color w:val="000000"/>
-          <w:szCs w:val="22"/>
-        </w:rPr>
-      </w:pPr>
-      <w:r>
-        <w:rPr>
-          <w:rFonts w:ascii="Arial" w:eastAsia="Arial" w:hAnsi="Arial" w:cs="Arial"/>
-          <w:color w:val="000000"/>
-          <w:szCs w:val="22"/>
-        </w:rPr>
-        <w:t>Report Suspected Phishing: Forward suspicious emails directly to the designated IT Security reporting inbox. Do not interact with the message or sender.</w:t>
+        <w:spacing w:before="0"/>
+        <w:rPr>
+          <w:rFonts w:asciiTheme="minorHAnsi" w:eastAsia="Arial" w:hAnsiTheme="minorHAnsi" w:cstheme="minorHAnsi"/>
+          <w:bCs/>
+          <w:color w:val="000000" w:themeColor="text1"/>
+          <w:szCs w:val="22"/>
+        </w:rPr>
+      </w:pPr>
+      <w:r>
+        <w:rPr>
+          <w:rFonts w:asciiTheme="minorHAnsi" w:eastAsia="Arial" w:hAnsiTheme="minorHAnsi" w:cstheme="minorHAnsi"/>
+          <w:bCs/>
+          <w:color w:val="000000" w:themeColor="text1"/>
+          <w:szCs w:val="22"/>
+        </w:rPr>
+        <w:t>Only access organisational data through the applications installed within the MDM-managed work container on your device. Do not copy, forward, or save organisational data outside of this container into personal applications, personal email, or personal cloud storage.</w:t>
       </w:r>
     </w:p>
     <w:p>
       <w:pPr>
         <w:numPr>
           <w:ilvl w:val="0"/>
-          <w:numId w:val="29"/>
+          <w:numId w:val="38"/>
         </w:numPr>
         <w:pBdr>
           <w:top w:val="nil"/>
@@ -2148,32 +2443,29 @@
           <w:right w:val="nil"/>
           <w:between w:val="nil"/>
         </w:pBdr>
-        <w:tabs>
-          <w:tab w:val="num" w:pos="1080"/>
-        </w:tabs>
-        <w:spacing w:before="0" w:after="0" w:line="276" w:lineRule="auto"/>
-        <w:ind w:left="720"/>
-        <w:rPr>
-          <w:rFonts w:ascii="Arial" w:eastAsia="Arial" w:hAnsi="Arial" w:cs="Arial"/>
-          <w:color w:val="000000"/>
-          <w:szCs w:val="22"/>
-        </w:rPr>
-      </w:pPr>
-      <w:r>
-        <w:rPr>
-          <w:rFonts w:ascii="Arial" w:eastAsia="Arial" w:hAnsi="Arial" w:cs="Arial"/>
-          <w:color w:val="000000"/>
-          <w:szCs w:val="22"/>
-        </w:rPr>
-        <w:t>Keep Work Email Professional: Do not use your work email for personal messages or to sign up for personal websites.</w:t>
+        <w:spacing w:before="0"/>
+        <w:rPr>
+          <w:rFonts w:asciiTheme="minorHAnsi" w:eastAsia="Arial" w:hAnsiTheme="minorHAnsi" w:cstheme="minorHAnsi"/>
+          <w:bCs/>
+          <w:color w:val="000000" w:themeColor="text1"/>
+          <w:szCs w:val="22"/>
+        </w:rPr>
+      </w:pPr>
+      <w:r>
+        <w:rPr>
+          <w:rFonts w:asciiTheme="minorHAnsi" w:eastAsia="Arial" w:hAnsiTheme="minorHAnsi" w:cstheme="minorHAnsi"/>
+          <w:bCs/>
+          <w:color w:val="000000" w:themeColor="text1"/>
+          <w:szCs w:val="22"/>
+        </w:rPr>
+        <w:t>Before accessing any work system on your personal device, check that you are on a trusted network. If you are on public Wi-Fi or an unfamiliar network, activate the organisation's approved VPN before opening any work application.</w:t>
       </w:r>
     </w:p>
     <w:p>
       <w:pPr>
-        <w:pStyle w:val="ListParagraph"/>
         <w:numPr>
           <w:ilvl w:val="0"/>
-          <w:numId w:val="34"/>
+          <w:numId w:val="38"/>
         </w:numPr>
         <w:pBdr>
           <w:top w:val="nil"/>
@@ -2182,31 +2474,29 @@
           <w:right w:val="nil"/>
           <w:between w:val="nil"/>
         </w:pBdr>
-        <w:spacing w:before="360" w:line="276" w:lineRule="auto"/>
-        <w:rPr>
-          <w:rFonts w:ascii="Arial" w:eastAsia="Arial" w:hAnsi="Arial" w:cs="Arial"/>
-          <w:b/>
-          <w:bCs/>
-          <w:color w:val="000000"/>
-          <w:szCs w:val="22"/>
-        </w:rPr>
-      </w:pPr>
-      <w:r>
-        <w:rPr>
-          <w:rFonts w:ascii="Arial" w:eastAsia="Arial" w:hAnsi="Arial" w:cs="Arial"/>
-          <w:b/>
-          <w:bCs/>
-          <w:color w:val="000000"/>
-          <w:szCs w:val="22"/>
-        </w:rPr>
-        <w:t xml:space="preserve"> Workstation and Device Use</w:t>
+        <w:spacing w:before="0"/>
+        <w:rPr>
+          <w:rFonts w:asciiTheme="minorHAnsi" w:eastAsia="Arial" w:hAnsiTheme="minorHAnsi" w:cstheme="minorHAnsi"/>
+          <w:bCs/>
+          <w:color w:val="000000" w:themeColor="text1"/>
+          <w:szCs w:val="22"/>
+        </w:rPr>
+      </w:pPr>
+      <w:r>
+        <w:rPr>
+          <w:rFonts w:asciiTheme="minorHAnsi" w:eastAsia="Arial" w:hAnsiTheme="minorHAnsi" w:cstheme="minorHAnsi"/>
+          <w:bCs/>
+          <w:color w:val="000000" w:themeColor="text1"/>
+          <w:szCs w:val="22"/>
+        </w:rPr>
+        <w:t>Use the organisation's approved password manager for all work-related credentials stored on your device. Do not save work passwords in your device's built-in browser or in any personal password application.</w:t>
       </w:r>
     </w:p>
     <w:p>
       <w:pPr>
         <w:numPr>
           <w:ilvl w:val="0"/>
-          <w:numId w:val="30"/>
+          <w:numId w:val="38"/>
         </w:numPr>
         <w:pBdr>
           <w:top w:val="nil"/>
@@ -2215,27 +2505,50 @@
           <w:right w:val="nil"/>
           <w:between w:val="nil"/>
         </w:pBdr>
-        <w:spacing w:before="0" w:after="0" w:line="276" w:lineRule="auto"/>
-        <w:rPr>
-          <w:rFonts w:ascii="Arial" w:eastAsia="Arial" w:hAnsi="Arial" w:cs="Arial"/>
-          <w:color w:val="000000"/>
-          <w:szCs w:val="22"/>
-        </w:rPr>
-      </w:pPr>
-      <w:r>
-        <w:rPr>
-          <w:rFonts w:ascii="Arial" w:eastAsia="Arial" w:hAnsi="Arial" w:cs="Arial"/>
-          <w:color w:val="000000"/>
-          <w:szCs w:val="22"/>
-        </w:rPr>
-        <w:t>Lock Your Screen: Press Windows Key + L (or Ctrl + Alt + L on Linux) every single time you step away from your desk, even if it is just for a minute.</w:t>
+        <w:spacing w:before="0"/>
+        <w:rPr>
+          <w:rFonts w:asciiTheme="minorHAnsi" w:eastAsia="Arial" w:hAnsiTheme="minorHAnsi" w:cstheme="minorHAnsi"/>
+          <w:bCs/>
+          <w:color w:val="000000" w:themeColor="text1"/>
+          <w:szCs w:val="22"/>
+        </w:rPr>
+      </w:pPr>
+      <w:r>
+        <w:rPr>
+          <w:rFonts w:asciiTheme="minorHAnsi" w:eastAsia="Arial" w:hAnsiTheme="minorHAnsi" w:cstheme="minorHAnsi"/>
+          <w:bCs/>
+          <w:color w:val="000000" w:themeColor="text1"/>
+          <w:szCs w:val="22"/>
+        </w:rPr>
+        <w:lastRenderedPageBreak/>
+        <w:t xml:space="preserve">If you receive a suspicious communication on your personal device that appears to target your work credentials or requests urgent action, do not click on any links. Apply the PACT framework: Pause before acting, Activate MFA on your accounts, Call the sender directly via a known trusted channel to verify, and </w:t>
+      </w:r>
+      <w:proofErr w:type="gramStart"/>
+      <w:r>
+        <w:rPr>
+          <w:rFonts w:asciiTheme="minorHAnsi" w:eastAsia="Arial" w:hAnsiTheme="minorHAnsi" w:cstheme="minorHAnsi"/>
+          <w:bCs/>
+          <w:color w:val="000000" w:themeColor="text1"/>
+          <w:szCs w:val="22"/>
+        </w:rPr>
+        <w:t>Turn</w:t>
+      </w:r>
+      <w:proofErr w:type="gramEnd"/>
+      <w:r>
+        <w:rPr>
+          <w:rFonts w:asciiTheme="minorHAnsi" w:eastAsia="Arial" w:hAnsiTheme="minorHAnsi" w:cstheme="minorHAnsi"/>
+          <w:bCs/>
+          <w:color w:val="000000" w:themeColor="text1"/>
+          <w:szCs w:val="22"/>
+        </w:rPr>
+        <w:t xml:space="preserve"> on automatic updates on your device. Report the communication to the IT Security team.</w:t>
       </w:r>
     </w:p>
     <w:p>
       <w:pPr>
         <w:numPr>
           <w:ilvl w:val="0"/>
-          <w:numId w:val="30"/>
+          <w:numId w:val="38"/>
         </w:numPr>
         <w:pBdr>
           <w:top w:val="nil"/>
@@ -2244,27 +2557,29 @@
           <w:right w:val="nil"/>
           <w:between w:val="nil"/>
         </w:pBdr>
-        <w:spacing w:before="0" w:after="0" w:line="276" w:lineRule="auto"/>
-        <w:rPr>
-          <w:rFonts w:ascii="Arial" w:eastAsia="Arial" w:hAnsi="Arial" w:cs="Arial"/>
-          <w:color w:val="000000"/>
-          <w:szCs w:val="22"/>
-        </w:rPr>
-      </w:pPr>
-      <w:r>
-        <w:rPr>
-          <w:rFonts w:ascii="Arial" w:eastAsia="Arial" w:hAnsi="Arial" w:cs="Arial"/>
-          <w:color w:val="000000"/>
-          <w:szCs w:val="22"/>
-        </w:rPr>
-        <w:t>No Unapproved Software: Do not install any software, apps, or browser extensions without the IT Security team’s permission.</w:t>
+        <w:spacing w:before="0"/>
+        <w:rPr>
+          <w:rFonts w:asciiTheme="minorHAnsi" w:eastAsia="Arial" w:hAnsiTheme="minorHAnsi" w:cstheme="minorHAnsi"/>
+          <w:bCs/>
+          <w:color w:val="000000" w:themeColor="text1"/>
+          <w:szCs w:val="22"/>
+        </w:rPr>
+      </w:pPr>
+      <w:r>
+        <w:rPr>
+          <w:rFonts w:asciiTheme="minorHAnsi" w:eastAsia="Arial" w:hAnsiTheme="minorHAnsi" w:cstheme="minorHAnsi"/>
+          <w:bCs/>
+          <w:color w:val="000000" w:themeColor="text1"/>
+          <w:szCs w:val="22"/>
+        </w:rPr>
+        <w:t>Keep your device's operating system and all applications, including those within the work container, up to date. Enable automatic updates where possible so that security patches are applied without delay.</w:t>
       </w:r>
     </w:p>
     <w:p>
       <w:pPr>
         <w:numPr>
           <w:ilvl w:val="0"/>
-          <w:numId w:val="30"/>
+          <w:numId w:val="38"/>
         </w:numPr>
         <w:pBdr>
           <w:top w:val="nil"/>
@@ -2273,27 +2588,30 @@
           <w:right w:val="nil"/>
           <w:between w:val="nil"/>
         </w:pBdr>
-        <w:spacing w:before="0" w:after="0" w:line="276" w:lineRule="auto"/>
-        <w:rPr>
-          <w:rFonts w:ascii="Arial" w:eastAsia="Arial" w:hAnsi="Arial" w:cs="Arial"/>
-          <w:color w:val="000000"/>
-          <w:szCs w:val="22"/>
-        </w:rPr>
-      </w:pPr>
-      <w:r>
-        <w:rPr>
-          <w:rFonts w:ascii="Arial" w:eastAsia="Arial" w:hAnsi="Arial" w:cs="Arial"/>
-          <w:color w:val="000000"/>
-          <w:szCs w:val="22"/>
-        </w:rPr>
-        <w:t>USB Safety: Never plug personal USB drives or external hard drives into work computers. If you find an unknown USB drive lying around, do not plug it in to check what is on it; give it straight to IT Security.</w:t>
+        <w:spacing w:before="0"/>
+        <w:rPr>
+          <w:rFonts w:asciiTheme="minorHAnsi" w:eastAsia="Arial" w:hAnsiTheme="minorHAnsi" w:cstheme="minorHAnsi"/>
+          <w:bCs/>
+          <w:color w:val="000000" w:themeColor="text1"/>
+          <w:szCs w:val="22"/>
+        </w:rPr>
+      </w:pPr>
+      <w:r>
+        <w:rPr>
+          <w:rFonts w:asciiTheme="minorHAnsi" w:eastAsia="Arial" w:hAnsiTheme="minorHAnsi" w:cstheme="minorHAnsi"/>
+          <w:bCs/>
+          <w:color w:val="000000" w:themeColor="text1"/>
+          <w:szCs w:val="22"/>
+        </w:rPr>
+        <w:t>At the end of each work session, close all organisational applications and lock your device screen. Do not leave work applications open and visible when your device is unattended.</w:t>
       </w:r>
     </w:p>
     <w:p>
       <w:pPr>
+        <w:pStyle w:val="ListParagraph"/>
         <w:numPr>
           <w:ilvl w:val="0"/>
-          <w:numId w:val="30"/>
+          <w:numId w:val="40"/>
         </w:numPr>
         <w:pBdr>
           <w:top w:val="nil"/>
@@ -2302,27 +2620,58 @@
           <w:right w:val="nil"/>
           <w:between w:val="nil"/>
         </w:pBdr>
-        <w:spacing w:before="0" w:after="0" w:line="276" w:lineRule="auto"/>
-        <w:rPr>
-          <w:rFonts w:ascii="Arial" w:eastAsia="Arial" w:hAnsi="Arial" w:cs="Arial"/>
-          <w:color w:val="000000"/>
-          <w:szCs w:val="22"/>
-        </w:rPr>
-      </w:pPr>
-      <w:r>
-        <w:rPr>
-          <w:rFonts w:ascii="Arial" w:eastAsia="Arial" w:hAnsi="Arial" w:cs="Arial"/>
-          <w:color w:val="000000"/>
-          <w:szCs w:val="22"/>
-        </w:rPr>
-        <w:t>Install Updates Quickly: Run software and security updates as soon as they pop up on your computer. Do not repeatedly delay them.</w:t>
+        <w:spacing w:before="360"/>
+        <w:rPr>
+          <w:rFonts w:asciiTheme="minorHAnsi" w:eastAsia="Arial" w:hAnsiTheme="minorHAnsi" w:cstheme="minorHAnsi"/>
+          <w:b/>
+          <w:bCs/>
+          <w:color w:val="000000" w:themeColor="text1"/>
+          <w:szCs w:val="22"/>
+        </w:rPr>
+      </w:pPr>
+      <w:r>
+        <w:rPr>
+          <w:rFonts w:asciiTheme="minorHAnsi" w:eastAsia="Arial" w:hAnsiTheme="minorHAnsi" w:cstheme="minorHAnsi"/>
+          <w:b/>
+          <w:bCs/>
+          <w:color w:val="000000" w:themeColor="text1"/>
+          <w:szCs w:val="22"/>
+        </w:rPr>
+        <w:t xml:space="preserve"> Reporting a Security Incident Involving a Personal Device</w:t>
       </w:r>
     </w:p>
     <w:p>
       <w:pPr>
+        <w:pBdr>
+          <w:top w:val="nil"/>
+          <w:left w:val="nil"/>
+          <w:bottom w:val="nil"/>
+          <w:right w:val="nil"/>
+          <w:between w:val="nil"/>
+        </w:pBdr>
+        <w:spacing w:before="0" w:after="0"/>
+        <w:rPr>
+          <w:rFonts w:asciiTheme="minorHAnsi" w:eastAsia="Arial" w:hAnsiTheme="minorHAnsi" w:cstheme="minorHAnsi"/>
+          <w:bCs/>
+          <w:color w:val="000000" w:themeColor="text1"/>
+          <w:szCs w:val="22"/>
+        </w:rPr>
+      </w:pPr>
+      <w:r>
+        <w:rPr>
+          <w:rFonts w:asciiTheme="minorHAnsi" w:eastAsia="Arial" w:hAnsiTheme="minorHAnsi" w:cstheme="minorHAnsi"/>
+          <w:bCs/>
+          <w:color w:val="000000" w:themeColor="text1"/>
+          <w:szCs w:val="22"/>
+        </w:rPr>
+        <w:t>If your personal device is lost, stolen, or you suspect it has been accessed without your authorisation, you must act immediately. Delays in reporting can result in unauthorised access to organisational systems and customer data, which may trigger the organisation's legal notification obligations under the Privacy Amendment (Notifiable Data Breaches) Act 2017.</w:t>
+      </w:r>
+    </w:p>
+    <w:p>
+      <w:pPr>
         <w:numPr>
           <w:ilvl w:val="0"/>
-          <w:numId w:val="30"/>
+          <w:numId w:val="39"/>
         </w:numPr>
         <w:pBdr>
           <w:top w:val="nil"/>
@@ -2331,45 +2680,29 @@
           <w:right w:val="nil"/>
           <w:between w:val="nil"/>
         </w:pBdr>
-        <w:spacing w:before="0" w:after="0" w:line="276" w:lineRule="auto"/>
-        <w:rPr>
-          <w:rFonts w:ascii="Arial" w:eastAsia="Arial" w:hAnsi="Arial" w:cs="Arial"/>
-          <w:color w:val="000000"/>
-          <w:szCs w:val="22"/>
-        </w:rPr>
-      </w:pPr>
-      <w:r>
-        <w:rPr>
-          <w:rFonts w:ascii="Arial" w:eastAsia="Arial" w:hAnsi="Arial" w:cs="Arial"/>
-          <w:color w:val="000000"/>
-          <w:szCs w:val="22"/>
-        </w:rPr>
-        <w:lastRenderedPageBreak/>
-        <w:t xml:space="preserve">Report Strange </w:t>
-      </w:r>
-      <w:r>
-        <w:rPr>
-          <w:rFonts w:ascii="Arial" w:eastAsia="Arial" w:hAnsi="Arial" w:cs="Arial"/>
-          <w:color w:val="000000"/>
-          <w:szCs w:val="22"/>
-        </w:rPr>
-        <w:t>Behaviours</w:t>
-      </w:r>
-      <w:r>
-        <w:rPr>
-          <w:rFonts w:ascii="Arial" w:eastAsia="Arial" w:hAnsi="Arial" w:cs="Arial"/>
-          <w:color w:val="000000"/>
-          <w:szCs w:val="22"/>
-        </w:rPr>
-        <w:t>: If your computer suddenly runs incredibly slow, shows weird pop-ups, or opens programs by itself, alert IT Security immediately.</w:t>
+        <w:spacing w:before="0" w:after="0"/>
+        <w:rPr>
+          <w:rFonts w:asciiTheme="minorHAnsi" w:eastAsia="Arial" w:hAnsiTheme="minorHAnsi" w:cstheme="minorHAnsi"/>
+          <w:bCs/>
+          <w:color w:val="000000" w:themeColor="text1"/>
+          <w:szCs w:val="22"/>
+        </w:rPr>
+      </w:pPr>
+      <w:r>
+        <w:rPr>
+          <w:rFonts w:asciiTheme="minorHAnsi" w:eastAsia="Arial" w:hAnsiTheme="minorHAnsi" w:cstheme="minorHAnsi"/>
+          <w:bCs/>
+          <w:color w:val="000000" w:themeColor="text1"/>
+          <w:szCs w:val="22"/>
+        </w:rPr>
+        <w:t>Contact the IT Security team immediately upon discovering the loss, theft, or suspected compromise. Do not wait until the next business day. Contact details for the IT Security team are available on the internal intranet and in the employee handbook.</w:t>
       </w:r>
     </w:p>
     <w:p>
       <w:pPr>
-        <w:pStyle w:val="ListParagraph"/>
         <w:numPr>
           <w:ilvl w:val="0"/>
-          <w:numId w:val="34"/>
+          <w:numId w:val="39"/>
         </w:numPr>
         <w:pBdr>
           <w:top w:val="nil"/>
@@ -2378,31 +2711,29 @@
           <w:right w:val="nil"/>
           <w:between w:val="nil"/>
         </w:pBdr>
-        <w:spacing w:before="360" w:line="276" w:lineRule="auto"/>
-        <w:rPr>
-          <w:rFonts w:ascii="Arial" w:eastAsia="Arial" w:hAnsi="Arial" w:cs="Arial"/>
-          <w:b/>
-          <w:bCs/>
-          <w:color w:val="000000"/>
-          <w:szCs w:val="22"/>
-        </w:rPr>
-      </w:pPr>
-      <w:r>
-        <w:rPr>
-          <w:rFonts w:ascii="Arial" w:eastAsia="Arial" w:hAnsi="Arial" w:cs="Arial"/>
-          <w:b/>
-          <w:bCs/>
-          <w:color w:val="000000"/>
-          <w:szCs w:val="22"/>
-        </w:rPr>
-        <w:t xml:space="preserve"> Personal Device Use for Work Access (BYOD)</w:t>
+        <w:spacing w:before="0" w:after="0"/>
+        <w:rPr>
+          <w:rFonts w:asciiTheme="minorHAnsi" w:eastAsia="Arial" w:hAnsiTheme="minorHAnsi" w:cstheme="minorHAnsi"/>
+          <w:bCs/>
+          <w:color w:val="000000" w:themeColor="text1"/>
+          <w:szCs w:val="22"/>
+        </w:rPr>
+      </w:pPr>
+      <w:r>
+        <w:rPr>
+          <w:rFonts w:asciiTheme="minorHAnsi" w:eastAsia="Arial" w:hAnsiTheme="minorHAnsi" w:cstheme="minorHAnsi"/>
+          <w:bCs/>
+          <w:color w:val="000000" w:themeColor="text1"/>
+          <w:szCs w:val="22"/>
+        </w:rPr>
+        <w:t>When reporting, provide the following information: your name and role, the device type and operating system, the organisational systems and applications the device had access to, when you last had the device in your possession, and any actions you have already taken.</w:t>
       </w:r>
     </w:p>
     <w:p>
       <w:pPr>
         <w:numPr>
           <w:ilvl w:val="0"/>
-          <w:numId w:val="31"/>
+          <w:numId w:val="39"/>
         </w:numPr>
         <w:pBdr>
           <w:top w:val="nil"/>
@@ -2411,27 +2742,29 @@
           <w:right w:val="nil"/>
           <w:between w:val="nil"/>
         </w:pBdr>
-        <w:spacing w:before="0" w:after="0" w:line="276" w:lineRule="auto"/>
-        <w:rPr>
-          <w:rFonts w:ascii="Arial" w:eastAsia="Arial" w:hAnsi="Arial" w:cs="Arial"/>
-          <w:color w:val="000000"/>
-          <w:szCs w:val="22"/>
-        </w:rPr>
-      </w:pPr>
-      <w:r>
-        <w:rPr>
-          <w:rFonts w:ascii="Arial" w:eastAsia="Arial" w:hAnsi="Arial" w:cs="Arial"/>
-          <w:color w:val="000000"/>
-          <w:szCs w:val="22"/>
-        </w:rPr>
-        <w:t>Get Approval First: You must have written permission from IT Security before using a personal phone or computer for work tasks.</w:t>
+        <w:spacing w:before="0" w:after="0"/>
+        <w:rPr>
+          <w:rFonts w:asciiTheme="minorHAnsi" w:eastAsia="Arial" w:hAnsiTheme="minorHAnsi" w:cstheme="minorHAnsi"/>
+          <w:bCs/>
+          <w:color w:val="000000" w:themeColor="text1"/>
+          <w:szCs w:val="22"/>
+        </w:rPr>
+      </w:pPr>
+      <w:r>
+        <w:rPr>
+          <w:rFonts w:asciiTheme="minorHAnsi" w:eastAsia="Arial" w:hAnsiTheme="minorHAnsi" w:cstheme="minorHAnsi"/>
+          <w:bCs/>
+          <w:color w:val="000000" w:themeColor="text1"/>
+          <w:szCs w:val="22"/>
+        </w:rPr>
+        <w:t>Do not attempt to recover the device or investigate the incident independently. Taking uncoordinated action may interfere with the IT Security team's ability to contain the breach and preserve evidence needed for investigation.</w:t>
       </w:r>
     </w:p>
     <w:p>
       <w:pPr>
         <w:numPr>
           <w:ilvl w:val="0"/>
-          <w:numId w:val="31"/>
+          <w:numId w:val="39"/>
         </w:numPr>
         <w:pBdr>
           <w:top w:val="nil"/>
@@ -2440,37 +2773,29 @@
           <w:right w:val="nil"/>
           <w:between w:val="nil"/>
         </w:pBdr>
-        <w:spacing w:before="0" w:after="0" w:line="276" w:lineRule="auto"/>
-        <w:rPr>
-          <w:rFonts w:ascii="Arial" w:eastAsia="Arial" w:hAnsi="Arial" w:cs="Arial"/>
-          <w:color w:val="000000"/>
-          <w:szCs w:val="22"/>
-        </w:rPr>
-      </w:pPr>
-      <w:proofErr w:type="spellStart"/>
-      <w:r>
-        <w:rPr>
-          <w:rFonts w:ascii="Arial" w:eastAsia="Arial" w:hAnsi="Arial" w:cs="Arial"/>
-          <w:color w:val="000000"/>
-          <w:szCs w:val="22"/>
-        </w:rPr>
-        <w:t>Enroll</w:t>
-      </w:r>
-      <w:proofErr w:type="spellEnd"/>
-      <w:r>
-        <w:rPr>
-          <w:rFonts w:ascii="Arial" w:eastAsia="Arial" w:hAnsi="Arial" w:cs="Arial"/>
-          <w:color w:val="000000"/>
-          <w:szCs w:val="22"/>
-        </w:rPr>
-        <w:t xml:space="preserve"> in MDM: Approved personal devices must be registered in our Mobile Device Management (MDM) system. This software protects company information on your device without looking at your personal photos, texts, or private data.</w:t>
+        <w:spacing w:before="0" w:after="0"/>
+        <w:rPr>
+          <w:rFonts w:asciiTheme="minorHAnsi" w:eastAsia="Arial" w:hAnsiTheme="minorHAnsi" w:cstheme="minorHAnsi"/>
+          <w:bCs/>
+          <w:color w:val="000000" w:themeColor="text1"/>
+          <w:szCs w:val="22"/>
+        </w:rPr>
+      </w:pPr>
+      <w:r>
+        <w:rPr>
+          <w:rFonts w:asciiTheme="minorHAnsi" w:eastAsia="Arial" w:hAnsiTheme="minorHAnsi" w:cstheme="minorHAnsi"/>
+          <w:bCs/>
+          <w:color w:val="000000" w:themeColor="text1"/>
+          <w:szCs w:val="22"/>
+        </w:rPr>
+        <w:t>The IT Security team will initiate a remote wipe of the organisational work container on your device via the MDM solution. This removes all organisational data and applications without affecting your personal content such as photos or personal messages.</w:t>
       </w:r>
     </w:p>
     <w:p>
       <w:pPr>
         <w:numPr>
           <w:ilvl w:val="0"/>
-          <w:numId w:val="31"/>
+          <w:numId w:val="39"/>
         </w:numPr>
         <w:pBdr>
           <w:top w:val="nil"/>
@@ -2479,27 +2804,29 @@
           <w:right w:val="nil"/>
           <w:between w:val="nil"/>
         </w:pBdr>
-        <w:spacing w:before="0" w:after="0" w:line="276" w:lineRule="auto"/>
-        <w:rPr>
-          <w:rFonts w:ascii="Arial" w:eastAsia="Arial" w:hAnsi="Arial" w:cs="Arial"/>
-          <w:color w:val="000000"/>
-          <w:szCs w:val="22"/>
-        </w:rPr>
-      </w:pPr>
-      <w:r>
-        <w:rPr>
-          <w:rFonts w:ascii="Arial" w:eastAsia="Arial" w:hAnsi="Arial" w:cs="Arial"/>
-          <w:color w:val="000000"/>
-          <w:szCs w:val="22"/>
-        </w:rPr>
-        <w:t>No Local Saving: Never save work files or customer info directly onto your personal phone or computer hard drive. Always use the company’s secure cloud storage.</w:t>
+        <w:spacing w:before="0" w:after="0"/>
+        <w:rPr>
+          <w:rFonts w:asciiTheme="minorHAnsi" w:eastAsia="Arial" w:hAnsiTheme="minorHAnsi" w:cstheme="minorHAnsi"/>
+          <w:bCs/>
+          <w:color w:val="000000" w:themeColor="text1"/>
+          <w:szCs w:val="22"/>
+        </w:rPr>
+      </w:pPr>
+      <w:r>
+        <w:rPr>
+          <w:rFonts w:asciiTheme="minorHAnsi" w:eastAsia="Arial" w:hAnsiTheme="minorHAnsi" w:cstheme="minorHAnsi"/>
+          <w:bCs/>
+          <w:color w:val="000000" w:themeColor="text1"/>
+          <w:szCs w:val="22"/>
+        </w:rPr>
+        <w:t>If the incident involves the potential exposure of customer personal information, the IT Security team will assess whether the breach meets the threshold for mandatory notification under the Privacy Amendment (Notifiable Data Breaches) Act 2017 and will manage the reporting process to the OAIC if required.</w:t>
       </w:r>
     </w:p>
     <w:p>
       <w:pPr>
         <w:numPr>
           <w:ilvl w:val="0"/>
-          <w:numId w:val="31"/>
+          <w:numId w:val="39"/>
         </w:numPr>
         <w:pBdr>
           <w:top w:val="nil"/>
@@ -2508,27 +2835,85 @@
           <w:right w:val="nil"/>
           <w:between w:val="nil"/>
         </w:pBdr>
-        <w:spacing w:before="0" w:after="0" w:line="276" w:lineRule="auto"/>
-        <w:rPr>
-          <w:rFonts w:ascii="Arial" w:eastAsia="Arial" w:hAnsi="Arial" w:cs="Arial"/>
-          <w:color w:val="000000"/>
-          <w:szCs w:val="22"/>
-        </w:rPr>
-      </w:pPr>
-      <w:r>
-        <w:rPr>
-          <w:rFonts w:ascii="Arial" w:eastAsia="Arial" w:hAnsi="Arial" w:cs="Arial"/>
-          <w:color w:val="000000"/>
-          <w:szCs w:val="22"/>
-        </w:rPr>
-        <w:t>Keep Devices Secured: Your personal device must have an active screen lock, an updated operating system, and working antivirus software.</w:t>
+        <w:spacing w:before="0" w:after="0"/>
+        <w:rPr>
+          <w:rFonts w:asciiTheme="minorHAnsi" w:eastAsia="Arial" w:hAnsiTheme="minorHAnsi" w:cstheme="minorHAnsi"/>
+          <w:bCs/>
+          <w:color w:val="000000" w:themeColor="text1"/>
+          <w:szCs w:val="22"/>
+        </w:rPr>
+      </w:pPr>
+      <w:r>
+        <w:rPr>
+          <w:rFonts w:asciiTheme="minorHAnsi" w:eastAsia="Arial" w:hAnsiTheme="minorHAnsi" w:cstheme="minorHAnsi"/>
+          <w:bCs/>
+          <w:color w:val="000000" w:themeColor="text1"/>
+          <w:szCs w:val="22"/>
+        </w:rPr>
+        <w:t>Complete the Incident Report Form provided by the IT Security team within 24 hours of your initial report, providing a full account of the circumstances. This record is maintained as part of the organisation's incident log in accordance with data protection requirements.</w:t>
       </w:r>
     </w:p>
     <w:p>
       <w:pPr>
+        <w:pBdr>
+          <w:top w:val="nil"/>
+          <w:left w:val="nil"/>
+          <w:bottom w:val="nil"/>
+          <w:right w:val="nil"/>
+          <w:between w:val="nil"/>
+        </w:pBdr>
+        <w:spacing w:before="360"/>
+        <w:rPr>
+          <w:rFonts w:asciiTheme="minorHAnsi" w:eastAsia="Arial" w:hAnsiTheme="minorHAnsi" w:cstheme="minorHAnsi"/>
+          <w:b/>
+          <w:bCs/>
+          <w:color w:val="000000" w:themeColor="text1"/>
+          <w:szCs w:val="22"/>
+        </w:rPr>
+      </w:pPr>
+      <w:r>
+        <w:rPr>
+          <w:rFonts w:asciiTheme="minorHAnsi" w:eastAsia="Arial" w:hAnsiTheme="minorHAnsi" w:cstheme="minorHAnsi"/>
+          <w:b/>
+          <w:bCs/>
+          <w:color w:val="000000" w:themeColor="text1"/>
+          <w:szCs w:val="22"/>
+        </w:rPr>
+        <w:t>6. Compliance and Enforcement</w:t>
+      </w:r>
+    </w:p>
+    <w:p>
+      <w:pPr>
+        <w:pBdr>
+          <w:top w:val="nil"/>
+          <w:left w:val="nil"/>
+          <w:bottom w:val="nil"/>
+          <w:right w:val="nil"/>
+          <w:between w:val="nil"/>
+        </w:pBdr>
+        <w:spacing w:before="0" w:after="0"/>
+        <w:rPr>
+          <w:rFonts w:asciiTheme="minorHAnsi" w:eastAsia="Arial" w:hAnsiTheme="minorHAnsi" w:cstheme="minorHAnsi"/>
+          <w:bCs/>
+          <w:color w:val="000000" w:themeColor="text1"/>
+          <w:szCs w:val="22"/>
+        </w:rPr>
+      </w:pPr>
+      <w:r>
+        <w:rPr>
+          <w:rFonts w:asciiTheme="minorHAnsi" w:eastAsia="Arial" w:hAnsiTheme="minorHAnsi" w:cstheme="minorHAnsi"/>
+          <w:bCs/>
+          <w:color w:val="000000" w:themeColor="text1"/>
+          <w:szCs w:val="22"/>
+        </w:rPr>
+        <w:t>All staff who use a personal device for work purposes must comply with this policy. Non-compliance may result in:</w:t>
+      </w:r>
+    </w:p>
+    <w:p>
+      <w:pPr>
         <w:numPr>
           <w:ilvl w:val="0"/>
-          <w:numId w:val="31"/>
+          <w:numId w:val="35"/>
         </w:numPr>
         <w:pBdr>
           <w:top w:val="nil"/>
@@ -2537,28 +2922,29 @@
           <w:right w:val="nil"/>
           <w:between w:val="nil"/>
         </w:pBdr>
-        <w:spacing w:before="0" w:after="0" w:line="276" w:lineRule="auto"/>
-        <w:rPr>
-          <w:rFonts w:ascii="Arial" w:eastAsia="Arial" w:hAnsi="Arial" w:cs="Arial"/>
-          <w:color w:val="000000"/>
-          <w:szCs w:val="22"/>
-        </w:rPr>
-      </w:pPr>
-      <w:r>
-        <w:rPr>
-          <w:rFonts w:ascii="Arial" w:eastAsia="Arial" w:hAnsi="Arial" w:cs="Arial"/>
-          <w:color w:val="000000"/>
-          <w:szCs w:val="22"/>
-        </w:rPr>
-        <w:t>Report Lost Devices: If a personal device used for work is lost or stolen, notify IT Security immediately so they can remotely block access to company data.</w:t>
+        <w:spacing w:before="0" w:after="0"/>
+        <w:rPr>
+          <w:rFonts w:asciiTheme="minorHAnsi" w:eastAsia="Arial" w:hAnsiTheme="minorHAnsi" w:cstheme="minorHAnsi"/>
+          <w:bCs/>
+          <w:color w:val="000000" w:themeColor="text1"/>
+          <w:szCs w:val="22"/>
+        </w:rPr>
+      </w:pPr>
+      <w:r>
+        <w:rPr>
+          <w:rFonts w:asciiTheme="minorHAnsi" w:eastAsia="Arial" w:hAnsiTheme="minorHAnsi" w:cstheme="minorHAnsi"/>
+          <w:bCs/>
+          <w:color w:val="000000" w:themeColor="text1"/>
+          <w:szCs w:val="22"/>
+        </w:rPr>
+        <w:t>Immediate revocation of access to all organisational systems from the personal device.</w:t>
       </w:r>
     </w:p>
     <w:p>
       <w:pPr>
-        <w:pStyle w:val="ListParagraph"/>
         <w:numPr>
           <w:ilvl w:val="0"/>
-          <w:numId w:val="34"/>
+          <w:numId w:val="35"/>
         </w:numPr>
         <w:pBdr>
           <w:top w:val="nil"/>
@@ -2567,31 +2953,29 @@
           <w:right w:val="nil"/>
           <w:between w:val="nil"/>
         </w:pBdr>
-        <w:spacing w:before="360" w:line="276" w:lineRule="auto"/>
-        <w:rPr>
-          <w:rFonts w:ascii="Arial" w:eastAsia="Arial" w:hAnsi="Arial" w:cs="Arial"/>
-          <w:b/>
-          <w:bCs/>
-          <w:color w:val="000000"/>
-          <w:szCs w:val="22"/>
-        </w:rPr>
-      </w:pPr>
-      <w:r>
-        <w:rPr>
-          <w:rFonts w:ascii="Arial" w:eastAsia="Arial" w:hAnsi="Arial" w:cs="Arial"/>
-          <w:b/>
-          <w:bCs/>
-          <w:color w:val="000000"/>
-          <w:szCs w:val="22"/>
-        </w:rPr>
-        <w:t xml:space="preserve"> Reporting a Cybersecurity Incident</w:t>
+        <w:spacing w:before="0" w:after="0"/>
+        <w:rPr>
+          <w:rFonts w:asciiTheme="minorHAnsi" w:eastAsia="Arial" w:hAnsiTheme="minorHAnsi" w:cstheme="minorHAnsi"/>
+          <w:bCs/>
+          <w:color w:val="000000" w:themeColor="text1"/>
+          <w:szCs w:val="22"/>
+        </w:rPr>
+      </w:pPr>
+      <w:r>
+        <w:rPr>
+          <w:rFonts w:asciiTheme="minorHAnsi" w:eastAsia="Arial" w:hAnsiTheme="minorHAnsi" w:cstheme="minorHAnsi"/>
+          <w:bCs/>
+          <w:color w:val="000000" w:themeColor="text1"/>
+          <w:szCs w:val="22"/>
+        </w:rPr>
+        <w:t>Formal disciplinary action, up to and including termination of employment or contract.</w:t>
       </w:r>
     </w:p>
     <w:p>
       <w:pPr>
         <w:numPr>
           <w:ilvl w:val="0"/>
-          <w:numId w:val="32"/>
+          <w:numId w:val="35"/>
         </w:numPr>
         <w:pBdr>
           <w:top w:val="nil"/>
@@ -2600,28 +2984,26 @@
           <w:right w:val="nil"/>
           <w:between w:val="nil"/>
         </w:pBdr>
-        <w:spacing w:before="0" w:after="0" w:line="276" w:lineRule="auto"/>
-        <w:rPr>
-          <w:rFonts w:ascii="Arial" w:eastAsia="Arial" w:hAnsi="Arial" w:cs="Arial"/>
-          <w:color w:val="000000"/>
-          <w:szCs w:val="22"/>
-        </w:rPr>
-      </w:pPr>
-      <w:r>
-        <w:rPr>
-          <w:rFonts w:ascii="Arial" w:eastAsia="Arial" w:hAnsi="Arial" w:cs="Arial"/>
-          <w:color w:val="000000"/>
-          <w:szCs w:val="22"/>
-        </w:rPr>
-        <w:t>Do Not Fix It Yourself: If you suspect an account or computer has been hacked, do not try to investigate or fix it on your own. You might accidentally delete crucial digital evidence.</w:t>
+        <w:spacing w:before="0" w:after="0"/>
+        <w:rPr>
+          <w:rFonts w:asciiTheme="minorHAnsi" w:eastAsia="Arial" w:hAnsiTheme="minorHAnsi" w:cstheme="minorHAnsi"/>
+          <w:bCs/>
+          <w:color w:val="000000" w:themeColor="text1"/>
+          <w:szCs w:val="22"/>
+        </w:rPr>
+      </w:pPr>
+      <w:r>
+        <w:rPr>
+          <w:rFonts w:asciiTheme="minorHAnsi" w:eastAsia="Arial" w:hAnsiTheme="minorHAnsi" w:cstheme="minorHAnsi"/>
+          <w:bCs/>
+          <w:color w:val="000000" w:themeColor="text1"/>
+          <w:szCs w:val="22"/>
+        </w:rPr>
+        <w:t>Legal liability where non-compliance results in a breach of the Privacy Act 1988 or other applicable legislation.</w:t>
       </w:r>
     </w:p>
     <w:p>
       <w:pPr>
-        <w:numPr>
-          <w:ilvl w:val="0"/>
-          <w:numId w:val="32"/>
-        </w:numPr>
         <w:pBdr>
           <w:top w:val="nil"/>
           <w:left w:val="nil"/>
@@ -2629,28 +3011,17 @@
           <w:right w:val="nil"/>
           <w:between w:val="nil"/>
         </w:pBdr>
-        <w:spacing w:before="0" w:after="0" w:line="276" w:lineRule="auto"/>
-        <w:rPr>
-          <w:rFonts w:ascii="Arial" w:eastAsia="Arial" w:hAnsi="Arial" w:cs="Arial"/>
-          <w:color w:val="000000"/>
-          <w:szCs w:val="22"/>
-        </w:rPr>
-      </w:pPr>
-      <w:r>
-        <w:rPr>
-          <w:rFonts w:ascii="Arial" w:eastAsia="Arial" w:hAnsi="Arial" w:cs="Arial"/>
-          <w:color w:val="000000"/>
-          <w:szCs w:val="22"/>
-        </w:rPr>
-        <w:t>Leave the Device On: Do not turn off or unplug a compromised computer unless explicitly told to do so by the IT Security team.</w:t>
-      </w:r>
+        <w:spacing w:before="360"/>
+        <w:rPr>
+          <w:rFonts w:asciiTheme="minorHAnsi" w:eastAsia="Arial" w:hAnsiTheme="minorHAnsi" w:cstheme="minorHAnsi"/>
+          <w:b/>
+          <w:color w:val="000000" w:themeColor="text1"/>
+          <w:szCs w:val="22"/>
+        </w:rPr>
+      </w:pPr>
     </w:p>
     <w:p>
       <w:pPr>
-        <w:numPr>
-          <w:ilvl w:val="0"/>
-          <w:numId w:val="32"/>
-        </w:numPr>
         <w:pBdr>
           <w:top w:val="nil"/>
           <w:left w:val="nil"/>
@@ -2658,302 +3029,23 @@
           <w:right w:val="nil"/>
           <w:between w:val="nil"/>
         </w:pBdr>
-        <w:spacing w:before="0" w:after="0" w:line="276" w:lineRule="auto"/>
-        <w:rPr>
-          <w:rFonts w:ascii="Arial" w:eastAsia="Arial" w:hAnsi="Arial" w:cs="Arial"/>
-          <w:color w:val="000000"/>
-          <w:szCs w:val="22"/>
-        </w:rPr>
-      </w:pPr>
-      <w:r>
-        <w:rPr>
-          <w:rFonts w:ascii="Arial" w:eastAsia="Arial" w:hAnsi="Arial" w:cs="Arial"/>
-          <w:color w:val="000000"/>
-          <w:szCs w:val="22"/>
-        </w:rPr>
-        <w:t>Contact IT Directly: Report the issue directly to IT Security immediately. You do not need to wait and tell your manager first. Every minute matters.</w:t>
-      </w:r>
-    </w:p>
-    <w:p>
-      <w:pPr>
-        <w:numPr>
-          <w:ilvl w:val="0"/>
-          <w:numId w:val="32"/>
-        </w:numPr>
-        <w:pBdr>
-          <w:top w:val="nil"/>
-          <w:left w:val="nil"/>
-          <w:bottom w:val="nil"/>
-          <w:right w:val="nil"/>
-          <w:between w:val="nil"/>
-        </w:pBdr>
-        <w:spacing w:before="0" w:after="0" w:line="276" w:lineRule="auto"/>
-        <w:rPr>
-          <w:rFonts w:ascii="Arial" w:eastAsia="Arial" w:hAnsi="Arial" w:cs="Arial"/>
-          <w:color w:val="000000"/>
-          <w:szCs w:val="22"/>
-        </w:rPr>
-      </w:pPr>
-      <w:r>
-        <w:rPr>
-          <w:rFonts w:ascii="Arial" w:eastAsia="Arial" w:hAnsi="Arial" w:cs="Arial"/>
-          <w:color w:val="000000"/>
-          <w:szCs w:val="22"/>
-        </w:rPr>
-        <w:t>Provide Key Details: Tell IT your name, what you noticed, which device is affected, and when the issue started. Keep the matter quiet and do not discuss it with colleagues.</w:t>
-      </w:r>
-    </w:p>
-    <w:p>
-      <w:pPr>
-        <w:numPr>
-          <w:ilvl w:val="0"/>
-          <w:numId w:val="32"/>
-        </w:numPr>
-        <w:pBdr>
-          <w:top w:val="nil"/>
-          <w:left w:val="nil"/>
-          <w:bottom w:val="nil"/>
-          <w:right w:val="nil"/>
-          <w:between w:val="nil"/>
-        </w:pBdr>
-        <w:spacing w:before="0" w:line="276" w:lineRule="auto"/>
-        <w:rPr>
-          <w:rFonts w:ascii="Arial" w:eastAsia="Arial" w:hAnsi="Arial" w:cs="Arial"/>
-          <w:color w:val="000000"/>
-          <w:szCs w:val="22"/>
-        </w:rPr>
-      </w:pPr>
-      <w:r>
-        <w:rPr>
-          <w:rFonts w:ascii="Arial" w:eastAsia="Arial" w:hAnsi="Arial" w:cs="Arial"/>
-          <w:color w:val="000000"/>
-          <w:szCs w:val="22"/>
-        </w:rPr>
-        <w:t>Fill Out the Form: Submit the official Incident Report Form within 24 hours of your initial call.</w:t>
-      </w:r>
-    </w:p>
-    <w:p>
-      <w:pPr>
-        <w:pStyle w:val="ListParagraph"/>
-        <w:numPr>
-          <w:ilvl w:val="0"/>
-          <w:numId w:val="34"/>
-        </w:numPr>
-        <w:pBdr>
-          <w:top w:val="nil"/>
-          <w:left w:val="nil"/>
-          <w:bottom w:val="nil"/>
-          <w:right w:val="nil"/>
-          <w:between w:val="nil"/>
-        </w:pBdr>
-        <w:spacing w:before="360" w:line="276" w:lineRule="auto"/>
-        <w:rPr>
-          <w:rFonts w:ascii="Arial" w:eastAsia="Arial" w:hAnsi="Arial" w:cs="Arial"/>
+        <w:spacing w:before="360"/>
+        <w:jc w:val="both"/>
+        <w:rPr>
+          <w:rFonts w:asciiTheme="minorHAnsi" w:eastAsia="Arial" w:hAnsiTheme="minorHAnsi" w:cstheme="minorHAnsi"/>
           <w:b/>
-          <w:bCs/>
-          <w:color w:val="000000"/>
-          <w:szCs w:val="22"/>
-        </w:rPr>
-      </w:pPr>
-      <w:r>
-        <w:rPr>
-          <w:rFonts w:ascii="Arial" w:eastAsia="Arial" w:hAnsi="Arial" w:cs="Arial"/>
+          <w:color w:val="000000" w:themeColor="text1"/>
+          <w:szCs w:val="22"/>
+        </w:rPr>
+      </w:pPr>
+      <w:r>
+        <w:rPr>
+          <w:rFonts w:asciiTheme="minorHAnsi" w:eastAsia="Arial" w:hAnsiTheme="minorHAnsi" w:cstheme="minorHAnsi"/>
           <w:b/>
-          <w:bCs/>
-          <w:color w:val="000000"/>
-          <w:szCs w:val="22"/>
-        </w:rPr>
-        <w:t xml:space="preserve"> Policy Acknowledgment and Training</w:t>
-      </w:r>
-    </w:p>
-    <w:p>
-      <w:pPr>
-        <w:numPr>
-          <w:ilvl w:val="0"/>
-          <w:numId w:val="33"/>
-        </w:numPr>
-        <w:pBdr>
-          <w:top w:val="nil"/>
-          <w:left w:val="nil"/>
-          <w:bottom w:val="nil"/>
-          <w:right w:val="nil"/>
-          <w:between w:val="nil"/>
-        </w:pBdr>
-        <w:spacing w:before="0" w:after="0" w:line="276" w:lineRule="auto"/>
-        <w:rPr>
-          <w:rFonts w:ascii="Arial" w:eastAsia="Arial" w:hAnsi="Arial" w:cs="Arial"/>
-          <w:color w:val="000000"/>
-          <w:szCs w:val="22"/>
-        </w:rPr>
-      </w:pPr>
-      <w:r>
-        <w:rPr>
-          <w:rFonts w:ascii="Arial" w:eastAsia="Arial" w:hAnsi="Arial" w:cs="Arial"/>
-          <w:color w:val="000000"/>
-          <w:szCs w:val="22"/>
-        </w:rPr>
-        <w:t>Onboarding Review: Read this policy completely during your first week of joining the company before accessing any systems.</w:t>
-      </w:r>
-    </w:p>
-    <w:p>
-      <w:pPr>
-        <w:numPr>
-          <w:ilvl w:val="0"/>
-          <w:numId w:val="33"/>
-        </w:numPr>
-        <w:pBdr>
-          <w:top w:val="nil"/>
-          <w:left w:val="nil"/>
-          <w:bottom w:val="nil"/>
-          <w:right w:val="nil"/>
-          <w:between w:val="nil"/>
-        </w:pBdr>
-        <w:spacing w:before="0" w:after="0" w:line="276" w:lineRule="auto"/>
-        <w:rPr>
-          <w:rFonts w:ascii="Arial" w:eastAsia="Arial" w:hAnsi="Arial" w:cs="Arial"/>
-          <w:color w:val="000000"/>
-          <w:szCs w:val="22"/>
-        </w:rPr>
-      </w:pPr>
-      <w:r>
-        <w:rPr>
-          <w:rFonts w:ascii="Arial" w:eastAsia="Arial" w:hAnsi="Arial" w:cs="Arial"/>
-          <w:color w:val="000000"/>
-          <w:szCs w:val="22"/>
-        </w:rPr>
-        <w:t>Sign the Form: Return your signed Policy Acknowledgment Form to your manager within your first week.</w:t>
-      </w:r>
-    </w:p>
-    <w:p>
-      <w:pPr>
-        <w:numPr>
-          <w:ilvl w:val="0"/>
-          <w:numId w:val="33"/>
-        </w:numPr>
-        <w:pBdr>
-          <w:top w:val="nil"/>
-          <w:left w:val="nil"/>
-          <w:bottom w:val="nil"/>
-          <w:right w:val="nil"/>
-          <w:between w:val="nil"/>
-        </w:pBdr>
-        <w:spacing w:before="0" w:after="0" w:line="276" w:lineRule="auto"/>
-        <w:rPr>
-          <w:rFonts w:ascii="Arial" w:eastAsia="Arial" w:hAnsi="Arial" w:cs="Arial"/>
-          <w:color w:val="000000"/>
-          <w:szCs w:val="22"/>
-        </w:rPr>
-      </w:pPr>
-      <w:r>
-        <w:rPr>
-          <w:rFonts w:ascii="Arial" w:eastAsia="Arial" w:hAnsi="Arial" w:cs="Arial"/>
-          <w:color w:val="000000"/>
-          <w:szCs w:val="22"/>
-        </w:rPr>
-        <w:t>Annual Training: Complete the mandatory Cybersecurity Awareness Training module when hired and refresh it every year.</w:t>
-      </w:r>
-    </w:p>
-    <w:p>
-      <w:pPr>
-        <w:numPr>
-          <w:ilvl w:val="0"/>
-          <w:numId w:val="33"/>
-        </w:numPr>
-        <w:pBdr>
-          <w:top w:val="nil"/>
-          <w:left w:val="nil"/>
-          <w:bottom w:val="nil"/>
-          <w:right w:val="nil"/>
-          <w:between w:val="nil"/>
-        </w:pBdr>
-        <w:spacing w:before="0" w:after="0" w:line="276" w:lineRule="auto"/>
-        <w:rPr>
-          <w:rFonts w:ascii="Arial" w:eastAsia="Arial" w:hAnsi="Arial" w:cs="Arial"/>
-          <w:color w:val="000000"/>
-          <w:szCs w:val="22"/>
-        </w:rPr>
-      </w:pPr>
-      <w:r>
-        <w:rPr>
-          <w:rFonts w:ascii="Arial" w:eastAsia="Arial" w:hAnsi="Arial" w:cs="Arial"/>
-          <w:color w:val="000000"/>
-          <w:szCs w:val="22"/>
-        </w:rPr>
-        <w:t>Participate in Practice Drills: Take part in simulated phishing tests. These drills are designed to help you practice your skills in a safe environment, not to trick or punish you.</w:t>
-      </w:r>
-    </w:p>
-    <w:p>
-      <w:pPr>
-        <w:numPr>
-          <w:ilvl w:val="0"/>
-          <w:numId w:val="33"/>
-        </w:numPr>
-        <w:pBdr>
-          <w:top w:val="nil"/>
-          <w:left w:val="nil"/>
-          <w:bottom w:val="nil"/>
-          <w:right w:val="nil"/>
-          <w:between w:val="nil"/>
-        </w:pBdr>
-        <w:spacing w:before="0" w:after="0" w:line="276" w:lineRule="auto"/>
-        <w:rPr>
-          <w:rFonts w:ascii="Arial" w:eastAsia="Arial" w:hAnsi="Arial" w:cs="Arial"/>
-          <w:color w:val="000000"/>
-          <w:szCs w:val="22"/>
-        </w:rPr>
-      </w:pPr>
-      <w:r>
-        <w:rPr>
-          <w:rFonts w:ascii="Arial" w:eastAsia="Arial" w:hAnsi="Arial" w:cs="Arial"/>
-          <w:color w:val="000000"/>
-          <w:szCs w:val="22"/>
-        </w:rPr>
-        <w:t>Ask When Unsure: If you are ever confused about whether an action is safe or allowed, reach out to the IT Security team before taking any risks.</w:t>
-      </w:r>
-    </w:p>
-    <w:p>
-      <w:pPr>
-        <w:pBdr>
-          <w:top w:val="nil"/>
-          <w:left w:val="nil"/>
-          <w:bottom w:val="nil"/>
-          <w:right w:val="nil"/>
-          <w:between w:val="nil"/>
-        </w:pBdr>
-        <w:spacing w:before="360" w:line="276" w:lineRule="auto"/>
-        <w:rPr>
-          <w:rFonts w:ascii="Arial" w:eastAsia="Arial" w:hAnsi="Arial" w:cs="Arial"/>
-          <w:b/>
-          <w:color w:val="000000"/>
-          <w:szCs w:val="22"/>
-        </w:rPr>
-      </w:pPr>
-    </w:p>
-    <w:p>
-      <w:pPr>
-        <w:pBdr>
-          <w:top w:val="nil"/>
-          <w:left w:val="nil"/>
-          <w:bottom w:val="nil"/>
-          <w:right w:val="nil"/>
-          <w:between w:val="nil"/>
-        </w:pBdr>
-        <w:spacing w:before="360" w:line="276" w:lineRule="auto"/>
-        <w:rPr>
-          <w:rFonts w:ascii="Arial" w:eastAsia="Arial" w:hAnsi="Arial" w:cs="Arial"/>
-          <w:b/>
-          <w:color w:val="000000"/>
-          <w:szCs w:val="22"/>
-        </w:rPr>
-      </w:pPr>
-      <w:r>
-        <w:rPr>
-          <w:rFonts w:ascii="Arial" w:eastAsia="Arial" w:hAnsi="Arial" w:cs="Arial"/>
-          <w:b/>
-          <w:color w:val="000000"/>
-          <w:szCs w:val="22"/>
-        </w:rPr>
-        <w:t>This policy will be reviewed annually or following any significant cybersecurity incident, legislative change, or material update to the organisation's IT environment. All changes will be communicated to staff within five business days of approval.</w:t>
+          <w:color w:val="000000" w:themeColor="text1"/>
+          <w:szCs w:val="22"/>
+        </w:rPr>
+        <w:t>The organisation monitors compliance with this policy through regular MDM compliance reports and annual cybersecurity audits. Staff are encouraged to direct any questions or concerns about this policy to the IT Security team or their manager at any time.</w:t>
       </w:r>
     </w:p>
     <w:sectPr>
@@ -3426,6 +3518,60 @@
 <file path=word/numbering.xml><?xml version="1.0" encoding="utf-8"?>
 <w:numbering xmlns:wpc="http://schemas.microsoft.com/office/word/2010/wordprocessingCanvas" xmlns:cx="http://schemas.microsoft.com/office/drawing/2014/chartex" xmlns:cx1="http://schemas.microsoft.com/office/drawing/2015/9/8/chartex" xmlns:cx2="http://schemas.microsoft.com/office/drawing/2015/10/21/chartex" xmlns:cx3="http://schemas.microsoft.com/office/drawing/2016/5/9/chartex" xmlns:cx4="http://schemas.microsoft.com/office/drawing/2016/5/10/chartex" xmlns:cx5="http://schemas.microsoft.com/office/drawing/2016/5/11/chartex" xmlns:cx6="http://schemas.microsoft.com/office/drawing/2016/5/12/chartex" xmlns:cx7="http://schemas.microsoft.com/office/drawing/2016/5/13/chartex" xmlns:cx8="http://schemas.microsoft.com/office/drawing/2016/5/14/chartex" xmlns:mc="http://schemas.openxmlformats.org/markup-compatibility/2006" xmlns:aink="http://schemas.microsoft.com/office/drawing/2016/ink" xmlns:am3d="http://schemas.microsoft.com/office/drawing/2017/model3d" xmlns:o="urn:schemas-microsoft-com:office:office" xmlns:oel="http://schemas.microsoft.com/office/2019/extlst" xmlns:r="http://schemas.openxmlformats.org/officeDocument/2006/relationships" xmlns:m="http://schemas.openxmlformats.org/officeDocument/2006/math" xmlns:v="urn:schemas-microsoft-com:vml" xmlns:wp14="http://schemas.microsoft.com/office/word/2010/wordprocessingDrawing" xmlns:wp="http://schemas.openxmlformats.org/drawingml/2006/wordprocessingDrawing" xmlns:w10="urn:schemas-microsoft-com:office:word" xmlns:w="http://schemas.openxmlformats.org/wordprocessingml/2006/main" xmlns:w14="http://schemas.microsoft.com/office/word/2010/wordml" xmlns:w15="http://schemas.microsoft.com/office/word/2012/wordml" xmlns:w16cex="http://schemas.microsoft.com/office/word/2018/wordml/cex" xmlns:w16cid="http://schemas.microsoft.com/office/word/2016/wordml/cid" xmlns:w16="http://schemas.microsoft.com/office/word/2018/wordml" xmlns:w16du="http://schemas.microsoft.com/office/word/2023/wordml/word16du" xmlns:w16sdtdh="http://schemas.microsoft.com/office/word/2020/wordml/sdtdatahash" xmlns:w16sdtfl="http://schemas.microsoft.com/office/word/2024/wordml/sdtformatlock" xmlns:w16se="http://schemas.microsoft.com/office/word/2015/wordml/symex" xmlns:wpg="http://schemas.microsoft.com/office/word/2010/wordprocessingGroup" xmlns:wpi="http://schemas.microsoft.com/office/word/2010/wordprocessingInk" xmlns:wne="http://schemas.microsoft.com/office/word/2006/wordml" xmlns:wps="http://schemas.microsoft.com/office/word/2010/wordprocessingShape" mc:Ignorable="w14 w15 w16se w16cid w16 w16cex w16sdtdh w16sdtfl w16du wp14">
   <w:abstractNum w:abstractNumId="0" w15:restartNumberingAfterBreak="0">
+    <w:nsid w:val="000B57B9"/>
+    <w:multiLevelType w:val="hybridMultilevel"/>
+    <w:tmpl w:val="2418310E"/>
+    <w:lvl w:ilvl="0" w:tplc="514407B8">
+      <w:start w:val="1"/>
+      <w:numFmt w:val="bullet"/>
+      <w:lvlText w:val="•"/>
+      <w:lvlJc w:val="left"/>
+      <w:pPr>
+        <w:ind w:left="720" w:hanging="360"/>
+      </w:pPr>
+    </w:lvl>
+    <w:lvl w:ilvl="1" w:tplc="7CD2E6D6">
+      <w:numFmt w:val="decimal"/>
+      <w:lvlText w:val=""/>
+      <w:lvlJc w:val="left"/>
+    </w:lvl>
+    <w:lvl w:ilvl="2" w:tplc="4580B21A">
+      <w:numFmt w:val="decimal"/>
+      <w:lvlText w:val=""/>
+      <w:lvlJc w:val="left"/>
+    </w:lvl>
+    <w:lvl w:ilvl="3" w:tplc="2B5A88A4">
+      <w:numFmt w:val="decimal"/>
+      <w:lvlText w:val=""/>
+      <w:lvlJc w:val="left"/>
+    </w:lvl>
+    <w:lvl w:ilvl="4" w:tplc="82EE4498">
+      <w:numFmt w:val="decimal"/>
+      <w:lvlText w:val=""/>
+      <w:lvlJc w:val="left"/>
+    </w:lvl>
+    <w:lvl w:ilvl="5" w:tplc="0CB027F2">
+      <w:numFmt w:val="decimal"/>
+      <w:lvlText w:val=""/>
+      <w:lvlJc w:val="left"/>
+    </w:lvl>
+    <w:lvl w:ilvl="6" w:tplc="CC22C000">
+      <w:numFmt w:val="decimal"/>
+      <w:lvlText w:val=""/>
+      <w:lvlJc w:val="left"/>
+    </w:lvl>
+    <w:lvl w:ilvl="7" w:tplc="4330F68A">
+      <w:numFmt w:val="decimal"/>
+      <w:lvlText w:val=""/>
+      <w:lvlJc w:val="left"/>
+    </w:lvl>
+    <w:lvl w:ilvl="8" w:tplc="95428C72">
+      <w:numFmt w:val="decimal"/>
+      <w:lvlText w:val=""/>
+      <w:lvlJc w:val="left"/>
+    </w:lvl>
+  </w:abstractNum>
+  <w:abstractNum w:abstractNumId="1" w15:restartNumberingAfterBreak="0">
     <w:nsid w:val="058A382D"/>
     <w:multiLevelType w:val="multilevel"/>
     <w:tmpl w:val="B336AA02"/>
@@ -3574,7 +3720,7 @@
       </w:rPr>
     </w:lvl>
   </w:abstractNum>
-  <w:abstractNum w:abstractNumId="1" w15:restartNumberingAfterBreak="0">
+  <w:abstractNum w:abstractNumId="2" w15:restartNumberingAfterBreak="0">
     <w:nsid w:val="0BF86089"/>
     <w:multiLevelType w:val="multilevel"/>
     <w:tmpl w:val="4FD280DA"/>
@@ -3688,7 +3834,7 @@
       </w:pPr>
     </w:lvl>
   </w:abstractNum>
-  <w:abstractNum w:abstractNumId="2" w15:restartNumberingAfterBreak="0">
+  <w:abstractNum w:abstractNumId="3" w15:restartNumberingAfterBreak="0">
     <w:nsid w:val="10BE746B"/>
     <w:multiLevelType w:val="hybridMultilevel"/>
     <w:tmpl w:val="37EA9594"/>
@@ -3777,7 +3923,7 @@
       </w:pPr>
     </w:lvl>
   </w:abstractNum>
-  <w:abstractNum w:abstractNumId="3" w15:restartNumberingAfterBreak="0">
+  <w:abstractNum w:abstractNumId="4" w15:restartNumberingAfterBreak="0">
     <w:nsid w:val="155C23A1"/>
     <w:multiLevelType w:val="multilevel"/>
     <w:tmpl w:val="20084F3A"/>
@@ -3926,7 +4072,7 @@
       </w:rPr>
     </w:lvl>
   </w:abstractNum>
-  <w:abstractNum w:abstractNumId="4" w15:restartNumberingAfterBreak="0">
+  <w:abstractNum w:abstractNumId="5" w15:restartNumberingAfterBreak="0">
     <w:nsid w:val="161C6592"/>
     <w:multiLevelType w:val="hybridMultilevel"/>
     <w:tmpl w:val="3CAC0E62"/>
@@ -4015,7 +4161,7 @@
       </w:pPr>
     </w:lvl>
   </w:abstractNum>
-  <w:abstractNum w:abstractNumId="5" w15:restartNumberingAfterBreak="0">
+  <w:abstractNum w:abstractNumId="6" w15:restartNumberingAfterBreak="0">
     <w:nsid w:val="1B960974"/>
     <w:multiLevelType w:val="multilevel"/>
     <w:tmpl w:val="A2F639D0"/>
@@ -4164,7 +4310,61 @@
       </w:rPr>
     </w:lvl>
   </w:abstractNum>
-  <w:abstractNum w:abstractNumId="6" w15:restartNumberingAfterBreak="0">
+  <w:abstractNum w:abstractNumId="7" w15:restartNumberingAfterBreak="0">
+    <w:nsid w:val="1C814AA5"/>
+    <w:multiLevelType w:val="hybridMultilevel"/>
+    <w:tmpl w:val="9D16CC02"/>
+    <w:lvl w:ilvl="0" w:tplc="1BA02FF8">
+      <w:start w:val="1"/>
+      <w:numFmt w:val="decimal"/>
+      <w:lvlText w:val="%1."/>
+      <w:lvlJc w:val="left"/>
+      <w:pPr>
+        <w:ind w:left="720" w:hanging="360"/>
+      </w:pPr>
+    </w:lvl>
+    <w:lvl w:ilvl="1" w:tplc="AA364A70">
+      <w:numFmt w:val="decimal"/>
+      <w:lvlText w:val=""/>
+      <w:lvlJc w:val="left"/>
+    </w:lvl>
+    <w:lvl w:ilvl="2" w:tplc="20B046E2">
+      <w:numFmt w:val="decimal"/>
+      <w:lvlText w:val=""/>
+      <w:lvlJc w:val="left"/>
+    </w:lvl>
+    <w:lvl w:ilvl="3" w:tplc="D42630D6">
+      <w:numFmt w:val="decimal"/>
+      <w:lvlText w:val=""/>
+      <w:lvlJc w:val="left"/>
+    </w:lvl>
+    <w:lvl w:ilvl="4" w:tplc="E5AA40C8">
+      <w:numFmt w:val="decimal"/>
+      <w:lvlText w:val=""/>
+      <w:lvlJc w:val="left"/>
+    </w:lvl>
+    <w:lvl w:ilvl="5" w:tplc="A7B69564">
+      <w:numFmt w:val="decimal"/>
+      <w:lvlText w:val=""/>
+      <w:lvlJc w:val="left"/>
+    </w:lvl>
+    <w:lvl w:ilvl="6" w:tplc="83A606F2">
+      <w:numFmt w:val="decimal"/>
+      <w:lvlText w:val=""/>
+      <w:lvlJc w:val="left"/>
+    </w:lvl>
+    <w:lvl w:ilvl="7" w:tplc="CECAC344">
+      <w:numFmt w:val="decimal"/>
+      <w:lvlText w:val=""/>
+      <w:lvlJc w:val="left"/>
+    </w:lvl>
+    <w:lvl w:ilvl="8" w:tplc="AC28F292">
+      <w:numFmt w:val="decimal"/>
+      <w:lvlText w:val=""/>
+      <w:lvlJc w:val="left"/>
+    </w:lvl>
+  </w:abstractNum>
+  <w:abstractNum w:abstractNumId="8" w15:restartNumberingAfterBreak="0">
     <w:nsid w:val="22740764"/>
     <w:multiLevelType w:val="hybridMultilevel"/>
     <w:tmpl w:val="D0887CD0"/>
@@ -4276,7 +4476,7 @@
       </w:rPr>
     </w:lvl>
   </w:abstractNum>
-  <w:abstractNum w:abstractNumId="7" w15:restartNumberingAfterBreak="0">
+  <w:abstractNum w:abstractNumId="9" w15:restartNumberingAfterBreak="0">
     <w:nsid w:val="23D83B9B"/>
     <w:multiLevelType w:val="multilevel"/>
     <w:tmpl w:val="CCAA0BE4"/>
@@ -4425,7 +4625,7 @@
       </w:rPr>
     </w:lvl>
   </w:abstractNum>
-  <w:abstractNum w:abstractNumId="8" w15:restartNumberingAfterBreak="0">
+  <w:abstractNum w:abstractNumId="10" w15:restartNumberingAfterBreak="0">
     <w:nsid w:val="2D153407"/>
     <w:multiLevelType w:val="multilevel"/>
     <w:tmpl w:val="54C453EE"/>
@@ -4574,7 +4774,7 @@
       </w:rPr>
     </w:lvl>
   </w:abstractNum>
-  <w:abstractNum w:abstractNumId="9" w15:restartNumberingAfterBreak="0">
+  <w:abstractNum w:abstractNumId="11" w15:restartNumberingAfterBreak="0">
     <w:nsid w:val="34281B2A"/>
     <w:multiLevelType w:val="multilevel"/>
     <w:tmpl w:val="AB34557E"/>
@@ -4723,7 +4923,7 @@
       </w:rPr>
     </w:lvl>
   </w:abstractNum>
-  <w:abstractNum w:abstractNumId="10" w15:restartNumberingAfterBreak="0">
+  <w:abstractNum w:abstractNumId="12" w15:restartNumberingAfterBreak="0">
     <w:nsid w:val="37DD6289"/>
     <w:multiLevelType w:val="multilevel"/>
     <w:tmpl w:val="D01AEA8A"/>
@@ -4872,7 +5072,7 @@
       </w:rPr>
     </w:lvl>
   </w:abstractNum>
-  <w:abstractNum w:abstractNumId="11" w15:restartNumberingAfterBreak="0">
+  <w:abstractNum w:abstractNumId="13" w15:restartNumberingAfterBreak="0">
     <w:nsid w:val="3C1543D7"/>
     <w:multiLevelType w:val="multilevel"/>
     <w:tmpl w:val="A5C29988"/>
@@ -5021,7 +5221,7 @@
       </w:rPr>
     </w:lvl>
   </w:abstractNum>
-  <w:abstractNum w:abstractNumId="12" w15:restartNumberingAfterBreak="0">
+  <w:abstractNum w:abstractNumId="14" w15:restartNumberingAfterBreak="0">
     <w:nsid w:val="406A5E81"/>
     <w:multiLevelType w:val="multilevel"/>
     <w:tmpl w:val="7960BA00"/>
@@ -5170,7 +5370,7 @@
       </w:rPr>
     </w:lvl>
   </w:abstractNum>
-  <w:abstractNum w:abstractNumId="13" w15:restartNumberingAfterBreak="0">
+  <w:abstractNum w:abstractNumId="15" w15:restartNumberingAfterBreak="0">
     <w:nsid w:val="4C312C66"/>
     <w:multiLevelType w:val="hybridMultilevel"/>
     <w:tmpl w:val="EE88888C"/>
@@ -5282,7 +5482,7 @@
       </w:rPr>
     </w:lvl>
   </w:abstractNum>
-  <w:abstractNum w:abstractNumId="14" w15:restartNumberingAfterBreak="0">
+  <w:abstractNum w:abstractNumId="16" w15:restartNumberingAfterBreak="0">
     <w:nsid w:val="4D324C70"/>
     <w:multiLevelType w:val="multilevel"/>
     <w:tmpl w:val="721AC4C2"/>
@@ -5431,7 +5631,7 @@
       </w:rPr>
     </w:lvl>
   </w:abstractNum>
-  <w:abstractNum w:abstractNumId="15" w15:restartNumberingAfterBreak="0">
+  <w:abstractNum w:abstractNumId="17" w15:restartNumberingAfterBreak="0">
     <w:nsid w:val="4D9B7AB1"/>
     <w:multiLevelType w:val="hybridMultilevel"/>
     <w:tmpl w:val="3A5A0E40"/>
@@ -5544,7 +5744,7 @@
       </w:rPr>
     </w:lvl>
   </w:abstractNum>
-  <w:abstractNum w:abstractNumId="16" w15:restartNumberingAfterBreak="0">
+  <w:abstractNum w:abstractNumId="18" w15:restartNumberingAfterBreak="0">
     <w:nsid w:val="511C70C9"/>
     <w:multiLevelType w:val="multilevel"/>
     <w:tmpl w:val="59BCD676"/>
@@ -5693,7 +5893,61 @@
       </w:rPr>
     </w:lvl>
   </w:abstractNum>
-  <w:abstractNum w:abstractNumId="17" w15:restartNumberingAfterBreak="0">
+  <w:abstractNum w:abstractNumId="19" w15:restartNumberingAfterBreak="0">
+    <w:nsid w:val="54963E33"/>
+    <w:multiLevelType w:val="hybridMultilevel"/>
+    <w:tmpl w:val="E2FA1EEE"/>
+    <w:lvl w:ilvl="0" w:tplc="F42E1EAE">
+      <w:start w:val="1"/>
+      <w:numFmt w:val="decimal"/>
+      <w:lvlText w:val="%1."/>
+      <w:lvlJc w:val="left"/>
+      <w:pPr>
+        <w:ind w:left="720" w:hanging="360"/>
+      </w:pPr>
+    </w:lvl>
+    <w:lvl w:ilvl="1" w:tplc="7206B05C">
+      <w:numFmt w:val="decimal"/>
+      <w:lvlText w:val=""/>
+      <w:lvlJc w:val="left"/>
+    </w:lvl>
+    <w:lvl w:ilvl="2" w:tplc="6D826C50">
+      <w:numFmt w:val="decimal"/>
+      <w:lvlText w:val=""/>
+      <w:lvlJc w:val="left"/>
+    </w:lvl>
+    <w:lvl w:ilvl="3" w:tplc="91841556">
+      <w:numFmt w:val="decimal"/>
+      <w:lvlText w:val=""/>
+      <w:lvlJc w:val="left"/>
+    </w:lvl>
+    <w:lvl w:ilvl="4" w:tplc="F574F6AA">
+      <w:numFmt w:val="decimal"/>
+      <w:lvlText w:val=""/>
+      <w:lvlJc w:val="left"/>
+    </w:lvl>
+    <w:lvl w:ilvl="5" w:tplc="6498B7B4">
+      <w:numFmt w:val="decimal"/>
+      <w:lvlText w:val=""/>
+      <w:lvlJc w:val="left"/>
+    </w:lvl>
+    <w:lvl w:ilvl="6" w:tplc="222A01E2">
+      <w:numFmt w:val="decimal"/>
+      <w:lvlText w:val=""/>
+      <w:lvlJc w:val="left"/>
+    </w:lvl>
+    <w:lvl w:ilvl="7" w:tplc="8A22A3C8">
+      <w:numFmt w:val="decimal"/>
+      <w:lvlText w:val=""/>
+      <w:lvlJc w:val="left"/>
+    </w:lvl>
+    <w:lvl w:ilvl="8" w:tplc="AD4266EA">
+      <w:numFmt w:val="decimal"/>
+      <w:lvlText w:val=""/>
+      <w:lvlJc w:val="left"/>
+    </w:lvl>
+  </w:abstractNum>
+  <w:abstractNum w:abstractNumId="20" w15:restartNumberingAfterBreak="0">
     <w:nsid w:val="5AD67BD0"/>
     <w:multiLevelType w:val="multilevel"/>
     <w:tmpl w:val="416C6294"/>
@@ -5842,7 +6096,61 @@
       </w:rPr>
     </w:lvl>
   </w:abstractNum>
-  <w:abstractNum w:abstractNumId="18" w15:restartNumberingAfterBreak="0">
+  <w:abstractNum w:abstractNumId="21" w15:restartNumberingAfterBreak="0">
+    <w:nsid w:val="648458BE"/>
+    <w:multiLevelType w:val="hybridMultilevel"/>
+    <w:tmpl w:val="6F94EE70"/>
+    <w:lvl w:ilvl="0" w:tplc="04906E46">
+      <w:start w:val="1"/>
+      <w:numFmt w:val="decimal"/>
+      <w:lvlText w:val="%1."/>
+      <w:lvlJc w:val="left"/>
+      <w:pPr>
+        <w:ind w:left="720" w:hanging="360"/>
+      </w:pPr>
+    </w:lvl>
+    <w:lvl w:ilvl="1" w:tplc="F00EF852">
+      <w:numFmt w:val="decimal"/>
+      <w:lvlText w:val=""/>
+      <w:lvlJc w:val="left"/>
+    </w:lvl>
+    <w:lvl w:ilvl="2" w:tplc="E7E615C0">
+      <w:numFmt w:val="decimal"/>
+      <w:lvlText w:val=""/>
+      <w:lvlJc w:val="left"/>
+    </w:lvl>
+    <w:lvl w:ilvl="3" w:tplc="BA142C86">
+      <w:numFmt w:val="decimal"/>
+      <w:lvlText w:val=""/>
+      <w:lvlJc w:val="left"/>
+    </w:lvl>
+    <w:lvl w:ilvl="4" w:tplc="8AF68376">
+      <w:numFmt w:val="decimal"/>
+      <w:lvlText w:val=""/>
+      <w:lvlJc w:val="left"/>
+    </w:lvl>
+    <w:lvl w:ilvl="5" w:tplc="E3502136">
+      <w:numFmt w:val="decimal"/>
+      <w:lvlText w:val=""/>
+      <w:lvlJc w:val="left"/>
+    </w:lvl>
+    <w:lvl w:ilvl="6" w:tplc="6EAE75F2">
+      <w:numFmt w:val="decimal"/>
+      <w:lvlText w:val=""/>
+      <w:lvlJc w:val="left"/>
+    </w:lvl>
+    <w:lvl w:ilvl="7" w:tplc="64AED4F8">
+      <w:numFmt w:val="decimal"/>
+      <w:lvlText w:val=""/>
+      <w:lvlJc w:val="left"/>
+    </w:lvl>
+    <w:lvl w:ilvl="8" w:tplc="EC4A8A4C">
+      <w:numFmt w:val="decimal"/>
+      <w:lvlText w:val=""/>
+      <w:lvlJc w:val="left"/>
+    </w:lvl>
+  </w:abstractNum>
+  <w:abstractNum w:abstractNumId="22" w15:restartNumberingAfterBreak="0">
     <w:nsid w:val="6695271D"/>
     <w:multiLevelType w:val="multilevel"/>
     <w:tmpl w:val="95FA3BA8"/>
@@ -5991,7 +6299,7 @@
       </w:rPr>
     </w:lvl>
   </w:abstractNum>
-  <w:abstractNum w:abstractNumId="19" w15:restartNumberingAfterBreak="0">
+  <w:abstractNum w:abstractNumId="23" w15:restartNumberingAfterBreak="0">
     <w:nsid w:val="69CB530E"/>
     <w:multiLevelType w:val="multilevel"/>
     <w:tmpl w:val="F2E03778"/>
@@ -6140,7 +6448,7 @@
       </w:rPr>
     </w:lvl>
   </w:abstractNum>
-  <w:abstractNum w:abstractNumId="20" w15:restartNumberingAfterBreak="0">
+  <w:abstractNum w:abstractNumId="24" w15:restartNumberingAfterBreak="0">
     <w:nsid w:val="6AE8118B"/>
     <w:multiLevelType w:val="multilevel"/>
     <w:tmpl w:val="8F369C22"/>
@@ -6289,7 +6597,7 @@
       </w:rPr>
     </w:lvl>
   </w:abstractNum>
-  <w:abstractNum w:abstractNumId="21" w15:restartNumberingAfterBreak="0">
+  <w:abstractNum w:abstractNumId="25" w15:restartNumberingAfterBreak="0">
     <w:nsid w:val="74ED786A"/>
     <w:multiLevelType w:val="multilevel"/>
     <w:tmpl w:val="A7EEF5AC"/>
@@ -6438,431 +6746,639 @@
       </w:rPr>
     </w:lvl>
   </w:abstractNum>
+  <w:abstractNum w:abstractNumId="26" w15:restartNumberingAfterBreak="0">
+    <w:nsid w:val="7A350504"/>
+    <w:multiLevelType w:val="hybridMultilevel"/>
+    <w:tmpl w:val="FEC68DD6"/>
+    <w:lvl w:ilvl="0" w:tplc="0809000F">
+      <w:start w:val="1"/>
+      <w:numFmt w:val="decimal"/>
+      <w:lvlText w:val="%1."/>
+      <w:lvlJc w:val="left"/>
+      <w:pPr>
+        <w:ind w:left="720" w:hanging="360"/>
+      </w:pPr>
+      <w:rPr>
+        <w:rFonts w:hint="default"/>
+      </w:rPr>
+    </w:lvl>
+    <w:lvl w:ilvl="1" w:tplc="08090019" w:tentative="1">
+      <w:start w:val="1"/>
+      <w:numFmt w:val="lowerLetter"/>
+      <w:lvlText w:val="%2."/>
+      <w:lvlJc w:val="left"/>
+      <w:pPr>
+        <w:ind w:left="1440" w:hanging="360"/>
+      </w:pPr>
+    </w:lvl>
+    <w:lvl w:ilvl="2" w:tplc="0809001B" w:tentative="1">
+      <w:start w:val="1"/>
+      <w:numFmt w:val="lowerRoman"/>
+      <w:lvlText w:val="%3."/>
+      <w:lvlJc w:val="right"/>
+      <w:pPr>
+        <w:ind w:left="2160" w:hanging="180"/>
+      </w:pPr>
+    </w:lvl>
+    <w:lvl w:ilvl="3" w:tplc="0809000F" w:tentative="1">
+      <w:start w:val="1"/>
+      <w:numFmt w:val="decimal"/>
+      <w:lvlText w:val="%4."/>
+      <w:lvlJc w:val="left"/>
+      <w:pPr>
+        <w:ind w:left="2880" w:hanging="360"/>
+      </w:pPr>
+    </w:lvl>
+    <w:lvl w:ilvl="4" w:tplc="08090019" w:tentative="1">
+      <w:start w:val="1"/>
+      <w:numFmt w:val="lowerLetter"/>
+      <w:lvlText w:val="%5."/>
+      <w:lvlJc w:val="left"/>
+      <w:pPr>
+        <w:ind w:left="3600" w:hanging="360"/>
+      </w:pPr>
+    </w:lvl>
+    <w:lvl w:ilvl="5" w:tplc="0809001B" w:tentative="1">
+      <w:start w:val="1"/>
+      <w:numFmt w:val="lowerRoman"/>
+      <w:lvlText w:val="%6."/>
+      <w:lvlJc w:val="right"/>
+      <w:pPr>
+        <w:ind w:left="4320" w:hanging="180"/>
+      </w:pPr>
+    </w:lvl>
+    <w:lvl w:ilvl="6" w:tplc="0809000F" w:tentative="1">
+      <w:start w:val="1"/>
+      <w:numFmt w:val="decimal"/>
+      <w:lvlText w:val="%7."/>
+      <w:lvlJc w:val="left"/>
+      <w:pPr>
+        <w:ind w:left="5040" w:hanging="360"/>
+      </w:pPr>
+    </w:lvl>
+    <w:lvl w:ilvl="7" w:tplc="08090019" w:tentative="1">
+      <w:start w:val="1"/>
+      <w:numFmt w:val="lowerLetter"/>
+      <w:lvlText w:val="%8."/>
+      <w:lvlJc w:val="left"/>
+      <w:pPr>
+        <w:ind w:left="5760" w:hanging="360"/>
+      </w:pPr>
+    </w:lvl>
+    <w:lvl w:ilvl="8" w:tplc="0809001B" w:tentative="1">
+      <w:start w:val="1"/>
+      <w:numFmt w:val="lowerRoman"/>
+      <w:lvlText w:val="%9."/>
+      <w:lvlJc w:val="right"/>
+      <w:pPr>
+        <w:ind w:left="6480" w:hanging="180"/>
+      </w:pPr>
+    </w:lvl>
+  </w:abstractNum>
+  <w:abstractNum w:abstractNumId="27" w15:restartNumberingAfterBreak="0">
+    <w:nsid w:val="7F4B3809"/>
+    <w:multiLevelType w:val="hybridMultilevel"/>
+    <w:tmpl w:val="B55C3D00"/>
+    <w:lvl w:ilvl="0" w:tplc="0809000F">
+      <w:start w:val="1"/>
+      <w:numFmt w:val="decimal"/>
+      <w:lvlText w:val="%1."/>
+      <w:lvlJc w:val="left"/>
+      <w:pPr>
+        <w:ind w:left="720" w:hanging="360"/>
+      </w:pPr>
+      <w:rPr>
+        <w:rFonts w:hint="default"/>
+      </w:rPr>
+    </w:lvl>
+    <w:lvl w:ilvl="1" w:tplc="08090019" w:tentative="1">
+      <w:start w:val="1"/>
+      <w:numFmt w:val="lowerLetter"/>
+      <w:lvlText w:val="%2."/>
+      <w:lvlJc w:val="left"/>
+      <w:pPr>
+        <w:ind w:left="1440" w:hanging="360"/>
+      </w:pPr>
+    </w:lvl>
+    <w:lvl w:ilvl="2" w:tplc="0809001B" w:tentative="1">
+      <w:start w:val="1"/>
+      <w:numFmt w:val="lowerRoman"/>
+      <w:lvlText w:val="%3."/>
+      <w:lvlJc w:val="right"/>
+      <w:pPr>
+        <w:ind w:left="2160" w:hanging="180"/>
+      </w:pPr>
+    </w:lvl>
+    <w:lvl w:ilvl="3" w:tplc="0809000F" w:tentative="1">
+      <w:start w:val="1"/>
+      <w:numFmt w:val="decimal"/>
+      <w:lvlText w:val="%4."/>
+      <w:lvlJc w:val="left"/>
+      <w:pPr>
+        <w:ind w:left="2880" w:hanging="360"/>
+      </w:pPr>
+    </w:lvl>
+    <w:lvl w:ilvl="4" w:tplc="08090019" w:tentative="1">
+      <w:start w:val="1"/>
+      <w:numFmt w:val="lowerLetter"/>
+      <w:lvlText w:val="%5."/>
+      <w:lvlJc w:val="left"/>
+      <w:pPr>
+        <w:ind w:left="3600" w:hanging="360"/>
+      </w:pPr>
+    </w:lvl>
+    <w:lvl w:ilvl="5" w:tplc="0809001B" w:tentative="1">
+      <w:start w:val="1"/>
+      <w:numFmt w:val="lowerRoman"/>
+      <w:lvlText w:val="%6."/>
+      <w:lvlJc w:val="right"/>
+      <w:pPr>
+        <w:ind w:left="4320" w:hanging="180"/>
+      </w:pPr>
+    </w:lvl>
+    <w:lvl w:ilvl="6" w:tplc="0809000F" w:tentative="1">
+      <w:start w:val="1"/>
+      <w:numFmt w:val="decimal"/>
+      <w:lvlText w:val="%7."/>
+      <w:lvlJc w:val="left"/>
+      <w:pPr>
+        <w:ind w:left="5040" w:hanging="360"/>
+      </w:pPr>
+    </w:lvl>
+    <w:lvl w:ilvl="7" w:tplc="08090019" w:tentative="1">
+      <w:start w:val="1"/>
+      <w:numFmt w:val="lowerLetter"/>
+      <w:lvlText w:val="%8."/>
+      <w:lvlJc w:val="left"/>
+      <w:pPr>
+        <w:ind w:left="5760" w:hanging="360"/>
+      </w:pPr>
+    </w:lvl>
+    <w:lvl w:ilvl="8" w:tplc="0809001B" w:tentative="1">
+      <w:start w:val="1"/>
+      <w:numFmt w:val="lowerRoman"/>
+      <w:lvlText w:val="%9."/>
+      <w:lvlJc w:val="right"/>
+      <w:pPr>
+        <w:ind w:left="6480" w:hanging="180"/>
+      </w:pPr>
+    </w:lvl>
+  </w:abstractNum>
   <w:num w:numId="1" w16cid:durableId="1591281442">
+    <w:abstractNumId w:val="2"/>
+  </w:num>
+  <w:num w:numId="2" w16cid:durableId="1500997281">
+    <w:abstractNumId w:val="2"/>
+    <w:lvlOverride w:ilvl="0">
+      <w:startOverride w:val="1"/>
+    </w:lvlOverride>
+    <w:lvlOverride w:ilvl="1">
+      <w:startOverride w:val="1"/>
+    </w:lvlOverride>
+    <w:lvlOverride w:ilvl="2">
+      <w:startOverride w:val="1"/>
+    </w:lvlOverride>
+    <w:lvlOverride w:ilvl="3">
+      <w:startOverride w:val="1"/>
+    </w:lvlOverride>
+    <w:lvlOverride w:ilvl="4">
+      <w:startOverride w:val="1"/>
+    </w:lvlOverride>
+    <w:lvlOverride w:ilvl="5">
+      <w:startOverride w:val="1"/>
+    </w:lvlOverride>
+    <w:lvlOverride w:ilvl="6">
+      <w:startOverride w:val="1"/>
+    </w:lvlOverride>
+    <w:lvlOverride w:ilvl="7">
+      <w:startOverride w:val="1"/>
+    </w:lvlOverride>
+    <w:lvlOverride w:ilvl="8">
+      <w:startOverride w:val="1"/>
+    </w:lvlOverride>
+  </w:num>
+  <w:num w:numId="3" w16cid:durableId="78599985">
+    <w:abstractNumId w:val="2"/>
+    <w:lvlOverride w:ilvl="0">
+      <w:startOverride w:val="1"/>
+    </w:lvlOverride>
+    <w:lvlOverride w:ilvl="1">
+      <w:startOverride w:val="1"/>
+    </w:lvlOverride>
+    <w:lvlOverride w:ilvl="2">
+      <w:startOverride w:val="1"/>
+    </w:lvlOverride>
+    <w:lvlOverride w:ilvl="3">
+      <w:startOverride w:val="1"/>
+    </w:lvlOverride>
+    <w:lvlOverride w:ilvl="4">
+      <w:startOverride w:val="1"/>
+    </w:lvlOverride>
+    <w:lvlOverride w:ilvl="5">
+      <w:startOverride w:val="1"/>
+    </w:lvlOverride>
+    <w:lvlOverride w:ilvl="6">
+      <w:startOverride w:val="1"/>
+    </w:lvlOverride>
+    <w:lvlOverride w:ilvl="7">
+      <w:startOverride w:val="1"/>
+    </w:lvlOverride>
+    <w:lvlOverride w:ilvl="8">
+      <w:startOverride w:val="1"/>
+    </w:lvlOverride>
+  </w:num>
+  <w:num w:numId="4" w16cid:durableId="1221744404">
+    <w:abstractNumId w:val="2"/>
+    <w:lvlOverride w:ilvl="0">
+      <w:startOverride w:val="1"/>
+    </w:lvlOverride>
+    <w:lvlOverride w:ilvl="1">
+      <w:startOverride w:val="1"/>
+    </w:lvlOverride>
+    <w:lvlOverride w:ilvl="2">
+      <w:startOverride w:val="1"/>
+    </w:lvlOverride>
+    <w:lvlOverride w:ilvl="3">
+      <w:startOverride w:val="1"/>
+    </w:lvlOverride>
+    <w:lvlOverride w:ilvl="4">
+      <w:startOverride w:val="1"/>
+    </w:lvlOverride>
+    <w:lvlOverride w:ilvl="5">
+      <w:startOverride w:val="1"/>
+    </w:lvlOverride>
+    <w:lvlOverride w:ilvl="6">
+      <w:startOverride w:val="1"/>
+    </w:lvlOverride>
+    <w:lvlOverride w:ilvl="7">
+      <w:startOverride w:val="1"/>
+    </w:lvlOverride>
+    <w:lvlOverride w:ilvl="8">
+      <w:startOverride w:val="1"/>
+    </w:lvlOverride>
+  </w:num>
+  <w:num w:numId="5" w16cid:durableId="1772554373">
+    <w:abstractNumId w:val="2"/>
+    <w:lvlOverride w:ilvl="0">
+      <w:startOverride w:val="1"/>
+    </w:lvlOverride>
+    <w:lvlOverride w:ilvl="1">
+      <w:startOverride w:val="1"/>
+    </w:lvlOverride>
+    <w:lvlOverride w:ilvl="2">
+      <w:startOverride w:val="1"/>
+    </w:lvlOverride>
+    <w:lvlOverride w:ilvl="3">
+      <w:startOverride w:val="1"/>
+    </w:lvlOverride>
+    <w:lvlOverride w:ilvl="4">
+      <w:startOverride w:val="1"/>
+    </w:lvlOverride>
+    <w:lvlOverride w:ilvl="5">
+      <w:startOverride w:val="1"/>
+    </w:lvlOverride>
+    <w:lvlOverride w:ilvl="6">
+      <w:startOverride w:val="1"/>
+    </w:lvlOverride>
+    <w:lvlOverride w:ilvl="7">
+      <w:startOverride w:val="1"/>
+    </w:lvlOverride>
+    <w:lvlOverride w:ilvl="8">
+      <w:startOverride w:val="1"/>
+    </w:lvlOverride>
+  </w:num>
+  <w:num w:numId="6" w16cid:durableId="1993409437">
+    <w:abstractNumId w:val="2"/>
+    <w:lvlOverride w:ilvl="0">
+      <w:startOverride w:val="1"/>
+    </w:lvlOverride>
+    <w:lvlOverride w:ilvl="1">
+      <w:startOverride w:val="1"/>
+    </w:lvlOverride>
+    <w:lvlOverride w:ilvl="2">
+      <w:startOverride w:val="1"/>
+    </w:lvlOverride>
+    <w:lvlOverride w:ilvl="3">
+      <w:startOverride w:val="1"/>
+    </w:lvlOverride>
+    <w:lvlOverride w:ilvl="4">
+      <w:startOverride w:val="1"/>
+    </w:lvlOverride>
+    <w:lvlOverride w:ilvl="5">
+      <w:startOverride w:val="1"/>
+    </w:lvlOverride>
+    <w:lvlOverride w:ilvl="6">
+      <w:startOverride w:val="1"/>
+    </w:lvlOverride>
+    <w:lvlOverride w:ilvl="7">
+      <w:startOverride w:val="1"/>
+    </w:lvlOverride>
+    <w:lvlOverride w:ilvl="8">
+      <w:startOverride w:val="1"/>
+    </w:lvlOverride>
+  </w:num>
+  <w:num w:numId="7" w16cid:durableId="1232037304">
+    <w:abstractNumId w:val="2"/>
+    <w:lvlOverride w:ilvl="0">
+      <w:startOverride w:val="1"/>
+    </w:lvlOverride>
+    <w:lvlOverride w:ilvl="1">
+      <w:startOverride w:val="1"/>
+    </w:lvlOverride>
+    <w:lvlOverride w:ilvl="2">
+      <w:startOverride w:val="1"/>
+    </w:lvlOverride>
+    <w:lvlOverride w:ilvl="3">
+      <w:startOverride w:val="1"/>
+    </w:lvlOverride>
+    <w:lvlOverride w:ilvl="4">
+      <w:startOverride w:val="1"/>
+    </w:lvlOverride>
+    <w:lvlOverride w:ilvl="5">
+      <w:startOverride w:val="1"/>
+    </w:lvlOverride>
+    <w:lvlOverride w:ilvl="6">
+      <w:startOverride w:val="1"/>
+    </w:lvlOverride>
+    <w:lvlOverride w:ilvl="7">
+      <w:startOverride w:val="1"/>
+    </w:lvlOverride>
+    <w:lvlOverride w:ilvl="8">
+      <w:startOverride w:val="1"/>
+    </w:lvlOverride>
+  </w:num>
+  <w:num w:numId="8" w16cid:durableId="398480318">
+    <w:abstractNumId w:val="2"/>
+    <w:lvlOverride w:ilvl="0">
+      <w:startOverride w:val="1"/>
+    </w:lvlOverride>
+    <w:lvlOverride w:ilvl="1">
+      <w:startOverride w:val="1"/>
+    </w:lvlOverride>
+    <w:lvlOverride w:ilvl="2">
+      <w:startOverride w:val="1"/>
+    </w:lvlOverride>
+    <w:lvlOverride w:ilvl="3">
+      <w:startOverride w:val="1"/>
+    </w:lvlOverride>
+    <w:lvlOverride w:ilvl="4">
+      <w:startOverride w:val="1"/>
+    </w:lvlOverride>
+    <w:lvlOverride w:ilvl="5">
+      <w:startOverride w:val="1"/>
+    </w:lvlOverride>
+    <w:lvlOverride w:ilvl="6">
+      <w:startOverride w:val="1"/>
+    </w:lvlOverride>
+    <w:lvlOverride w:ilvl="7">
+      <w:startOverride w:val="1"/>
+    </w:lvlOverride>
+    <w:lvlOverride w:ilvl="8">
+      <w:startOverride w:val="1"/>
+    </w:lvlOverride>
+  </w:num>
+  <w:num w:numId="9" w16cid:durableId="1746488274">
+    <w:abstractNumId w:val="2"/>
+    <w:lvlOverride w:ilvl="0">
+      <w:startOverride w:val="1"/>
+    </w:lvlOverride>
+    <w:lvlOverride w:ilvl="1">
+      <w:startOverride w:val="1"/>
+    </w:lvlOverride>
+    <w:lvlOverride w:ilvl="2">
+      <w:startOverride w:val="1"/>
+    </w:lvlOverride>
+    <w:lvlOverride w:ilvl="3">
+      <w:startOverride w:val="1"/>
+    </w:lvlOverride>
+    <w:lvlOverride w:ilvl="4">
+      <w:startOverride w:val="1"/>
+    </w:lvlOverride>
+    <w:lvlOverride w:ilvl="5">
+      <w:startOverride w:val="1"/>
+    </w:lvlOverride>
+    <w:lvlOverride w:ilvl="6">
+      <w:startOverride w:val="1"/>
+    </w:lvlOverride>
+    <w:lvlOverride w:ilvl="7">
+      <w:startOverride w:val="1"/>
+    </w:lvlOverride>
+    <w:lvlOverride w:ilvl="8">
+      <w:startOverride w:val="1"/>
+    </w:lvlOverride>
+  </w:num>
+  <w:num w:numId="10" w16cid:durableId="2131243121">
+    <w:abstractNumId w:val="2"/>
+    <w:lvlOverride w:ilvl="0">
+      <w:startOverride w:val="1"/>
+    </w:lvlOverride>
+    <w:lvlOverride w:ilvl="1">
+      <w:startOverride w:val="1"/>
+    </w:lvlOverride>
+    <w:lvlOverride w:ilvl="2">
+      <w:startOverride w:val="1"/>
+    </w:lvlOverride>
+    <w:lvlOverride w:ilvl="3">
+      <w:startOverride w:val="1"/>
+    </w:lvlOverride>
+    <w:lvlOverride w:ilvl="4">
+      <w:startOverride w:val="1"/>
+    </w:lvlOverride>
+    <w:lvlOverride w:ilvl="5">
+      <w:startOverride w:val="1"/>
+    </w:lvlOverride>
+    <w:lvlOverride w:ilvl="6">
+      <w:startOverride w:val="1"/>
+    </w:lvlOverride>
+    <w:lvlOverride w:ilvl="7">
+      <w:startOverride w:val="1"/>
+    </w:lvlOverride>
+    <w:lvlOverride w:ilvl="8">
+      <w:startOverride w:val="1"/>
+    </w:lvlOverride>
+  </w:num>
+  <w:num w:numId="11" w16cid:durableId="315644469">
+    <w:abstractNumId w:val="2"/>
+    <w:lvlOverride w:ilvl="0">
+      <w:startOverride w:val="1"/>
+    </w:lvlOverride>
+    <w:lvlOverride w:ilvl="1">
+      <w:startOverride w:val="1"/>
+    </w:lvlOverride>
+    <w:lvlOverride w:ilvl="2">
+      <w:startOverride w:val="1"/>
+    </w:lvlOverride>
+    <w:lvlOverride w:ilvl="3">
+      <w:startOverride w:val="1"/>
+    </w:lvlOverride>
+    <w:lvlOverride w:ilvl="4">
+      <w:startOverride w:val="1"/>
+    </w:lvlOverride>
+    <w:lvlOverride w:ilvl="5">
+      <w:startOverride w:val="1"/>
+    </w:lvlOverride>
+    <w:lvlOverride w:ilvl="6">
+      <w:startOverride w:val="1"/>
+    </w:lvlOverride>
+    <w:lvlOverride w:ilvl="7">
+      <w:startOverride w:val="1"/>
+    </w:lvlOverride>
+    <w:lvlOverride w:ilvl="8">
+      <w:startOverride w:val="1"/>
+    </w:lvlOverride>
+  </w:num>
+  <w:num w:numId="12" w16cid:durableId="1872036965">
+    <w:abstractNumId w:val="2"/>
+    <w:lvlOverride w:ilvl="0">
+      <w:startOverride w:val="1"/>
+    </w:lvlOverride>
+    <w:lvlOverride w:ilvl="1">
+      <w:startOverride w:val="1"/>
+    </w:lvlOverride>
+    <w:lvlOverride w:ilvl="2">
+      <w:startOverride w:val="1"/>
+    </w:lvlOverride>
+    <w:lvlOverride w:ilvl="3">
+      <w:startOverride w:val="1"/>
+    </w:lvlOverride>
+    <w:lvlOverride w:ilvl="4">
+      <w:startOverride w:val="1"/>
+    </w:lvlOverride>
+    <w:lvlOverride w:ilvl="5">
+      <w:startOverride w:val="1"/>
+    </w:lvlOverride>
+    <w:lvlOverride w:ilvl="6">
+      <w:startOverride w:val="1"/>
+    </w:lvlOverride>
+    <w:lvlOverride w:ilvl="7">
+      <w:startOverride w:val="1"/>
+    </w:lvlOverride>
+    <w:lvlOverride w:ilvl="8">
+      <w:startOverride w:val="1"/>
+    </w:lvlOverride>
+  </w:num>
+  <w:num w:numId="13" w16cid:durableId="1286813511">
+    <w:abstractNumId w:val="2"/>
+    <w:lvlOverride w:ilvl="0">
+      <w:startOverride w:val="1"/>
+    </w:lvlOverride>
+    <w:lvlOverride w:ilvl="1">
+      <w:startOverride w:val="1"/>
+    </w:lvlOverride>
+    <w:lvlOverride w:ilvl="2">
+      <w:startOverride w:val="1"/>
+    </w:lvlOverride>
+    <w:lvlOverride w:ilvl="3">
+      <w:startOverride w:val="1"/>
+    </w:lvlOverride>
+    <w:lvlOverride w:ilvl="4">
+      <w:startOverride w:val="1"/>
+    </w:lvlOverride>
+    <w:lvlOverride w:ilvl="5">
+      <w:startOverride w:val="1"/>
+    </w:lvlOverride>
+    <w:lvlOverride w:ilvl="6">
+      <w:startOverride w:val="1"/>
+    </w:lvlOverride>
+    <w:lvlOverride w:ilvl="7">
+      <w:startOverride w:val="1"/>
+    </w:lvlOverride>
+    <w:lvlOverride w:ilvl="8">
+      <w:startOverride w:val="1"/>
+    </w:lvlOverride>
+  </w:num>
+  <w:num w:numId="14" w16cid:durableId="732775962">
+    <w:abstractNumId w:val="20"/>
+  </w:num>
+  <w:num w:numId="15" w16cid:durableId="906300518">
+    <w:abstractNumId w:val="13"/>
+  </w:num>
+  <w:num w:numId="16" w16cid:durableId="2094887994">
+    <w:abstractNumId w:val="15"/>
+  </w:num>
+  <w:num w:numId="17" w16cid:durableId="1317031203">
     <w:abstractNumId w:val="1"/>
   </w:num>
-  <w:num w:numId="2" w16cid:durableId="1500997281">
-    <w:abstractNumId w:val="1"/>
-    <w:lvlOverride w:ilvl="0">
-      <w:startOverride w:val="1"/>
-    </w:lvlOverride>
-    <w:lvlOverride w:ilvl="1">
-      <w:startOverride w:val="1"/>
-    </w:lvlOverride>
-    <w:lvlOverride w:ilvl="2">
-      <w:startOverride w:val="1"/>
-    </w:lvlOverride>
-    <w:lvlOverride w:ilvl="3">
-      <w:startOverride w:val="1"/>
-    </w:lvlOverride>
-    <w:lvlOverride w:ilvl="4">
-      <w:startOverride w:val="1"/>
-    </w:lvlOverride>
-    <w:lvlOverride w:ilvl="5">
-      <w:startOverride w:val="1"/>
-    </w:lvlOverride>
-    <w:lvlOverride w:ilvl="6">
-      <w:startOverride w:val="1"/>
-    </w:lvlOverride>
-    <w:lvlOverride w:ilvl="7">
-      <w:startOverride w:val="1"/>
-    </w:lvlOverride>
-    <w:lvlOverride w:ilvl="8">
-      <w:startOverride w:val="1"/>
-    </w:lvlOverride>
+  <w:num w:numId="18" w16cid:durableId="817384963">
+    <w:abstractNumId w:val="6"/>
   </w:num>
-  <w:num w:numId="3" w16cid:durableId="78599985">
-    <w:abstractNumId w:val="1"/>
-    <w:lvlOverride w:ilvl="0">
-      <w:startOverride w:val="1"/>
-    </w:lvlOverride>
-    <w:lvlOverride w:ilvl="1">
-      <w:startOverride w:val="1"/>
-    </w:lvlOverride>
-    <w:lvlOverride w:ilvl="2">
-      <w:startOverride w:val="1"/>
-    </w:lvlOverride>
-    <w:lvlOverride w:ilvl="3">
-      <w:startOverride w:val="1"/>
-    </w:lvlOverride>
-    <w:lvlOverride w:ilvl="4">
-      <w:startOverride w:val="1"/>
-    </w:lvlOverride>
-    <w:lvlOverride w:ilvl="5">
-      <w:startOverride w:val="1"/>
-    </w:lvlOverride>
-    <w:lvlOverride w:ilvl="6">
-      <w:startOverride w:val="1"/>
-    </w:lvlOverride>
-    <w:lvlOverride w:ilvl="7">
-      <w:startOverride w:val="1"/>
-    </w:lvlOverride>
-    <w:lvlOverride w:ilvl="8">
-      <w:startOverride w:val="1"/>
-    </w:lvlOverride>
+  <w:num w:numId="19" w16cid:durableId="1927179974">
+    <w:abstractNumId w:val="22"/>
   </w:num>
-  <w:num w:numId="4" w16cid:durableId="1221744404">
-    <w:abstractNumId w:val="1"/>
-    <w:lvlOverride w:ilvl="0">
-      <w:startOverride w:val="1"/>
-    </w:lvlOverride>
-    <w:lvlOverride w:ilvl="1">
-      <w:startOverride w:val="1"/>
-    </w:lvlOverride>
-    <w:lvlOverride w:ilvl="2">
-      <w:startOverride w:val="1"/>
-    </w:lvlOverride>
-    <w:lvlOverride w:ilvl="3">
-      <w:startOverride w:val="1"/>
-    </w:lvlOverride>
-    <w:lvlOverride w:ilvl="4">
-      <w:startOverride w:val="1"/>
-    </w:lvlOverride>
-    <w:lvlOverride w:ilvl="5">
-      <w:startOverride w:val="1"/>
-    </w:lvlOverride>
-    <w:lvlOverride w:ilvl="6">
-      <w:startOverride w:val="1"/>
-    </w:lvlOverride>
-    <w:lvlOverride w:ilvl="7">
-      <w:startOverride w:val="1"/>
-    </w:lvlOverride>
-    <w:lvlOverride w:ilvl="8">
-      <w:startOverride w:val="1"/>
-    </w:lvlOverride>
+  <w:num w:numId="20" w16cid:durableId="1531382825">
+    <w:abstractNumId w:val="8"/>
   </w:num>
-  <w:num w:numId="5" w16cid:durableId="1772554373">
-    <w:abstractNumId w:val="1"/>
-    <w:lvlOverride w:ilvl="0">
-      <w:startOverride w:val="1"/>
-    </w:lvlOverride>
-    <w:lvlOverride w:ilvl="1">
-      <w:startOverride w:val="1"/>
-    </w:lvlOverride>
-    <w:lvlOverride w:ilvl="2">
-      <w:startOverride w:val="1"/>
-    </w:lvlOverride>
-    <w:lvlOverride w:ilvl="3">
-      <w:startOverride w:val="1"/>
-    </w:lvlOverride>
-    <w:lvlOverride w:ilvl="4">
-      <w:startOverride w:val="1"/>
-    </w:lvlOverride>
-    <w:lvlOverride w:ilvl="5">
-      <w:startOverride w:val="1"/>
-    </w:lvlOverride>
-    <w:lvlOverride w:ilvl="6">
-      <w:startOverride w:val="1"/>
-    </w:lvlOverride>
-    <w:lvlOverride w:ilvl="7">
-      <w:startOverride w:val="1"/>
-    </w:lvlOverride>
-    <w:lvlOverride w:ilvl="8">
-      <w:startOverride w:val="1"/>
-    </w:lvlOverride>
+  <w:num w:numId="21" w16cid:durableId="1088582015">
+    <w:abstractNumId w:val="9"/>
   </w:num>
-  <w:num w:numId="6" w16cid:durableId="1993409437">
-    <w:abstractNumId w:val="1"/>
-    <w:lvlOverride w:ilvl="0">
-      <w:startOverride w:val="1"/>
-    </w:lvlOverride>
-    <w:lvlOverride w:ilvl="1">
-      <w:startOverride w:val="1"/>
-    </w:lvlOverride>
-    <w:lvlOverride w:ilvl="2">
-      <w:startOverride w:val="1"/>
-    </w:lvlOverride>
-    <w:lvlOverride w:ilvl="3">
-      <w:startOverride w:val="1"/>
-    </w:lvlOverride>
-    <w:lvlOverride w:ilvl="4">
-      <w:startOverride w:val="1"/>
-    </w:lvlOverride>
-    <w:lvlOverride w:ilvl="5">
-      <w:startOverride w:val="1"/>
-    </w:lvlOverride>
-    <w:lvlOverride w:ilvl="6">
-      <w:startOverride w:val="1"/>
-    </w:lvlOverride>
-    <w:lvlOverride w:ilvl="7">
-      <w:startOverride w:val="1"/>
-    </w:lvlOverride>
-    <w:lvlOverride w:ilvl="8">
-      <w:startOverride w:val="1"/>
-    </w:lvlOverride>
+  <w:num w:numId="22" w16cid:durableId="928926916">
+    <w:abstractNumId w:val="25"/>
   </w:num>
-  <w:num w:numId="7" w16cid:durableId="1232037304">
-    <w:abstractNumId w:val="1"/>
-    <w:lvlOverride w:ilvl="0">
-      <w:startOverride w:val="1"/>
-    </w:lvlOverride>
-    <w:lvlOverride w:ilvl="1">
-      <w:startOverride w:val="1"/>
-    </w:lvlOverride>
-    <w:lvlOverride w:ilvl="2">
-      <w:startOverride w:val="1"/>
-    </w:lvlOverride>
-    <w:lvlOverride w:ilvl="3">
-      <w:startOverride w:val="1"/>
-    </w:lvlOverride>
-    <w:lvlOverride w:ilvl="4">
-      <w:startOverride w:val="1"/>
-    </w:lvlOverride>
-    <w:lvlOverride w:ilvl="5">
-      <w:startOverride w:val="1"/>
-    </w:lvlOverride>
-    <w:lvlOverride w:ilvl="6">
-      <w:startOverride w:val="1"/>
-    </w:lvlOverride>
-    <w:lvlOverride w:ilvl="7">
-      <w:startOverride w:val="1"/>
-    </w:lvlOverride>
-    <w:lvlOverride w:ilvl="8">
-      <w:startOverride w:val="1"/>
-    </w:lvlOverride>
+  <w:num w:numId="23" w16cid:durableId="31879488">
+    <w:abstractNumId w:val="16"/>
   </w:num>
-  <w:num w:numId="8" w16cid:durableId="398480318">
-    <w:abstractNumId w:val="1"/>
-    <w:lvlOverride w:ilvl="0">
-      <w:startOverride w:val="1"/>
-    </w:lvlOverride>
-    <w:lvlOverride w:ilvl="1">
-      <w:startOverride w:val="1"/>
-    </w:lvlOverride>
-    <w:lvlOverride w:ilvl="2">
-      <w:startOverride w:val="1"/>
-    </w:lvlOverride>
-    <w:lvlOverride w:ilvl="3">
-      <w:startOverride w:val="1"/>
-    </w:lvlOverride>
-    <w:lvlOverride w:ilvl="4">
-      <w:startOverride w:val="1"/>
-    </w:lvlOverride>
-    <w:lvlOverride w:ilvl="5">
-      <w:startOverride w:val="1"/>
-    </w:lvlOverride>
-    <w:lvlOverride w:ilvl="6">
-      <w:startOverride w:val="1"/>
-    </w:lvlOverride>
-    <w:lvlOverride w:ilvl="7">
-      <w:startOverride w:val="1"/>
-    </w:lvlOverride>
-    <w:lvlOverride w:ilvl="8">
-      <w:startOverride w:val="1"/>
-    </w:lvlOverride>
+  <w:num w:numId="24" w16cid:durableId="700010710">
+    <w:abstractNumId w:val="24"/>
   </w:num>
-  <w:num w:numId="9" w16cid:durableId="1746488274">
-    <w:abstractNumId w:val="1"/>
-    <w:lvlOverride w:ilvl="0">
-      <w:startOverride w:val="1"/>
-    </w:lvlOverride>
-    <w:lvlOverride w:ilvl="1">
-      <w:startOverride w:val="1"/>
-    </w:lvlOverride>
-    <w:lvlOverride w:ilvl="2">
-      <w:startOverride w:val="1"/>
-    </w:lvlOverride>
-    <w:lvlOverride w:ilvl="3">
-      <w:startOverride w:val="1"/>
-    </w:lvlOverride>
-    <w:lvlOverride w:ilvl="4">
-      <w:startOverride w:val="1"/>
-    </w:lvlOverride>
-    <w:lvlOverride w:ilvl="5">
-      <w:startOverride w:val="1"/>
-    </w:lvlOverride>
-    <w:lvlOverride w:ilvl="6">
-      <w:startOverride w:val="1"/>
-    </w:lvlOverride>
-    <w:lvlOverride w:ilvl="7">
-      <w:startOverride w:val="1"/>
-    </w:lvlOverride>
-    <w:lvlOverride w:ilvl="8">
-      <w:startOverride w:val="1"/>
-    </w:lvlOverride>
-  </w:num>
-  <w:num w:numId="10" w16cid:durableId="2131243121">
-    <w:abstractNumId w:val="1"/>
-    <w:lvlOverride w:ilvl="0">
-      <w:startOverride w:val="1"/>
-    </w:lvlOverride>
-    <w:lvlOverride w:ilvl="1">
-      <w:startOverride w:val="1"/>
-    </w:lvlOverride>
-    <w:lvlOverride w:ilvl="2">
-      <w:startOverride w:val="1"/>
-    </w:lvlOverride>
-    <w:lvlOverride w:ilvl="3">
-      <w:startOverride w:val="1"/>
-    </w:lvlOverride>
-    <w:lvlOverride w:ilvl="4">
-      <w:startOverride w:val="1"/>
-    </w:lvlOverride>
-    <w:lvlOverride w:ilvl="5">
-      <w:startOverride w:val="1"/>
-    </w:lvlOverride>
-    <w:lvlOverride w:ilvl="6">
-      <w:startOverride w:val="1"/>
-    </w:lvlOverride>
-    <w:lvlOverride w:ilvl="7">
-      <w:startOverride w:val="1"/>
-    </w:lvlOverride>
-    <w:lvlOverride w:ilvl="8">
-      <w:startOverride w:val="1"/>
-    </w:lvlOverride>
-  </w:num>
-  <w:num w:numId="11" w16cid:durableId="315644469">
-    <w:abstractNumId w:val="1"/>
-    <w:lvlOverride w:ilvl="0">
-      <w:startOverride w:val="1"/>
-    </w:lvlOverride>
-    <w:lvlOverride w:ilvl="1">
-      <w:startOverride w:val="1"/>
-    </w:lvlOverride>
-    <w:lvlOverride w:ilvl="2">
-      <w:startOverride w:val="1"/>
-    </w:lvlOverride>
-    <w:lvlOverride w:ilvl="3">
-      <w:startOverride w:val="1"/>
-    </w:lvlOverride>
-    <w:lvlOverride w:ilvl="4">
-      <w:startOverride w:val="1"/>
-    </w:lvlOverride>
-    <w:lvlOverride w:ilvl="5">
-      <w:startOverride w:val="1"/>
-    </w:lvlOverride>
-    <w:lvlOverride w:ilvl="6">
-      <w:startOverride w:val="1"/>
-    </w:lvlOverride>
-    <w:lvlOverride w:ilvl="7">
-      <w:startOverride w:val="1"/>
-    </w:lvlOverride>
-    <w:lvlOverride w:ilvl="8">
-      <w:startOverride w:val="1"/>
-    </w:lvlOverride>
-  </w:num>
-  <w:num w:numId="12" w16cid:durableId="1872036965">
-    <w:abstractNumId w:val="1"/>
-    <w:lvlOverride w:ilvl="0">
-      <w:startOverride w:val="1"/>
-    </w:lvlOverride>
-    <w:lvlOverride w:ilvl="1">
-      <w:startOverride w:val="1"/>
-    </w:lvlOverride>
-    <w:lvlOverride w:ilvl="2">
-      <w:startOverride w:val="1"/>
-    </w:lvlOverride>
-    <w:lvlOverride w:ilvl="3">
-      <w:startOverride w:val="1"/>
-    </w:lvlOverride>
-    <w:lvlOverride w:ilvl="4">
-      <w:startOverride w:val="1"/>
-    </w:lvlOverride>
-    <w:lvlOverride w:ilvl="5">
-      <w:startOverride w:val="1"/>
-    </w:lvlOverride>
-    <w:lvlOverride w:ilvl="6">
-      <w:startOverride w:val="1"/>
-    </w:lvlOverride>
-    <w:lvlOverride w:ilvl="7">
-      <w:startOverride w:val="1"/>
-    </w:lvlOverride>
-    <w:lvlOverride w:ilvl="8">
-      <w:startOverride w:val="1"/>
-    </w:lvlOverride>
-  </w:num>
-  <w:num w:numId="13" w16cid:durableId="1286813511">
-    <w:abstractNumId w:val="1"/>
-    <w:lvlOverride w:ilvl="0">
-      <w:startOverride w:val="1"/>
-    </w:lvlOverride>
-    <w:lvlOverride w:ilvl="1">
-      <w:startOverride w:val="1"/>
-    </w:lvlOverride>
-    <w:lvlOverride w:ilvl="2">
-      <w:startOverride w:val="1"/>
-    </w:lvlOverride>
-    <w:lvlOverride w:ilvl="3">
-      <w:startOverride w:val="1"/>
-    </w:lvlOverride>
-    <w:lvlOverride w:ilvl="4">
-      <w:startOverride w:val="1"/>
-    </w:lvlOverride>
-    <w:lvlOverride w:ilvl="5">
-      <w:startOverride w:val="1"/>
-    </w:lvlOverride>
-    <w:lvlOverride w:ilvl="6">
-      <w:startOverride w:val="1"/>
-    </w:lvlOverride>
-    <w:lvlOverride w:ilvl="7">
-      <w:startOverride w:val="1"/>
-    </w:lvlOverride>
-    <w:lvlOverride w:ilvl="8">
-      <w:startOverride w:val="1"/>
-    </w:lvlOverride>
-  </w:num>
-  <w:num w:numId="14" w16cid:durableId="732775962">
+  <w:num w:numId="25" w16cid:durableId="647786377">
     <w:abstractNumId w:val="17"/>
   </w:num>
-  <w:num w:numId="15" w16cid:durableId="906300518">
+  <w:num w:numId="26" w16cid:durableId="197206117">
+    <w:abstractNumId w:val="18"/>
+  </w:num>
+  <w:num w:numId="27" w16cid:durableId="1831555454">
+    <w:abstractNumId w:val="5"/>
+  </w:num>
+  <w:num w:numId="28" w16cid:durableId="897519949">
+    <w:abstractNumId w:val="12"/>
+  </w:num>
+  <w:num w:numId="29" w16cid:durableId="650330544">
+    <w:abstractNumId w:val="23"/>
+  </w:num>
+  <w:num w:numId="30" w16cid:durableId="384530197">
+    <w:abstractNumId w:val="10"/>
+  </w:num>
+  <w:num w:numId="31" w16cid:durableId="410665259">
     <w:abstractNumId w:val="11"/>
   </w:num>
-  <w:num w:numId="16" w16cid:durableId="2094887994">
-    <w:abstractNumId w:val="13"/>
-  </w:num>
-  <w:num w:numId="17" w16cid:durableId="1317031203">
-    <w:abstractNumId w:val="0"/>
-  </w:num>
-  <w:num w:numId="18" w16cid:durableId="817384963">
-    <w:abstractNumId w:val="5"/>
-  </w:num>
-  <w:num w:numId="19" w16cid:durableId="1927179974">
-    <w:abstractNumId w:val="18"/>
-  </w:num>
-  <w:num w:numId="20" w16cid:durableId="1531382825">
-    <w:abstractNumId w:val="6"/>
-  </w:num>
-  <w:num w:numId="21" w16cid:durableId="1088582015">
-    <w:abstractNumId w:val="7"/>
-  </w:num>
-  <w:num w:numId="22" w16cid:durableId="928926916">
-    <w:abstractNumId w:val="21"/>
-  </w:num>
-  <w:num w:numId="23" w16cid:durableId="31879488">
+  <w:num w:numId="32" w16cid:durableId="25301533">
     <w:abstractNumId w:val="14"/>
   </w:num>
-  <w:num w:numId="24" w16cid:durableId="700010710">
-    <w:abstractNumId w:val="20"/>
-  </w:num>
-  <w:num w:numId="25" w16cid:durableId="647786377">
-    <w:abstractNumId w:val="15"/>
-  </w:num>
-  <w:num w:numId="26" w16cid:durableId="197206117">
-    <w:abstractNumId w:val="16"/>
-  </w:num>
-  <w:num w:numId="27" w16cid:durableId="1831555454">
+  <w:num w:numId="33" w16cid:durableId="1524977771">
     <w:abstractNumId w:val="4"/>
   </w:num>
-  <w:num w:numId="28" w16cid:durableId="897519949">
-    <w:abstractNumId w:val="10"/>
-  </w:num>
-  <w:num w:numId="29" w16cid:durableId="650330544">
-    <w:abstractNumId w:val="19"/>
-  </w:num>
-  <w:num w:numId="30" w16cid:durableId="384530197">
-    <w:abstractNumId w:val="8"/>
-  </w:num>
-  <w:num w:numId="31" w16cid:durableId="410665259">
-    <w:abstractNumId w:val="9"/>
-  </w:num>
-  <w:num w:numId="32" w16cid:durableId="25301533">
-    <w:abstractNumId w:val="12"/>
-  </w:num>
-  <w:num w:numId="33" w16cid:durableId="1524977771">
+  <w:num w:numId="34" w16cid:durableId="179469410">
     <w:abstractNumId w:val="3"/>
   </w:num>
-  <w:num w:numId="34" w16cid:durableId="179469410">
-    <w:abstractNumId w:val="2"/>
+  <w:num w:numId="35" w16cid:durableId="2063939088">
+    <w:abstractNumId w:val="0"/>
+    <w:lvlOverride w:ilvl="0">
+      <w:startOverride w:val="1"/>
+    </w:lvlOverride>
+  </w:num>
+  <w:num w:numId="36" w16cid:durableId="1666281829">
+    <w:abstractNumId w:val="26"/>
+  </w:num>
+  <w:num w:numId="37" w16cid:durableId="334574915">
+    <w:abstractNumId w:val="21"/>
+    <w:lvlOverride w:ilvl="0">
+      <w:startOverride w:val="1"/>
+    </w:lvlOverride>
+  </w:num>
+  <w:num w:numId="38" w16cid:durableId="831720794">
+    <w:abstractNumId w:val="7"/>
+    <w:lvlOverride w:ilvl="0">
+      <w:startOverride w:val="1"/>
+    </w:lvlOverride>
+  </w:num>
+  <w:num w:numId="39" w16cid:durableId="27728443">
+    <w:abstractNumId w:val="19"/>
+    <w:lvlOverride w:ilvl="0">
+      <w:startOverride w:val="1"/>
+    </w:lvlOverride>
+  </w:num>
+  <w:num w:numId="40" w16cid:durableId="715354885">
+    <w:abstractNumId w:val="27"/>
   </w:num>
 </w:numbering>
 </file>
@@ -8055,6 +8571,145 @@
       <w:lang w:eastAsia="en-GB"/>
     </w:rPr>
   </w:style>
+  <w:style w:type="table" w:styleId="PlainTable1">
+    <w:name w:val="Plain Table 1"/>
+    <w:basedOn w:val="TableNormal"/>
+    <w:uiPriority w:val="41"/>
+    <w:rsid w:val="00FC03F4"/>
+    <w:pPr>
+      <w:spacing w:after="0"/>
+    </w:pPr>
+    <w:tblPr>
+      <w:tblStyleRowBandSize w:val="1"/>
+      <w:tblStyleColBandSize w:val="1"/>
+      <w:tblBorders>
+        <w:top w:val="single" w:sz="4" w:space="0" w:color="BFBFBF" w:themeColor="background1" w:themeShade="BF"/>
+        <w:left w:val="single" w:sz="4" w:space="0" w:color="BFBFBF" w:themeColor="background1" w:themeShade="BF"/>
+        <w:bottom w:val="single" w:sz="4" w:space="0" w:color="BFBFBF" w:themeColor="background1" w:themeShade="BF"/>
+        <w:right w:val="single" w:sz="4" w:space="0" w:color="BFBFBF" w:themeColor="background1" w:themeShade="BF"/>
+        <w:insideH w:val="single" w:sz="4" w:space="0" w:color="BFBFBF" w:themeColor="background1" w:themeShade="BF"/>
+        <w:insideV w:val="single" w:sz="4" w:space="0" w:color="BFBFBF" w:themeColor="background1" w:themeShade="BF"/>
+      </w:tblBorders>
+    </w:tblPr>
+    <w:tblStylePr w:type="firstRow">
+      <w:rPr>
+        <w:b/>
+        <w:bCs/>
+      </w:rPr>
+    </w:tblStylePr>
+    <w:tblStylePr w:type="lastRow">
+      <w:rPr>
+        <w:b/>
+        <w:bCs/>
+      </w:rPr>
+      <w:tblPr/>
+      <w:tcPr>
+        <w:tcBorders>
+          <w:top w:val="double" w:sz="4" w:space="0" w:color="BFBFBF" w:themeColor="background1" w:themeShade="BF"/>
+        </w:tcBorders>
+      </w:tcPr>
+    </w:tblStylePr>
+    <w:tblStylePr w:type="firstCol">
+      <w:rPr>
+        <w:b/>
+        <w:bCs/>
+      </w:rPr>
+    </w:tblStylePr>
+    <w:tblStylePr w:type="lastCol">
+      <w:rPr>
+        <w:b/>
+        <w:bCs/>
+      </w:rPr>
+    </w:tblStylePr>
+    <w:tblStylePr w:type="band1Vert">
+      <w:tblPr/>
+      <w:tcPr>
+        <w:shd w:val="clear" w:color="auto" w:fill="F2F2F2" w:themeFill="background1" w:themeFillShade="F2"/>
+      </w:tcPr>
+    </w:tblStylePr>
+    <w:tblStylePr w:type="band1Horz">
+      <w:tblPr/>
+      <w:tcPr>
+        <w:shd w:val="clear" w:color="auto" w:fill="F2F2F2" w:themeFill="background1" w:themeFillShade="F2"/>
+      </w:tcPr>
+    </w:tblStylePr>
+  </w:style>
+  <w:style w:type="table" w:styleId="GridTable4-Accent3">
+    <w:name w:val="Grid Table 4 Accent 3"/>
+    <w:basedOn w:val="TableNormal"/>
+    <w:uiPriority w:val="49"/>
+    <w:rsid w:val="00FC03F4"/>
+    <w:pPr>
+      <w:spacing w:after="0"/>
+    </w:pPr>
+    <w:tblPr>
+      <w:tblStyleRowBandSize w:val="1"/>
+      <w:tblStyleColBandSize w:val="1"/>
+      <w:tblBorders>
+        <w:top w:val="single" w:sz="4" w:space="0" w:color="C9C9C9" w:themeColor="accent3" w:themeTint="99"/>
+        <w:left w:val="single" w:sz="4" w:space="0" w:color="C9C9C9" w:themeColor="accent3" w:themeTint="99"/>
+        <w:bottom w:val="single" w:sz="4" w:space="0" w:color="C9C9C9" w:themeColor="accent3" w:themeTint="99"/>
+        <w:right w:val="single" w:sz="4" w:space="0" w:color="C9C9C9" w:themeColor="accent3" w:themeTint="99"/>
+        <w:insideH w:val="single" w:sz="4" w:space="0" w:color="C9C9C9" w:themeColor="accent3" w:themeTint="99"/>
+        <w:insideV w:val="single" w:sz="4" w:space="0" w:color="C9C9C9" w:themeColor="accent3" w:themeTint="99"/>
+      </w:tblBorders>
+    </w:tblPr>
+    <w:tblStylePr w:type="firstRow">
+      <w:rPr>
+        <w:b/>
+        <w:bCs/>
+        <w:color w:val="FFFFFF" w:themeColor="background1"/>
+      </w:rPr>
+      <w:tblPr/>
+      <w:tcPr>
+        <w:tcBorders>
+          <w:top w:val="single" w:sz="4" w:space="0" w:color="A5A5A5" w:themeColor="accent3"/>
+          <w:left w:val="single" w:sz="4" w:space="0" w:color="A5A5A5" w:themeColor="accent3"/>
+          <w:bottom w:val="single" w:sz="4" w:space="0" w:color="A5A5A5" w:themeColor="accent3"/>
+          <w:right w:val="single" w:sz="4" w:space="0" w:color="A5A5A5" w:themeColor="accent3"/>
+          <w:insideH w:val="nil"/>
+          <w:insideV w:val="nil"/>
+        </w:tcBorders>
+        <w:shd w:val="clear" w:color="auto" w:fill="A5A5A5" w:themeFill="accent3"/>
+      </w:tcPr>
+    </w:tblStylePr>
+    <w:tblStylePr w:type="lastRow">
+      <w:rPr>
+        <w:b/>
+        <w:bCs/>
+      </w:rPr>
+      <w:tblPr/>
+      <w:tcPr>
+        <w:tcBorders>
+          <w:top w:val="double" w:sz="4" w:space="0" w:color="A5A5A5" w:themeColor="accent3"/>
+        </w:tcBorders>
+      </w:tcPr>
+    </w:tblStylePr>
+    <w:tblStylePr w:type="firstCol">
+      <w:rPr>
+        <w:b/>
+        <w:bCs/>
+      </w:rPr>
+    </w:tblStylePr>
+    <w:tblStylePr w:type="lastCol">
+      <w:rPr>
+        <w:b/>
+        <w:bCs/>
+      </w:rPr>
+    </w:tblStylePr>
+    <w:tblStylePr w:type="band1Vert">
+      <w:tblPr/>
+      <w:tcPr>
+        <w:shd w:val="clear" w:color="auto" w:fill="EDEDED" w:themeFill="accent3" w:themeFillTint="33"/>
+      </w:tcPr>
+    </w:tblStylePr>
+    <w:tblStylePr w:type="band1Horz">
+      <w:tblPr/>
+      <w:tcPr>
+        <w:shd w:val="clear" w:color="auto" w:fill="EDEDED" w:themeFill="accent3" w:themeFillTint="33"/>
+      </w:tcPr>
+    </w:tblStylePr>
+  </w:style>
 </w:styles>
 </file>
 

--- a/2026-T2/B2-BSBXCS402-Promote-workplace-cyber-sec-awar/submitted-task2/Policy_and_Procedures.docx
+++ b/2026-T2/B2-BSBXCS402-Promote-workplace-cyber-sec-awar/submitted-task2/Policy_and_Procedures.docx
@@ -150,7 +150,7 @@
                 <w:sz w:val="28"/>
                 <w:szCs w:val="28"/>
               </w:rPr>
-              <w:t>Bring Your Own Device (BYOD) Cybersecurity Policy</w:t>
+              <w:t>Bring Your Own Device (BYOD) Cybersecurity Policy 1.</w:t>
             </w:r>
             <w:r>
               <w:rPr>
@@ -161,7 +161,7 @@
                 <w:sz w:val="28"/>
                 <w:szCs w:val="28"/>
               </w:rPr>
-              <w:t xml:space="preserve"> 1.0</w:t>
+              <w:t>1</w:t>
             </w:r>
           </w:p>
         </w:tc>
@@ -246,14 +246,6 @@
           <w:szCs w:val="22"/>
         </w:rPr>
         <w:br/>
-      </w:r>
-      <w:r>
-        <w:rPr>
-          <w:rFonts w:asciiTheme="minorHAnsi" w:eastAsia="Arial" w:hAnsiTheme="minorHAnsi" w:cstheme="minorHAnsi"/>
-          <w:bCs/>
-          <w:color w:val="000000" w:themeColor="text1"/>
-          <w:szCs w:val="22"/>
-        </w:rPr>
         <w:t>The purpose of this policy is to:</w:t>
       </w:r>
     </w:p>
@@ -383,6 +375,35 @@
     </w:p>
     <w:p>
       <w:pPr>
+        <w:pStyle w:val="ListBullet"/>
+        <w:numPr>
+          <w:ilvl w:val="0"/>
+          <w:numId w:val="35"/>
+        </w:numPr>
+      </w:pPr>
+      <w:r>
+        <w:rPr>
+          <w:highlight w:val="yellow"/>
+        </w:rPr>
+        <w:t xml:space="preserve">Govern the use of artificial intelligence (AI) tools on personal devices to prevent </w:t>
+      </w:r>
+      <w:proofErr w:type="spellStart"/>
+      <w:r>
+        <w:rPr>
+          <w:highlight w:val="yellow"/>
+        </w:rPr>
+        <w:t>unauthorised</w:t>
+      </w:r>
+      <w:proofErr w:type="spellEnd"/>
+      <w:r>
+        <w:rPr>
+          <w:highlight w:val="yellow"/>
+        </w:rPr>
+        <w:t xml:space="preserve"> data exposure through Shadow AI.</w:t>
+      </w:r>
+    </w:p>
+    <w:p>
+      <w:pPr>
         <w:pBdr>
           <w:top w:val="nil"/>
           <w:left w:val="nil"/>
@@ -700,6 +721,49 @@
     </w:p>
     <w:p>
       <w:pPr>
+        <w:pStyle w:val="ListBullet"/>
+        <w:numPr>
+          <w:ilvl w:val="0"/>
+          <w:numId w:val="35"/>
+        </w:numPr>
+      </w:pPr>
+      <w:r>
+        <w:rPr>
+          <w:highlight w:val="yellow"/>
+        </w:rPr>
+        <w:t xml:space="preserve">Any use of AI-powered tools or platforms on a personal device </w:t>
+      </w:r>
+      <w:proofErr w:type="gramStart"/>
+      <w:r>
+        <w:rPr>
+          <w:highlight w:val="yellow"/>
+        </w:rPr>
+        <w:t>where</w:t>
+      </w:r>
+      <w:proofErr w:type="gramEnd"/>
+      <w:r>
+        <w:rPr>
+          <w:highlight w:val="yellow"/>
+        </w:rPr>
+        <w:t xml:space="preserve"> </w:t>
+      </w:r>
+      <w:proofErr w:type="spellStart"/>
+      <w:r>
+        <w:rPr>
+          <w:highlight w:val="yellow"/>
+        </w:rPr>
+        <w:t>organisational</w:t>
+      </w:r>
+      <w:proofErr w:type="spellEnd"/>
+      <w:r>
+        <w:rPr>
+          <w:highlight w:val="yellow"/>
+        </w:rPr>
+        <w:t>, client, or internal data may be processed or transmitted.</w:t>
+      </w:r>
+    </w:p>
+    <w:p>
+      <w:pPr>
         <w:pBdr>
           <w:top w:val="nil"/>
           <w:left w:val="nil"/>
@@ -760,6 +824,25 @@
     </w:p>
     <w:p>
       <w:pPr>
+        <w:rPr>
+          <w:rFonts w:asciiTheme="minorHAnsi" w:eastAsia="Arial" w:hAnsiTheme="minorHAnsi" w:cstheme="minorHAnsi"/>
+          <w:b/>
+          <w:color w:val="000000" w:themeColor="text1"/>
+          <w:sz w:val="24"/>
+        </w:rPr>
+      </w:pPr>
+      <w:r>
+        <w:rPr>
+          <w:rFonts w:asciiTheme="minorHAnsi" w:eastAsia="Arial" w:hAnsiTheme="minorHAnsi" w:cstheme="minorHAnsi"/>
+          <w:b/>
+          <w:color w:val="000000" w:themeColor="text1"/>
+          <w:sz w:val="24"/>
+        </w:rPr>
+        <w:br w:type="page"/>
+      </w:r>
+    </w:p>
+    <w:p>
+      <w:pPr>
         <w:pBdr>
           <w:top w:val="nil"/>
           <w:left w:val="nil"/>
@@ -782,6 +865,7 @@
           <w:color w:val="000000" w:themeColor="text1"/>
           <w:sz w:val="24"/>
         </w:rPr>
+        <w:lastRenderedPageBreak/>
         <w:t>Polic</w:t>
       </w:r>
       <w:r>
@@ -800,16 +884,7 @@
           <w:color w:val="000000" w:themeColor="text1"/>
           <w:sz w:val="24"/>
         </w:rPr>
-        <w:t xml:space="preserve"> p</w:t>
-      </w:r>
-      <w:r>
-        <w:rPr>
-          <w:rFonts w:asciiTheme="minorHAnsi" w:eastAsia="Arial" w:hAnsiTheme="minorHAnsi" w:cstheme="minorHAnsi"/>
-          <w:b/>
-          <w:color w:val="000000" w:themeColor="text1"/>
-          <w:sz w:val="24"/>
-        </w:rPr>
-        <w:t>rinciples</w:t>
+        <w:t xml:space="preserve"> principles</w:t>
       </w:r>
     </w:p>
     <w:p>
@@ -1025,7 +1100,6 @@
                 <w:color w:val="000000" w:themeColor="text1"/>
                 <w:szCs w:val="22"/>
               </w:rPr>
-              <w:lastRenderedPageBreak/>
               <w:t>Accessing work email and calendar via the approved mobile application.</w:t>
             </w:r>
           </w:p>
@@ -1340,6 +1414,72 @@
           </w:p>
         </w:tc>
       </w:tr>
+      <w:tr>
+        <w:tc>
+          <w:tcPr>
+            <w:cnfStyle w:val="001000000000" w:firstRow="0" w:lastRow="0" w:firstColumn="1" w:lastColumn="0" w:oddVBand="0" w:evenVBand="0" w:oddHBand="0" w:evenHBand="0" w:firstRowFirstColumn="0" w:firstRowLastColumn="0" w:lastRowFirstColumn="0" w:lastRowLastColumn="0"/>
+            <w:tcW w:w="4957" w:type="dxa"/>
+          </w:tcPr>
+          <w:p>
+            <w:pPr>
+              <w:pBdr>
+                <w:top w:val="nil"/>
+                <w:left w:val="nil"/>
+                <w:bottom w:val="nil"/>
+                <w:right w:val="nil"/>
+                <w:between w:val="nil"/>
+              </w:pBdr>
+              <w:spacing w:before="120"/>
+              <w:rPr>
+                <w:rFonts w:asciiTheme="minorHAnsi" w:eastAsia="Arial" w:hAnsiTheme="minorHAnsi" w:cstheme="minorHAnsi"/>
+                <w:b w:val="0"/>
+                <w:bCs w:val="0"/>
+                <w:color w:val="000000" w:themeColor="text1"/>
+                <w:szCs w:val="22"/>
+              </w:rPr>
+            </w:pPr>
+            <w:r>
+              <w:rPr>
+                <w:rFonts w:asciiTheme="minorHAnsi" w:hAnsiTheme="minorHAnsi" w:cstheme="minorHAnsi"/>
+                <w:b w:val="0"/>
+                <w:bCs w:val="0"/>
+                <w:highlight w:val="yellow"/>
+              </w:rPr>
+              <w:t>Using only AI tools listed in the organisation's approved software inventory for work-related tasks.</w:t>
+            </w:r>
+          </w:p>
+        </w:tc>
+        <w:tc>
+          <w:tcPr>
+            <w:tcW w:w="5478" w:type="dxa"/>
+          </w:tcPr>
+          <w:p>
+            <w:pPr>
+              <w:pBdr>
+                <w:top w:val="nil"/>
+                <w:left w:val="nil"/>
+                <w:bottom w:val="nil"/>
+                <w:right w:val="nil"/>
+                <w:between w:val="nil"/>
+              </w:pBdr>
+              <w:spacing w:before="120"/>
+              <w:cnfStyle w:val="000000000000" w:firstRow="0" w:lastRow="0" w:firstColumn="0" w:lastColumn="0" w:oddVBand="0" w:evenVBand="0" w:oddHBand="0" w:evenHBand="0" w:firstRowFirstColumn="0" w:firstRowLastColumn="0" w:lastRowFirstColumn="0" w:lastRowLastColumn="0"/>
+              <w:rPr>
+                <w:rFonts w:asciiTheme="minorHAnsi" w:eastAsia="Arial" w:hAnsiTheme="minorHAnsi" w:cstheme="minorHAnsi"/>
+                <w:color w:val="000000" w:themeColor="text1"/>
+                <w:szCs w:val="22"/>
+              </w:rPr>
+            </w:pPr>
+            <w:r>
+              <w:rPr>
+                <w:rFonts w:asciiTheme="minorHAnsi" w:hAnsiTheme="minorHAnsi" w:cstheme="minorHAnsi"/>
+                <w:highlight w:val="yellow"/>
+              </w:rPr>
+              <w:t>Uploading organisational documents, client data, internal communications, or configuration files to external AI platforms or AI-powered tools not listed in the organisation's approved software inventory.</w:t>
+            </w:r>
+          </w:p>
+        </w:tc>
+      </w:tr>
     </w:tbl>
     <w:p>
       <w:pPr>
@@ -1572,7 +1712,84 @@
           <w:color w:val="000000" w:themeColor="text1"/>
           <w:szCs w:val="22"/>
         </w:rPr>
-        <w:t>All work-related credentials on a personal device must be managed through the organisation's approved password manager. Personal and work credentials must not be stored in the same application or browser.</w:t>
+        <w:t xml:space="preserve">All work-related credentials on a personal device must be managed through the organisation's approved </w:t>
+      </w:r>
+      <w:r>
+        <w:rPr>
+          <w:rFonts w:asciiTheme="minorHAnsi" w:eastAsia="Arial" w:hAnsiTheme="minorHAnsi" w:cstheme="minorHAnsi"/>
+          <w:bCs/>
+          <w:color w:val="000000" w:themeColor="text1"/>
+          <w:szCs w:val="22"/>
+        </w:rPr>
+        <w:t>password manager. Personal and work credentials must not be stored in the same application or browser.</w:t>
+      </w:r>
+    </w:p>
+    <w:p>
+      <w:pPr>
+        <w:pStyle w:val="ListBullet"/>
+        <w:numPr>
+          <w:ilvl w:val="0"/>
+          <w:numId w:val="35"/>
+        </w:numPr>
+        <w:rPr>
+          <w:rFonts w:asciiTheme="minorHAnsi" w:hAnsiTheme="minorHAnsi" w:cstheme="minorHAnsi"/>
+        </w:rPr>
+      </w:pPr>
+      <w:r>
+        <w:rPr>
+          <w:rFonts w:asciiTheme="minorHAnsi" w:hAnsiTheme="minorHAnsi" w:cstheme="minorHAnsi"/>
+          <w:highlight w:val="yellow"/>
+        </w:rPr>
+        <w:lastRenderedPageBreak/>
+        <w:t xml:space="preserve">AI-powered tools used on a personal device for any work-related purpose must appear on the IT Security team's approved software inventory. The use of external AI platforms to process, </w:t>
+      </w:r>
+      <w:proofErr w:type="spellStart"/>
+      <w:r>
+        <w:rPr>
+          <w:rFonts w:asciiTheme="minorHAnsi" w:hAnsiTheme="minorHAnsi" w:cstheme="minorHAnsi"/>
+          <w:highlight w:val="yellow"/>
+        </w:rPr>
+        <w:t>summarise</w:t>
+      </w:r>
+      <w:proofErr w:type="spellEnd"/>
+      <w:r>
+        <w:rPr>
+          <w:rFonts w:asciiTheme="minorHAnsi" w:hAnsiTheme="minorHAnsi" w:cstheme="minorHAnsi"/>
+          <w:highlight w:val="yellow"/>
+        </w:rPr>
+        <w:t xml:space="preserve">, translate, or </w:t>
+      </w:r>
+      <w:proofErr w:type="spellStart"/>
+      <w:r>
+        <w:rPr>
+          <w:rFonts w:asciiTheme="minorHAnsi" w:hAnsiTheme="minorHAnsi" w:cstheme="minorHAnsi"/>
+          <w:highlight w:val="yellow"/>
+        </w:rPr>
+        <w:t>analyse</w:t>
+      </w:r>
+      <w:proofErr w:type="spellEnd"/>
+      <w:r>
+        <w:rPr>
+          <w:rFonts w:asciiTheme="minorHAnsi" w:hAnsiTheme="minorHAnsi" w:cstheme="minorHAnsi"/>
+          <w:highlight w:val="yellow"/>
+        </w:rPr>
+        <w:t xml:space="preserve"> </w:t>
+      </w:r>
+      <w:proofErr w:type="spellStart"/>
+      <w:r>
+        <w:rPr>
+          <w:rFonts w:asciiTheme="minorHAnsi" w:hAnsiTheme="minorHAnsi" w:cstheme="minorHAnsi"/>
+          <w:highlight w:val="yellow"/>
+        </w:rPr>
+        <w:t>organisational</w:t>
+      </w:r>
+      <w:proofErr w:type="spellEnd"/>
+      <w:r>
+        <w:rPr>
+          <w:rFonts w:asciiTheme="minorHAnsi" w:hAnsiTheme="minorHAnsi" w:cstheme="minorHAnsi"/>
+          <w:highlight w:val="yellow"/>
+        </w:rPr>
+        <w:t xml:space="preserve"> or client data constitutes a Shadow AI risk and is strictly prohibited.</w:t>
       </w:r>
     </w:p>
     <w:p>
@@ -1778,6 +1995,92 @@
     </w:p>
     <w:p>
       <w:pPr>
+        <w:pStyle w:val="ListBullet"/>
+        <w:numPr>
+          <w:ilvl w:val="0"/>
+          <w:numId w:val="35"/>
+        </w:numPr>
+        <w:rPr>
+          <w:rFonts w:asciiTheme="minorHAnsi" w:hAnsiTheme="minorHAnsi" w:cstheme="minorHAnsi"/>
+        </w:rPr>
+      </w:pPr>
+      <w:r>
+        <w:rPr>
+          <w:rFonts w:asciiTheme="minorHAnsi" w:hAnsiTheme="minorHAnsi" w:cstheme="minorHAnsi"/>
+          <w:highlight w:val="yellow"/>
+        </w:rPr>
+        <w:t xml:space="preserve">Refrain from using any AI tool not listed in the </w:t>
+      </w:r>
+      <w:proofErr w:type="spellStart"/>
+      <w:r>
+        <w:rPr>
+          <w:rFonts w:asciiTheme="minorHAnsi" w:hAnsiTheme="minorHAnsi" w:cstheme="minorHAnsi"/>
+          <w:highlight w:val="yellow"/>
+        </w:rPr>
+        <w:t>organisation's</w:t>
+      </w:r>
+      <w:proofErr w:type="spellEnd"/>
+      <w:r>
+        <w:rPr>
+          <w:rFonts w:asciiTheme="minorHAnsi" w:hAnsiTheme="minorHAnsi" w:cstheme="minorHAnsi"/>
+          <w:highlight w:val="yellow"/>
+        </w:rPr>
+        <w:t xml:space="preserve"> approved software inventory, and immediately notify the IT Security team upon discovering </w:t>
+      </w:r>
+      <w:proofErr w:type="spellStart"/>
+      <w:r>
+        <w:rPr>
+          <w:rFonts w:asciiTheme="minorHAnsi" w:hAnsiTheme="minorHAnsi" w:cstheme="minorHAnsi"/>
+          <w:highlight w:val="yellow"/>
+        </w:rPr>
+        <w:t>unauthorised</w:t>
+      </w:r>
+      <w:proofErr w:type="spellEnd"/>
+      <w:r>
+        <w:rPr>
+          <w:rFonts w:asciiTheme="minorHAnsi" w:hAnsiTheme="minorHAnsi" w:cstheme="minorHAnsi"/>
+          <w:highlight w:val="yellow"/>
+        </w:rPr>
+        <w:t xml:space="preserve"> AI usage within their team or department.</w:t>
+      </w:r>
+    </w:p>
+    <w:p>
+      <w:pPr>
+        <w:pStyle w:val="ListBullet"/>
+        <w:numPr>
+          <w:ilvl w:val="0"/>
+          <w:numId w:val="35"/>
+        </w:numPr>
+        <w:rPr>
+          <w:rFonts w:asciiTheme="minorHAnsi" w:hAnsiTheme="minorHAnsi" w:cstheme="minorHAnsi"/>
+        </w:rPr>
+      </w:pPr>
+      <w:r>
+        <w:rPr>
+          <w:rFonts w:asciiTheme="minorHAnsi" w:hAnsiTheme="minorHAnsi" w:cstheme="minorHAnsi"/>
+          <w:highlight w:val="yellow"/>
+        </w:rPr>
+        <w:t xml:space="preserve">Never approve access changes, credential resets, or financial </w:t>
+      </w:r>
+      <w:proofErr w:type="spellStart"/>
+      <w:r>
+        <w:rPr>
+          <w:rFonts w:asciiTheme="minorHAnsi" w:hAnsiTheme="minorHAnsi" w:cstheme="minorHAnsi"/>
+          <w:highlight w:val="yellow"/>
+        </w:rPr>
+        <w:t>authorisations</w:t>
+      </w:r>
+      <w:proofErr w:type="spellEnd"/>
+      <w:r>
+        <w:rPr>
+          <w:rFonts w:asciiTheme="minorHAnsi" w:hAnsiTheme="minorHAnsi" w:cstheme="minorHAnsi"/>
+          <w:highlight w:val="yellow"/>
+        </w:rPr>
+        <w:t xml:space="preserve"> based solely on a voice call or video meeting received on a personal device, regardless of the apparent identity of the requester.</w:t>
+      </w:r>
+    </w:p>
+    <w:p>
+      <w:pPr>
         <w:pBdr>
           <w:top w:val="nil"/>
           <w:left w:val="nil"/>
@@ -1831,7 +2134,6 @@
           <w:color w:val="000000" w:themeColor="text1"/>
           <w:szCs w:val="22"/>
         </w:rPr>
-        <w:lastRenderedPageBreak/>
         <w:t>Maintain and publish the approved list of applications for personal device access.</w:t>
       </w:r>
     </w:p>
@@ -1924,6 +2226,41 @@
     </w:p>
     <w:p>
       <w:pPr>
+        <w:pStyle w:val="ListBullet"/>
+        <w:numPr>
+          <w:ilvl w:val="0"/>
+          <w:numId w:val="35"/>
+        </w:numPr>
+        <w:rPr>
+          <w:rFonts w:asciiTheme="minorHAnsi" w:hAnsiTheme="minorHAnsi" w:cstheme="minorHAnsi"/>
+        </w:rPr>
+      </w:pPr>
+      <w:r>
+        <w:rPr>
+          <w:rFonts w:asciiTheme="minorHAnsi" w:hAnsiTheme="minorHAnsi" w:cstheme="minorHAnsi"/>
+          <w:highlight w:val="yellow"/>
+        </w:rPr>
+        <w:t xml:space="preserve">Maintain and publish the approved AI tools inventory and deploy Data Loss Prevention (DLP) rules to detect and block uploads of sensitive file types to </w:t>
+      </w:r>
+      <w:proofErr w:type="spellStart"/>
+      <w:r>
+        <w:rPr>
+          <w:rFonts w:asciiTheme="minorHAnsi" w:hAnsiTheme="minorHAnsi" w:cstheme="minorHAnsi"/>
+          <w:highlight w:val="yellow"/>
+        </w:rPr>
+        <w:t>unauthorised</w:t>
+      </w:r>
+      <w:proofErr w:type="spellEnd"/>
+      <w:r>
+        <w:rPr>
+          <w:rFonts w:asciiTheme="minorHAnsi" w:hAnsiTheme="minorHAnsi" w:cstheme="minorHAnsi"/>
+          <w:highlight w:val="yellow"/>
+        </w:rPr>
+        <w:t xml:space="preserve"> cloud or AI services.</w:t>
+      </w:r>
+    </w:p>
+    <w:p>
+      <w:pPr>
         <w:pBdr>
           <w:top w:val="nil"/>
           <w:left w:val="nil"/>
@@ -2045,6 +2382,25 @@
           <w:szCs w:val="22"/>
         </w:rPr>
         <w:t>Support staff in completing required cybersecurity training related to personal device use.</w:t>
+      </w:r>
+    </w:p>
+    <w:p>
+      <w:pPr>
+        <w:pStyle w:val="ListBullet"/>
+        <w:numPr>
+          <w:ilvl w:val="0"/>
+          <w:numId w:val="35"/>
+        </w:numPr>
+        <w:rPr>
+          <w:rFonts w:asciiTheme="minorHAnsi" w:hAnsiTheme="minorHAnsi" w:cstheme="minorHAnsi"/>
+        </w:rPr>
+      </w:pPr>
+      <w:r>
+        <w:rPr>
+          <w:rFonts w:asciiTheme="minorHAnsi" w:hAnsiTheme="minorHAnsi" w:cstheme="minorHAnsi"/>
+          <w:highlight w:val="yellow"/>
+        </w:rPr>
+        <w:t>Remind direct reports to apply out-of-band verification for any sensitive request received via voice or video on a personal device, and reinforce the reporting culture for suspected deepfake-based social engineering attempts.</w:t>
       </w:r>
     </w:p>
     <w:p>
@@ -2180,6 +2536,7 @@
           <w:color w:val="000000" w:themeColor="text1"/>
           <w:szCs w:val="22"/>
         </w:rPr>
+        <w:lastRenderedPageBreak/>
         <w:t>Submit a BYOD Enrolment Request to the IT Security team via the internal IT service portal. Include the device type, operating system version, and the organisational systems or applications you require access to.</w:t>
       </w:r>
     </w:p>
@@ -2489,7 +2846,68 @@
           <w:color w:val="000000" w:themeColor="text1"/>
           <w:szCs w:val="22"/>
         </w:rPr>
-        <w:t>Use the organisation's approved password manager for all work-related credentials stored on your device. Do not save work passwords in your device's built-in browser or in any personal password application.</w:t>
+        <w:t xml:space="preserve">Use the organisation's approved password manager for all work-related credentials stored on your device. </w:t>
+      </w:r>
+      <w:r>
+        <w:rPr>
+          <w:rFonts w:asciiTheme="minorHAnsi" w:eastAsia="Arial" w:hAnsiTheme="minorHAnsi" w:cstheme="minorHAnsi"/>
+          <w:bCs/>
+          <w:color w:val="000000" w:themeColor="text1"/>
+          <w:szCs w:val="22"/>
+        </w:rPr>
+        <w:t>Do not save work passwords in your device's built-in browser or in any personal password application.</w:t>
+      </w:r>
+    </w:p>
+    <w:p>
+      <w:pPr>
+        <w:pStyle w:val="ListNumber"/>
+        <w:numPr>
+          <w:ilvl w:val="0"/>
+          <w:numId w:val="38"/>
+        </w:numPr>
+        <w:spacing w:after="0"/>
+        <w:rPr>
+          <w:rFonts w:asciiTheme="minorHAnsi" w:hAnsiTheme="minorHAnsi" w:cstheme="minorHAnsi"/>
+        </w:rPr>
+      </w:pPr>
+      <w:r>
+        <w:rPr>
+          <w:rFonts w:asciiTheme="minorHAnsi" w:hAnsiTheme="minorHAnsi" w:cstheme="minorHAnsi"/>
+          <w:highlight w:val="yellow"/>
+        </w:rPr>
+        <w:t xml:space="preserve">If you receive a suspicious communication on your personal device that appears to target your work credentials or requests urgent action, do not click on any links. Apply the PACT framework: Pause before acting, Activate MFA on your accounts, Call the sender directly via a known trusted channel to verify, and </w:t>
+      </w:r>
+      <w:proofErr w:type="gramStart"/>
+      <w:r>
+        <w:rPr>
+          <w:rFonts w:asciiTheme="minorHAnsi" w:hAnsiTheme="minorHAnsi" w:cstheme="minorHAnsi"/>
+          <w:highlight w:val="yellow"/>
+        </w:rPr>
+        <w:t>Turn</w:t>
+      </w:r>
+      <w:proofErr w:type="gramEnd"/>
+      <w:r>
+        <w:rPr>
+          <w:rFonts w:asciiTheme="minorHAnsi" w:hAnsiTheme="minorHAnsi" w:cstheme="minorHAnsi"/>
+          <w:highlight w:val="yellow"/>
+        </w:rPr>
+        <w:t xml:space="preserve"> on automatic updates on your device. Report the communication to the IT Security team. Additionally, never approve access changes, credential resets, or financial </w:t>
+      </w:r>
+      <w:proofErr w:type="spellStart"/>
+      <w:r>
+        <w:rPr>
+          <w:rFonts w:asciiTheme="minorHAnsi" w:hAnsiTheme="minorHAnsi" w:cstheme="minorHAnsi"/>
+          <w:highlight w:val="yellow"/>
+        </w:rPr>
+        <w:t>authorisations</w:t>
+      </w:r>
+      <w:proofErr w:type="spellEnd"/>
+      <w:r>
+        <w:rPr>
+          <w:rFonts w:asciiTheme="minorHAnsi" w:hAnsiTheme="minorHAnsi" w:cstheme="minorHAnsi"/>
+          <w:highlight w:val="yellow"/>
+        </w:rPr>
+        <w:t xml:space="preserve"> based solely on a voice call or video meeting received on your personal device, regardless of the apparent identity of the requester. Always verify through a secondary, trusted out-of-band channel (for example, calling back on a known number or sending a message through a separate internal platform) before taking any action.</w:t>
       </w:r>
     </w:p>
     <w:p>
@@ -2520,7 +2938,6 @@
           <w:color w:val="000000" w:themeColor="text1"/>
           <w:szCs w:val="22"/>
         </w:rPr>
-        <w:lastRenderedPageBreak/>
         <w:t xml:space="preserve">If you receive a suspicious communication on your personal device that appears to target your work credentials or requests urgent action, do not click on any links. Apply the PACT framework: Pause before acting, Activate MFA on your accounts, Call the sender directly via a known trusted channel to verify, and </w:t>
       </w:r>
       <w:proofErr w:type="gramStart"/>
@@ -2604,6 +3021,81 @@
           <w:szCs w:val="22"/>
         </w:rPr>
         <w:t>At the end of each work session, close all organisational applications and lock your device screen. Do not leave work applications open and visible when your device is unattended.</w:t>
+      </w:r>
+    </w:p>
+    <w:p>
+      <w:pPr>
+        <w:pStyle w:val="ListNumber"/>
+        <w:numPr>
+          <w:ilvl w:val="0"/>
+          <w:numId w:val="38"/>
+        </w:numPr>
+        <w:rPr>
+          <w:rFonts w:asciiTheme="minorHAnsi" w:hAnsiTheme="minorHAnsi" w:cstheme="minorHAnsi"/>
+        </w:rPr>
+      </w:pPr>
+      <w:r>
+        <w:rPr>
+          <w:rFonts w:asciiTheme="minorHAnsi" w:hAnsiTheme="minorHAnsi" w:cstheme="minorHAnsi"/>
+          <w:highlight w:val="yellow"/>
+        </w:rPr>
+        <w:t xml:space="preserve">Do not use AI-powered tools or platforms on your personal device to process, </w:t>
+      </w:r>
+      <w:proofErr w:type="spellStart"/>
+      <w:r>
+        <w:rPr>
+          <w:rFonts w:asciiTheme="minorHAnsi" w:hAnsiTheme="minorHAnsi" w:cstheme="minorHAnsi"/>
+          <w:highlight w:val="yellow"/>
+        </w:rPr>
+        <w:t>summarise</w:t>
+      </w:r>
+      <w:proofErr w:type="spellEnd"/>
+      <w:r>
+        <w:rPr>
+          <w:rFonts w:asciiTheme="minorHAnsi" w:hAnsiTheme="minorHAnsi" w:cstheme="minorHAnsi"/>
+          <w:highlight w:val="yellow"/>
+        </w:rPr>
+        <w:t xml:space="preserve">, translate, or </w:t>
+      </w:r>
+      <w:proofErr w:type="spellStart"/>
+      <w:r>
+        <w:rPr>
+          <w:rFonts w:asciiTheme="minorHAnsi" w:hAnsiTheme="minorHAnsi" w:cstheme="minorHAnsi"/>
+          <w:highlight w:val="yellow"/>
+        </w:rPr>
+        <w:t>analyse</w:t>
+      </w:r>
+      <w:proofErr w:type="spellEnd"/>
+      <w:r>
+        <w:rPr>
+          <w:rFonts w:asciiTheme="minorHAnsi" w:hAnsiTheme="minorHAnsi" w:cstheme="minorHAnsi"/>
+          <w:highlight w:val="yellow"/>
+        </w:rPr>
+        <w:t xml:space="preserve"> work-related documents, client data, or internal communications unless the tool has been explicitly </w:t>
+      </w:r>
+      <w:r>
+        <w:rPr>
+          <w:rFonts w:asciiTheme="minorHAnsi" w:hAnsiTheme="minorHAnsi" w:cstheme="minorHAnsi"/>
+          <w:highlight w:val="yellow"/>
+        </w:rPr>
+        <w:lastRenderedPageBreak/>
+        <w:t xml:space="preserve">approved by the IT Security team and appears on the </w:t>
+      </w:r>
+      <w:proofErr w:type="spellStart"/>
+      <w:r>
+        <w:rPr>
+          <w:rFonts w:asciiTheme="minorHAnsi" w:hAnsiTheme="minorHAnsi" w:cstheme="minorHAnsi"/>
+          <w:highlight w:val="yellow"/>
+        </w:rPr>
+        <w:t>organisation's</w:t>
+      </w:r>
+      <w:proofErr w:type="spellEnd"/>
+      <w:r>
+        <w:rPr>
+          <w:rFonts w:asciiTheme="minorHAnsi" w:hAnsiTheme="minorHAnsi" w:cstheme="minorHAnsi"/>
+          <w:highlight w:val="yellow"/>
+        </w:rPr>
+        <w:t xml:space="preserve"> approved software inventory. If you are unsure whether an AI tool is approved, contact the IT Security team before use.</w:t>
       </w:r>
     </w:p>
     <w:p>
@@ -2855,6 +3347,57 @@
     </w:p>
     <w:p>
       <w:pPr>
+        <w:pStyle w:val="ListNumber"/>
+        <w:numPr>
+          <w:ilvl w:val="0"/>
+          <w:numId w:val="39"/>
+        </w:numPr>
+        <w:rPr>
+          <w:rFonts w:asciiTheme="minorHAnsi" w:hAnsiTheme="minorHAnsi" w:cstheme="minorHAnsi"/>
+        </w:rPr>
+      </w:pPr>
+      <w:r>
+        <w:rPr>
+          <w:rFonts w:asciiTheme="minorHAnsi" w:hAnsiTheme="minorHAnsi" w:cstheme="minorHAnsi"/>
+          <w:highlight w:val="yellow"/>
+        </w:rPr>
+        <w:t xml:space="preserve">If the incident involves suspected Shadow AI usage (for example, </w:t>
+      </w:r>
+      <w:proofErr w:type="spellStart"/>
+      <w:r>
+        <w:rPr>
+          <w:rFonts w:asciiTheme="minorHAnsi" w:hAnsiTheme="minorHAnsi" w:cstheme="minorHAnsi"/>
+          <w:highlight w:val="yellow"/>
+        </w:rPr>
+        <w:t>organisational</w:t>
+      </w:r>
+      <w:proofErr w:type="spellEnd"/>
+      <w:r>
+        <w:rPr>
+          <w:rFonts w:asciiTheme="minorHAnsi" w:hAnsiTheme="minorHAnsi" w:cstheme="minorHAnsi"/>
+          <w:highlight w:val="yellow"/>
+        </w:rPr>
+        <w:t xml:space="preserve"> data uploaded to an external AI platform without </w:t>
+      </w:r>
+      <w:proofErr w:type="spellStart"/>
+      <w:r>
+        <w:rPr>
+          <w:rFonts w:asciiTheme="minorHAnsi" w:hAnsiTheme="minorHAnsi" w:cstheme="minorHAnsi"/>
+          <w:highlight w:val="yellow"/>
+        </w:rPr>
+        <w:t>authorisation</w:t>
+      </w:r>
+      <w:proofErr w:type="spellEnd"/>
+      <w:r>
+        <w:rPr>
+          <w:rFonts w:asciiTheme="minorHAnsi" w:hAnsiTheme="minorHAnsi" w:cstheme="minorHAnsi"/>
+          <w:highlight w:val="yellow"/>
+        </w:rPr>
+        <w:t>), report this separately as a data exposure event. The IT Security team will assess the scope of data involved and determine whether mandatory breach notification obligations are triggered.</w:t>
+      </w:r>
+    </w:p>
+    <w:p>
+      <w:pPr>
         <w:pBdr>
           <w:top w:val="nil"/>
           <w:left w:val="nil"/>
@@ -3004,6 +3547,41 @@
     </w:p>
     <w:p>
       <w:pPr>
+        <w:pStyle w:val="ListBullet"/>
+        <w:numPr>
+          <w:ilvl w:val="0"/>
+          <w:numId w:val="35"/>
+        </w:numPr>
+        <w:rPr>
+          <w:rFonts w:asciiTheme="minorHAnsi" w:hAnsiTheme="minorHAnsi" w:cstheme="minorHAnsi"/>
+        </w:rPr>
+      </w:pPr>
+      <w:r>
+        <w:rPr>
+          <w:rFonts w:asciiTheme="minorHAnsi" w:hAnsiTheme="minorHAnsi" w:cstheme="minorHAnsi"/>
+          <w:highlight w:val="yellow"/>
+        </w:rPr>
+        <w:t xml:space="preserve">In cases involving Shadow AI, disciplinary action may include mandatory retraining, formal written warning, or escalation to the </w:t>
+      </w:r>
+      <w:proofErr w:type="spellStart"/>
+      <w:r>
+        <w:rPr>
+          <w:rFonts w:asciiTheme="minorHAnsi" w:hAnsiTheme="minorHAnsi" w:cstheme="minorHAnsi"/>
+          <w:highlight w:val="yellow"/>
+        </w:rPr>
+        <w:t>organisation's</w:t>
+      </w:r>
+      <w:proofErr w:type="spellEnd"/>
+      <w:r>
+        <w:rPr>
+          <w:rFonts w:asciiTheme="minorHAnsi" w:hAnsiTheme="minorHAnsi" w:cstheme="minorHAnsi"/>
+          <w:highlight w:val="yellow"/>
+        </w:rPr>
+        <w:t xml:space="preserve"> Legal and Compliance team if client data exposure is confirmed.</w:t>
+      </w:r>
+    </w:p>
+    <w:p>
+      <w:pPr>
         <w:pBdr>
           <w:top w:val="nil"/>
           <w:left w:val="nil"/>
@@ -3046,6 +3624,160 @@
           <w:szCs w:val="22"/>
         </w:rPr>
         <w:t>The organisation monitors compliance with this policy through regular MDM compliance reports and annual cybersecurity audits. Staff are encouraged to direct any questions or concerns about this policy to the IT Security team or their manager at any time.</w:t>
+      </w:r>
+    </w:p>
+    <w:p>
+      <w:pPr>
+        <w:rPr>
+          <w:rFonts w:asciiTheme="minorHAnsi" w:eastAsia="Arial" w:hAnsiTheme="minorHAnsi" w:cstheme="minorHAnsi"/>
+          <w:b/>
+          <w:color w:val="000000" w:themeColor="text1"/>
+          <w:szCs w:val="22"/>
+        </w:rPr>
+      </w:pPr>
+      <w:r>
+        <w:rPr>
+          <w:rFonts w:asciiTheme="minorHAnsi" w:eastAsia="Arial" w:hAnsiTheme="minorHAnsi" w:cstheme="minorHAnsi"/>
+          <w:b/>
+          <w:color w:val="000000" w:themeColor="text1"/>
+          <w:szCs w:val="22"/>
+        </w:rPr>
+        <w:br w:type="page"/>
+      </w:r>
+    </w:p>
+    <w:p>
+      <w:pPr>
+        <w:pBdr>
+          <w:top w:val="nil"/>
+          <w:left w:val="nil"/>
+          <w:bottom w:val="nil"/>
+          <w:right w:val="nil"/>
+          <w:between w:val="nil"/>
+        </w:pBdr>
+        <w:spacing w:before="360"/>
+        <w:jc w:val="both"/>
+        <w:rPr>
+          <w:rFonts w:asciiTheme="minorHAnsi" w:eastAsia="Arial" w:hAnsiTheme="minorHAnsi" w:cstheme="minorHAnsi"/>
+          <w:bCs/>
+          <w:color w:val="000000" w:themeColor="text1"/>
+          <w:szCs w:val="22"/>
+          <w:highlight w:val="yellow"/>
+        </w:rPr>
+      </w:pPr>
+      <w:r>
+        <w:rPr>
+          <w:rFonts w:asciiTheme="minorHAnsi" w:eastAsia="Arial" w:hAnsiTheme="minorHAnsi" w:cstheme="minorHAnsi"/>
+          <w:bCs/>
+          <w:color w:val="000000" w:themeColor="text1"/>
+          <w:szCs w:val="22"/>
+          <w:highlight w:val="yellow"/>
+        </w:rPr>
+        <w:lastRenderedPageBreak/>
+        <w:t>Hi teacher,</w:t>
+      </w:r>
+    </w:p>
+    <w:p>
+      <w:pPr>
+        <w:pBdr>
+          <w:top w:val="nil"/>
+          <w:left w:val="nil"/>
+          <w:bottom w:val="nil"/>
+          <w:right w:val="nil"/>
+          <w:between w:val="nil"/>
+        </w:pBdr>
+        <w:spacing w:before="360"/>
+        <w:jc w:val="both"/>
+        <w:rPr>
+          <w:rFonts w:asciiTheme="minorHAnsi" w:eastAsia="Arial" w:hAnsiTheme="minorHAnsi" w:cstheme="minorHAnsi"/>
+          <w:bCs/>
+          <w:color w:val="000000" w:themeColor="text1"/>
+          <w:szCs w:val="22"/>
+          <w:highlight w:val="yellow"/>
+        </w:rPr>
+      </w:pPr>
+    </w:p>
+    <w:p>
+      <w:pPr>
+        <w:pBdr>
+          <w:top w:val="nil"/>
+          <w:left w:val="nil"/>
+          <w:bottom w:val="nil"/>
+          <w:right w:val="nil"/>
+          <w:between w:val="nil"/>
+        </w:pBdr>
+        <w:spacing w:before="360"/>
+        <w:jc w:val="both"/>
+        <w:rPr>
+          <w:rFonts w:asciiTheme="minorHAnsi" w:eastAsia="Arial" w:hAnsiTheme="minorHAnsi" w:cstheme="minorHAnsi"/>
+          <w:bCs/>
+          <w:color w:val="000000" w:themeColor="text1"/>
+          <w:szCs w:val="22"/>
+        </w:rPr>
+      </w:pPr>
+      <w:r>
+        <w:rPr>
+          <w:bCs/>
+          <w:highlight w:val="yellow"/>
+        </w:rPr>
+        <w:t xml:space="preserve">As an additional aspect identified for further awareness within the organisation, I incorporated </w:t>
+      </w:r>
+      <w:r>
+        <w:rPr>
+          <w:rStyle w:val="Strong"/>
+          <w:b w:val="0"/>
+          <w:i/>
+          <w:iCs/>
+          <w:highlight w:val="yellow"/>
+        </w:rPr>
+        <w:t xml:space="preserve">Shadow AI </w:t>
+      </w:r>
+      <w:r>
+        <w:rPr>
+          <w:rStyle w:val="Strong"/>
+          <w:b w:val="0"/>
+          <w:highlight w:val="yellow"/>
+        </w:rPr>
+        <w:t>and</w:t>
+      </w:r>
+      <w:r>
+        <w:rPr>
+          <w:rStyle w:val="Strong"/>
+          <w:b w:val="0"/>
+          <w:i/>
+          <w:iCs/>
+          <w:highlight w:val="yellow"/>
+        </w:rPr>
+        <w:t xml:space="preserve"> deepfake-based social engineering</w:t>
+      </w:r>
+      <w:r>
+        <w:rPr>
+          <w:b/>
+          <w:i/>
+          <w:iCs/>
+          <w:highlight w:val="yellow"/>
+        </w:rPr>
+        <w:t xml:space="preserve"> </w:t>
+      </w:r>
+      <w:r>
+        <w:rPr>
+          <w:bCs/>
+          <w:highlight w:val="yellow"/>
+        </w:rPr>
+        <w:t>into the updated BYOD Policy and Procedures (Version</w:t>
+      </w:r>
+      <w:r>
+        <w:rPr>
+          <w:bCs/>
+          <w:highlight w:val="yellow"/>
+        </w:rPr>
+        <w:t xml:space="preserve"> 1.2</w:t>
+      </w:r>
+      <w:r>
+        <w:rPr>
+          <w:bCs/>
+          <w:highlight w:val="yellow"/>
+        </w:rPr>
+        <w:t>). These threats were not part of the original program but emerged as critical gaps following the survey results and my own research, given that employees reported using personal devices and personal applications to manage work access (Q5, Q12), which creates a direct exposure pathway for Shadow AI - where staff may unknowingly upload internal documents or client data to external AI platforms such as ChatGPT or Gemini without IT oversight or governance controls. Alongside this, the growing use of AI-generated voice and video deepfakes means that a phone call or video meeting received on a personal device can no longer be trusted as sufficient basis for approving sensitive actions such as credential resets or access changes, a risk that is particularly relevant in the financial sector context of this organisation. To address both threats, I updated the policy to include a prohibited use clause banning uploads of organisational data to unapproved AI platforms, a new procedural step requiring employees to verify AI tool approval before use, an out-of-band verification requirement embedded within the existing PACT framework, DLP control responsibilities assigned to the IT Security team, and a dedicated incident reporting step for Shadow AI exposure events - ensuring that the program now reflects the latest cybersecurity threats currently impacting Australian organisations.</w:t>
       </w:r>
     </w:p>
     <w:sectPr>
@@ -3518,6 +4250,45 @@
 <file path=word/numbering.xml><?xml version="1.0" encoding="utf-8"?>
 <w:numbering xmlns:wpc="http://schemas.microsoft.com/office/word/2010/wordprocessingCanvas" xmlns:cx="http://schemas.microsoft.com/office/drawing/2014/chartex" xmlns:cx1="http://schemas.microsoft.com/office/drawing/2015/9/8/chartex" xmlns:cx2="http://schemas.microsoft.com/office/drawing/2015/10/21/chartex" xmlns:cx3="http://schemas.microsoft.com/office/drawing/2016/5/9/chartex" xmlns:cx4="http://schemas.microsoft.com/office/drawing/2016/5/10/chartex" xmlns:cx5="http://schemas.microsoft.com/office/drawing/2016/5/11/chartex" xmlns:cx6="http://schemas.microsoft.com/office/drawing/2016/5/12/chartex" xmlns:cx7="http://schemas.microsoft.com/office/drawing/2016/5/13/chartex" xmlns:cx8="http://schemas.microsoft.com/office/drawing/2016/5/14/chartex" xmlns:mc="http://schemas.openxmlformats.org/markup-compatibility/2006" xmlns:aink="http://schemas.microsoft.com/office/drawing/2016/ink" xmlns:am3d="http://schemas.microsoft.com/office/drawing/2017/model3d" xmlns:o="urn:schemas-microsoft-com:office:office" xmlns:oel="http://schemas.microsoft.com/office/2019/extlst" xmlns:r="http://schemas.openxmlformats.org/officeDocument/2006/relationships" xmlns:m="http://schemas.openxmlformats.org/officeDocument/2006/math" xmlns:v="urn:schemas-microsoft-com:vml" xmlns:wp14="http://schemas.microsoft.com/office/word/2010/wordprocessingDrawing" xmlns:wp="http://schemas.openxmlformats.org/drawingml/2006/wordprocessingDrawing" xmlns:w10="urn:schemas-microsoft-com:office:word" xmlns:w="http://schemas.openxmlformats.org/wordprocessingml/2006/main" xmlns:w14="http://schemas.microsoft.com/office/word/2010/wordml" xmlns:w15="http://schemas.microsoft.com/office/word/2012/wordml" xmlns:w16cex="http://schemas.microsoft.com/office/word/2018/wordml/cex" xmlns:w16cid="http://schemas.microsoft.com/office/word/2016/wordml/cid" xmlns:w16="http://schemas.microsoft.com/office/word/2018/wordml" xmlns:w16du="http://schemas.microsoft.com/office/word/2023/wordml/word16du" xmlns:w16sdtdh="http://schemas.microsoft.com/office/word/2020/wordml/sdtdatahash" xmlns:w16sdtfl="http://schemas.microsoft.com/office/word/2024/wordml/sdtformatlock" xmlns:w16se="http://schemas.microsoft.com/office/word/2015/wordml/symex" xmlns:wpg="http://schemas.microsoft.com/office/word/2010/wordprocessingGroup" xmlns:wpi="http://schemas.microsoft.com/office/word/2010/wordprocessingInk" xmlns:wne="http://schemas.microsoft.com/office/word/2006/wordml" xmlns:wps="http://schemas.microsoft.com/office/word/2010/wordprocessingShape" mc:Ignorable="w14 w15 w16se w16cid w16 w16cex w16sdtdh w16sdtfl w16du wp14">
   <w:abstractNum w:abstractNumId="0" w15:restartNumberingAfterBreak="0">
+    <w:nsid w:val="FFFFFF88"/>
+    <w:multiLevelType w:val="singleLevel"/>
+    <w:tmpl w:val="B7468DB4"/>
+    <w:lvl w:ilvl="0">
+      <w:start w:val="1"/>
+      <w:numFmt w:val="decimal"/>
+      <w:pStyle w:val="ListNumber"/>
+      <w:lvlText w:val="%1."/>
+      <w:lvlJc w:val="left"/>
+      <w:pPr>
+        <w:tabs>
+          <w:tab w:val="num" w:pos="360"/>
+        </w:tabs>
+        <w:ind w:left="360" w:hanging="360"/>
+      </w:pPr>
+    </w:lvl>
+  </w:abstractNum>
+  <w:abstractNum w:abstractNumId="1" w15:restartNumberingAfterBreak="0">
+    <w:nsid w:val="FFFFFF89"/>
+    <w:multiLevelType w:val="singleLevel"/>
+    <w:tmpl w:val="5B52D8D4"/>
+    <w:lvl w:ilvl="0">
+      <w:start w:val="1"/>
+      <w:numFmt w:val="bullet"/>
+      <w:pStyle w:val="ListBullet"/>
+      <w:lvlText w:val=""/>
+      <w:lvlJc w:val="left"/>
+      <w:pPr>
+        <w:tabs>
+          <w:tab w:val="num" w:pos="360"/>
+        </w:tabs>
+        <w:ind w:left="360" w:hanging="360"/>
+      </w:pPr>
+      <w:rPr>
+        <w:rFonts w:ascii="Symbol" w:hAnsi="Symbol" w:hint="default"/>
+      </w:rPr>
+    </w:lvl>
+  </w:abstractNum>
+  <w:abstractNum w:abstractNumId="2" w15:restartNumberingAfterBreak="0">
     <w:nsid w:val="000B57B9"/>
     <w:multiLevelType w:val="hybridMultilevel"/>
     <w:tmpl w:val="2418310E"/>
@@ -3571,7 +4342,7 @@
       <w:lvlJc w:val="left"/>
     </w:lvl>
   </w:abstractNum>
-  <w:abstractNum w:abstractNumId="1" w15:restartNumberingAfterBreak="0">
+  <w:abstractNum w:abstractNumId="3" w15:restartNumberingAfterBreak="0">
     <w:nsid w:val="058A382D"/>
     <w:multiLevelType w:val="multilevel"/>
     <w:tmpl w:val="B336AA02"/>
@@ -3720,10 +4491,10 @@
       </w:rPr>
     </w:lvl>
   </w:abstractNum>
-  <w:abstractNum w:abstractNumId="2" w15:restartNumberingAfterBreak="0">
+  <w:abstractNum w:abstractNumId="4" w15:restartNumberingAfterBreak="0">
     <w:nsid w:val="0BF86089"/>
     <w:multiLevelType w:val="multilevel"/>
-    <w:tmpl w:val="4FD280DA"/>
+    <w:tmpl w:val="3E34C2F8"/>
     <w:lvl w:ilvl="0">
       <w:start w:val="1"/>
       <w:numFmt w:val="decimal"/>
@@ -3834,7 +4605,7 @@
       </w:pPr>
     </w:lvl>
   </w:abstractNum>
-  <w:abstractNum w:abstractNumId="3" w15:restartNumberingAfterBreak="0">
+  <w:abstractNum w:abstractNumId="5" w15:restartNumberingAfterBreak="0">
     <w:nsid w:val="10BE746B"/>
     <w:multiLevelType w:val="hybridMultilevel"/>
     <w:tmpl w:val="37EA9594"/>
@@ -3923,7 +4694,7 @@
       </w:pPr>
     </w:lvl>
   </w:abstractNum>
-  <w:abstractNum w:abstractNumId="4" w15:restartNumberingAfterBreak="0">
+  <w:abstractNum w:abstractNumId="6" w15:restartNumberingAfterBreak="0">
     <w:nsid w:val="155C23A1"/>
     <w:multiLevelType w:val="multilevel"/>
     <w:tmpl w:val="20084F3A"/>
@@ -4072,7 +4843,7 @@
       </w:rPr>
     </w:lvl>
   </w:abstractNum>
-  <w:abstractNum w:abstractNumId="5" w15:restartNumberingAfterBreak="0">
+  <w:abstractNum w:abstractNumId="7" w15:restartNumberingAfterBreak="0">
     <w:nsid w:val="161C6592"/>
     <w:multiLevelType w:val="hybridMultilevel"/>
     <w:tmpl w:val="3CAC0E62"/>
@@ -4161,7 +4932,7 @@
       </w:pPr>
     </w:lvl>
   </w:abstractNum>
-  <w:abstractNum w:abstractNumId="6" w15:restartNumberingAfterBreak="0">
+  <w:abstractNum w:abstractNumId="8" w15:restartNumberingAfterBreak="0">
     <w:nsid w:val="1B960974"/>
     <w:multiLevelType w:val="multilevel"/>
     <w:tmpl w:val="A2F639D0"/>
@@ -4310,7 +5081,7 @@
       </w:rPr>
     </w:lvl>
   </w:abstractNum>
-  <w:abstractNum w:abstractNumId="7" w15:restartNumberingAfterBreak="0">
+  <w:abstractNum w:abstractNumId="9" w15:restartNumberingAfterBreak="0">
     <w:nsid w:val="1C814AA5"/>
     <w:multiLevelType w:val="hybridMultilevel"/>
     <w:tmpl w:val="9D16CC02"/>
@@ -4364,7 +5135,7 @@
       <w:lvlJc w:val="left"/>
     </w:lvl>
   </w:abstractNum>
-  <w:abstractNum w:abstractNumId="8" w15:restartNumberingAfterBreak="0">
+  <w:abstractNum w:abstractNumId="10" w15:restartNumberingAfterBreak="0">
     <w:nsid w:val="22740764"/>
     <w:multiLevelType w:val="hybridMultilevel"/>
     <w:tmpl w:val="D0887CD0"/>
@@ -4476,7 +5247,7 @@
       </w:rPr>
     </w:lvl>
   </w:abstractNum>
-  <w:abstractNum w:abstractNumId="9" w15:restartNumberingAfterBreak="0">
+  <w:abstractNum w:abstractNumId="11" w15:restartNumberingAfterBreak="0">
     <w:nsid w:val="23D83B9B"/>
     <w:multiLevelType w:val="multilevel"/>
     <w:tmpl w:val="CCAA0BE4"/>
@@ -4625,7 +5396,7 @@
       </w:rPr>
     </w:lvl>
   </w:abstractNum>
-  <w:abstractNum w:abstractNumId="10" w15:restartNumberingAfterBreak="0">
+  <w:abstractNum w:abstractNumId="12" w15:restartNumberingAfterBreak="0">
     <w:nsid w:val="2D153407"/>
     <w:multiLevelType w:val="multilevel"/>
     <w:tmpl w:val="54C453EE"/>
@@ -4774,7 +5545,7 @@
       </w:rPr>
     </w:lvl>
   </w:abstractNum>
-  <w:abstractNum w:abstractNumId="11" w15:restartNumberingAfterBreak="0">
+  <w:abstractNum w:abstractNumId="13" w15:restartNumberingAfterBreak="0">
     <w:nsid w:val="34281B2A"/>
     <w:multiLevelType w:val="multilevel"/>
     <w:tmpl w:val="AB34557E"/>
@@ -4923,7 +5694,7 @@
       </w:rPr>
     </w:lvl>
   </w:abstractNum>
-  <w:abstractNum w:abstractNumId="12" w15:restartNumberingAfterBreak="0">
+  <w:abstractNum w:abstractNumId="14" w15:restartNumberingAfterBreak="0">
     <w:nsid w:val="37DD6289"/>
     <w:multiLevelType w:val="multilevel"/>
     <w:tmpl w:val="D01AEA8A"/>
@@ -5072,7 +5843,7 @@
       </w:rPr>
     </w:lvl>
   </w:abstractNum>
-  <w:abstractNum w:abstractNumId="13" w15:restartNumberingAfterBreak="0">
+  <w:abstractNum w:abstractNumId="15" w15:restartNumberingAfterBreak="0">
     <w:nsid w:val="3C1543D7"/>
     <w:multiLevelType w:val="multilevel"/>
     <w:tmpl w:val="A5C29988"/>
@@ -5221,7 +5992,7 @@
       </w:rPr>
     </w:lvl>
   </w:abstractNum>
-  <w:abstractNum w:abstractNumId="14" w15:restartNumberingAfterBreak="0">
+  <w:abstractNum w:abstractNumId="16" w15:restartNumberingAfterBreak="0">
     <w:nsid w:val="406A5E81"/>
     <w:multiLevelType w:val="multilevel"/>
     <w:tmpl w:val="7960BA00"/>
@@ -5370,7 +6141,7 @@
       </w:rPr>
     </w:lvl>
   </w:abstractNum>
-  <w:abstractNum w:abstractNumId="15" w15:restartNumberingAfterBreak="0">
+  <w:abstractNum w:abstractNumId="17" w15:restartNumberingAfterBreak="0">
     <w:nsid w:val="4C312C66"/>
     <w:multiLevelType w:val="hybridMultilevel"/>
     <w:tmpl w:val="EE88888C"/>
@@ -5482,7 +6253,7 @@
       </w:rPr>
     </w:lvl>
   </w:abstractNum>
-  <w:abstractNum w:abstractNumId="16" w15:restartNumberingAfterBreak="0">
+  <w:abstractNum w:abstractNumId="18" w15:restartNumberingAfterBreak="0">
     <w:nsid w:val="4D324C70"/>
     <w:multiLevelType w:val="multilevel"/>
     <w:tmpl w:val="721AC4C2"/>
@@ -5631,7 +6402,7 @@
       </w:rPr>
     </w:lvl>
   </w:abstractNum>
-  <w:abstractNum w:abstractNumId="17" w15:restartNumberingAfterBreak="0">
+  <w:abstractNum w:abstractNumId="19" w15:restartNumberingAfterBreak="0">
     <w:nsid w:val="4D9B7AB1"/>
     <w:multiLevelType w:val="hybridMultilevel"/>
     <w:tmpl w:val="3A5A0E40"/>
@@ -5744,7 +6515,7 @@
       </w:rPr>
     </w:lvl>
   </w:abstractNum>
-  <w:abstractNum w:abstractNumId="18" w15:restartNumberingAfterBreak="0">
+  <w:abstractNum w:abstractNumId="20" w15:restartNumberingAfterBreak="0">
     <w:nsid w:val="511C70C9"/>
     <w:multiLevelType w:val="multilevel"/>
     <w:tmpl w:val="59BCD676"/>
@@ -5893,7 +6664,7 @@
       </w:rPr>
     </w:lvl>
   </w:abstractNum>
-  <w:abstractNum w:abstractNumId="19" w15:restartNumberingAfterBreak="0">
+  <w:abstractNum w:abstractNumId="21" w15:restartNumberingAfterBreak="0">
     <w:nsid w:val="54963E33"/>
     <w:multiLevelType w:val="hybridMultilevel"/>
     <w:tmpl w:val="E2FA1EEE"/>
@@ -5947,7 +6718,7 @@
       <w:lvlJc w:val="left"/>
     </w:lvl>
   </w:abstractNum>
-  <w:abstractNum w:abstractNumId="20" w15:restartNumberingAfterBreak="0">
+  <w:abstractNum w:abstractNumId="22" w15:restartNumberingAfterBreak="0">
     <w:nsid w:val="5AD67BD0"/>
     <w:multiLevelType w:val="multilevel"/>
     <w:tmpl w:val="416C6294"/>
@@ -6096,7 +6867,7 @@
       </w:rPr>
     </w:lvl>
   </w:abstractNum>
-  <w:abstractNum w:abstractNumId="21" w15:restartNumberingAfterBreak="0">
+  <w:abstractNum w:abstractNumId="23" w15:restartNumberingAfterBreak="0">
     <w:nsid w:val="648458BE"/>
     <w:multiLevelType w:val="hybridMultilevel"/>
     <w:tmpl w:val="6F94EE70"/>
@@ -6150,7 +6921,7 @@
       <w:lvlJc w:val="left"/>
     </w:lvl>
   </w:abstractNum>
-  <w:abstractNum w:abstractNumId="22" w15:restartNumberingAfterBreak="0">
+  <w:abstractNum w:abstractNumId="24" w15:restartNumberingAfterBreak="0">
     <w:nsid w:val="6695271D"/>
     <w:multiLevelType w:val="multilevel"/>
     <w:tmpl w:val="95FA3BA8"/>
@@ -6299,7 +7070,7 @@
       </w:rPr>
     </w:lvl>
   </w:abstractNum>
-  <w:abstractNum w:abstractNumId="23" w15:restartNumberingAfterBreak="0">
+  <w:abstractNum w:abstractNumId="25" w15:restartNumberingAfterBreak="0">
     <w:nsid w:val="69CB530E"/>
     <w:multiLevelType w:val="multilevel"/>
     <w:tmpl w:val="F2E03778"/>
@@ -6448,7 +7219,7 @@
       </w:rPr>
     </w:lvl>
   </w:abstractNum>
-  <w:abstractNum w:abstractNumId="24" w15:restartNumberingAfterBreak="0">
+  <w:abstractNum w:abstractNumId="26" w15:restartNumberingAfterBreak="0">
     <w:nsid w:val="6AE8118B"/>
     <w:multiLevelType w:val="multilevel"/>
     <w:tmpl w:val="8F369C22"/>
@@ -6597,7 +7368,7 @@
       </w:rPr>
     </w:lvl>
   </w:abstractNum>
-  <w:abstractNum w:abstractNumId="25" w15:restartNumberingAfterBreak="0">
+  <w:abstractNum w:abstractNumId="27" w15:restartNumberingAfterBreak="0">
     <w:nsid w:val="74ED786A"/>
     <w:multiLevelType w:val="multilevel"/>
     <w:tmpl w:val="A7EEF5AC"/>
@@ -6746,7 +7517,7 @@
       </w:rPr>
     </w:lvl>
   </w:abstractNum>
-  <w:abstractNum w:abstractNumId="26" w15:restartNumberingAfterBreak="0">
+  <w:abstractNum w:abstractNumId="28" w15:restartNumberingAfterBreak="0">
     <w:nsid w:val="7A350504"/>
     <w:multiLevelType w:val="hybridMultilevel"/>
     <w:tmpl w:val="FEC68DD6"/>
@@ -6835,7 +7606,7 @@
       </w:pPr>
     </w:lvl>
   </w:abstractNum>
-  <w:abstractNum w:abstractNumId="27" w15:restartNumberingAfterBreak="0">
+  <w:abstractNum w:abstractNumId="29" w15:restartNumberingAfterBreak="0">
     <w:nsid w:val="7F4B3809"/>
     <w:multiLevelType w:val="hybridMultilevel"/>
     <w:tmpl w:val="B55C3D00"/>
@@ -6925,460 +7696,466 @@
     </w:lvl>
   </w:abstractNum>
   <w:num w:numId="1" w16cid:durableId="1591281442">
-    <w:abstractNumId w:val="2"/>
+    <w:abstractNumId w:val="4"/>
   </w:num>
   <w:num w:numId="2" w16cid:durableId="1500997281">
+    <w:abstractNumId w:val="4"/>
+    <w:lvlOverride w:ilvl="0">
+      <w:startOverride w:val="1"/>
+    </w:lvlOverride>
+    <w:lvlOverride w:ilvl="1">
+      <w:startOverride w:val="1"/>
+    </w:lvlOverride>
+    <w:lvlOverride w:ilvl="2">
+      <w:startOverride w:val="1"/>
+    </w:lvlOverride>
+    <w:lvlOverride w:ilvl="3">
+      <w:startOverride w:val="1"/>
+    </w:lvlOverride>
+    <w:lvlOverride w:ilvl="4">
+      <w:startOverride w:val="1"/>
+    </w:lvlOverride>
+    <w:lvlOverride w:ilvl="5">
+      <w:startOverride w:val="1"/>
+    </w:lvlOverride>
+    <w:lvlOverride w:ilvl="6">
+      <w:startOverride w:val="1"/>
+    </w:lvlOverride>
+    <w:lvlOverride w:ilvl="7">
+      <w:startOverride w:val="1"/>
+    </w:lvlOverride>
+    <w:lvlOverride w:ilvl="8">
+      <w:startOverride w:val="1"/>
+    </w:lvlOverride>
+  </w:num>
+  <w:num w:numId="3" w16cid:durableId="78599985">
+    <w:abstractNumId w:val="4"/>
+    <w:lvlOverride w:ilvl="0">
+      <w:startOverride w:val="1"/>
+    </w:lvlOverride>
+    <w:lvlOverride w:ilvl="1">
+      <w:startOverride w:val="1"/>
+    </w:lvlOverride>
+    <w:lvlOverride w:ilvl="2">
+      <w:startOverride w:val="1"/>
+    </w:lvlOverride>
+    <w:lvlOverride w:ilvl="3">
+      <w:startOverride w:val="1"/>
+    </w:lvlOverride>
+    <w:lvlOverride w:ilvl="4">
+      <w:startOverride w:val="1"/>
+    </w:lvlOverride>
+    <w:lvlOverride w:ilvl="5">
+      <w:startOverride w:val="1"/>
+    </w:lvlOverride>
+    <w:lvlOverride w:ilvl="6">
+      <w:startOverride w:val="1"/>
+    </w:lvlOverride>
+    <w:lvlOverride w:ilvl="7">
+      <w:startOverride w:val="1"/>
+    </w:lvlOverride>
+    <w:lvlOverride w:ilvl="8">
+      <w:startOverride w:val="1"/>
+    </w:lvlOverride>
+  </w:num>
+  <w:num w:numId="4" w16cid:durableId="1221744404">
+    <w:abstractNumId w:val="4"/>
+    <w:lvlOverride w:ilvl="0">
+      <w:startOverride w:val="1"/>
+    </w:lvlOverride>
+    <w:lvlOverride w:ilvl="1">
+      <w:startOverride w:val="1"/>
+    </w:lvlOverride>
+    <w:lvlOverride w:ilvl="2">
+      <w:startOverride w:val="1"/>
+    </w:lvlOverride>
+    <w:lvlOverride w:ilvl="3">
+      <w:startOverride w:val="1"/>
+    </w:lvlOverride>
+    <w:lvlOverride w:ilvl="4">
+      <w:startOverride w:val="1"/>
+    </w:lvlOverride>
+    <w:lvlOverride w:ilvl="5">
+      <w:startOverride w:val="1"/>
+    </w:lvlOverride>
+    <w:lvlOverride w:ilvl="6">
+      <w:startOverride w:val="1"/>
+    </w:lvlOverride>
+    <w:lvlOverride w:ilvl="7">
+      <w:startOverride w:val="1"/>
+    </w:lvlOverride>
+    <w:lvlOverride w:ilvl="8">
+      <w:startOverride w:val="1"/>
+    </w:lvlOverride>
+  </w:num>
+  <w:num w:numId="5" w16cid:durableId="1772554373">
+    <w:abstractNumId w:val="4"/>
+    <w:lvlOverride w:ilvl="0">
+      <w:startOverride w:val="1"/>
+    </w:lvlOverride>
+    <w:lvlOverride w:ilvl="1">
+      <w:startOverride w:val="1"/>
+    </w:lvlOverride>
+    <w:lvlOverride w:ilvl="2">
+      <w:startOverride w:val="1"/>
+    </w:lvlOverride>
+    <w:lvlOverride w:ilvl="3">
+      <w:startOverride w:val="1"/>
+    </w:lvlOverride>
+    <w:lvlOverride w:ilvl="4">
+      <w:startOverride w:val="1"/>
+    </w:lvlOverride>
+    <w:lvlOverride w:ilvl="5">
+      <w:startOverride w:val="1"/>
+    </w:lvlOverride>
+    <w:lvlOverride w:ilvl="6">
+      <w:startOverride w:val="1"/>
+    </w:lvlOverride>
+    <w:lvlOverride w:ilvl="7">
+      <w:startOverride w:val="1"/>
+    </w:lvlOverride>
+    <w:lvlOverride w:ilvl="8">
+      <w:startOverride w:val="1"/>
+    </w:lvlOverride>
+  </w:num>
+  <w:num w:numId="6" w16cid:durableId="1993409437">
+    <w:abstractNumId w:val="4"/>
+    <w:lvlOverride w:ilvl="0">
+      <w:startOverride w:val="1"/>
+    </w:lvlOverride>
+    <w:lvlOverride w:ilvl="1">
+      <w:startOverride w:val="1"/>
+    </w:lvlOverride>
+    <w:lvlOverride w:ilvl="2">
+      <w:startOverride w:val="1"/>
+    </w:lvlOverride>
+    <w:lvlOverride w:ilvl="3">
+      <w:startOverride w:val="1"/>
+    </w:lvlOverride>
+    <w:lvlOverride w:ilvl="4">
+      <w:startOverride w:val="1"/>
+    </w:lvlOverride>
+    <w:lvlOverride w:ilvl="5">
+      <w:startOverride w:val="1"/>
+    </w:lvlOverride>
+    <w:lvlOverride w:ilvl="6">
+      <w:startOverride w:val="1"/>
+    </w:lvlOverride>
+    <w:lvlOverride w:ilvl="7">
+      <w:startOverride w:val="1"/>
+    </w:lvlOverride>
+    <w:lvlOverride w:ilvl="8">
+      <w:startOverride w:val="1"/>
+    </w:lvlOverride>
+  </w:num>
+  <w:num w:numId="7" w16cid:durableId="1232037304">
+    <w:abstractNumId w:val="4"/>
+    <w:lvlOverride w:ilvl="0">
+      <w:startOverride w:val="1"/>
+    </w:lvlOverride>
+    <w:lvlOverride w:ilvl="1">
+      <w:startOverride w:val="1"/>
+    </w:lvlOverride>
+    <w:lvlOverride w:ilvl="2">
+      <w:startOverride w:val="1"/>
+    </w:lvlOverride>
+    <w:lvlOverride w:ilvl="3">
+      <w:startOverride w:val="1"/>
+    </w:lvlOverride>
+    <w:lvlOverride w:ilvl="4">
+      <w:startOverride w:val="1"/>
+    </w:lvlOverride>
+    <w:lvlOverride w:ilvl="5">
+      <w:startOverride w:val="1"/>
+    </w:lvlOverride>
+    <w:lvlOverride w:ilvl="6">
+      <w:startOverride w:val="1"/>
+    </w:lvlOverride>
+    <w:lvlOverride w:ilvl="7">
+      <w:startOverride w:val="1"/>
+    </w:lvlOverride>
+    <w:lvlOverride w:ilvl="8">
+      <w:startOverride w:val="1"/>
+    </w:lvlOverride>
+  </w:num>
+  <w:num w:numId="8" w16cid:durableId="398480318">
+    <w:abstractNumId w:val="4"/>
+    <w:lvlOverride w:ilvl="0">
+      <w:startOverride w:val="1"/>
+    </w:lvlOverride>
+    <w:lvlOverride w:ilvl="1">
+      <w:startOverride w:val="1"/>
+    </w:lvlOverride>
+    <w:lvlOverride w:ilvl="2">
+      <w:startOverride w:val="1"/>
+    </w:lvlOverride>
+    <w:lvlOverride w:ilvl="3">
+      <w:startOverride w:val="1"/>
+    </w:lvlOverride>
+    <w:lvlOverride w:ilvl="4">
+      <w:startOverride w:val="1"/>
+    </w:lvlOverride>
+    <w:lvlOverride w:ilvl="5">
+      <w:startOverride w:val="1"/>
+    </w:lvlOverride>
+    <w:lvlOverride w:ilvl="6">
+      <w:startOverride w:val="1"/>
+    </w:lvlOverride>
+    <w:lvlOverride w:ilvl="7">
+      <w:startOverride w:val="1"/>
+    </w:lvlOverride>
+    <w:lvlOverride w:ilvl="8">
+      <w:startOverride w:val="1"/>
+    </w:lvlOverride>
+  </w:num>
+  <w:num w:numId="9" w16cid:durableId="1746488274">
+    <w:abstractNumId w:val="4"/>
+    <w:lvlOverride w:ilvl="0">
+      <w:startOverride w:val="1"/>
+    </w:lvlOverride>
+    <w:lvlOverride w:ilvl="1">
+      <w:startOverride w:val="1"/>
+    </w:lvlOverride>
+    <w:lvlOverride w:ilvl="2">
+      <w:startOverride w:val="1"/>
+    </w:lvlOverride>
+    <w:lvlOverride w:ilvl="3">
+      <w:startOverride w:val="1"/>
+    </w:lvlOverride>
+    <w:lvlOverride w:ilvl="4">
+      <w:startOverride w:val="1"/>
+    </w:lvlOverride>
+    <w:lvlOverride w:ilvl="5">
+      <w:startOverride w:val="1"/>
+    </w:lvlOverride>
+    <w:lvlOverride w:ilvl="6">
+      <w:startOverride w:val="1"/>
+    </w:lvlOverride>
+    <w:lvlOverride w:ilvl="7">
+      <w:startOverride w:val="1"/>
+    </w:lvlOverride>
+    <w:lvlOverride w:ilvl="8">
+      <w:startOverride w:val="1"/>
+    </w:lvlOverride>
+  </w:num>
+  <w:num w:numId="10" w16cid:durableId="2131243121">
+    <w:abstractNumId w:val="4"/>
+    <w:lvlOverride w:ilvl="0">
+      <w:startOverride w:val="1"/>
+    </w:lvlOverride>
+    <w:lvlOverride w:ilvl="1">
+      <w:startOverride w:val="1"/>
+    </w:lvlOverride>
+    <w:lvlOverride w:ilvl="2">
+      <w:startOverride w:val="1"/>
+    </w:lvlOverride>
+    <w:lvlOverride w:ilvl="3">
+      <w:startOverride w:val="1"/>
+    </w:lvlOverride>
+    <w:lvlOverride w:ilvl="4">
+      <w:startOverride w:val="1"/>
+    </w:lvlOverride>
+    <w:lvlOverride w:ilvl="5">
+      <w:startOverride w:val="1"/>
+    </w:lvlOverride>
+    <w:lvlOverride w:ilvl="6">
+      <w:startOverride w:val="1"/>
+    </w:lvlOverride>
+    <w:lvlOverride w:ilvl="7">
+      <w:startOverride w:val="1"/>
+    </w:lvlOverride>
+    <w:lvlOverride w:ilvl="8">
+      <w:startOverride w:val="1"/>
+    </w:lvlOverride>
+  </w:num>
+  <w:num w:numId="11" w16cid:durableId="315644469">
+    <w:abstractNumId w:val="4"/>
+    <w:lvlOverride w:ilvl="0">
+      <w:startOverride w:val="1"/>
+    </w:lvlOverride>
+    <w:lvlOverride w:ilvl="1">
+      <w:startOverride w:val="1"/>
+    </w:lvlOverride>
+    <w:lvlOverride w:ilvl="2">
+      <w:startOverride w:val="1"/>
+    </w:lvlOverride>
+    <w:lvlOverride w:ilvl="3">
+      <w:startOverride w:val="1"/>
+    </w:lvlOverride>
+    <w:lvlOverride w:ilvl="4">
+      <w:startOverride w:val="1"/>
+    </w:lvlOverride>
+    <w:lvlOverride w:ilvl="5">
+      <w:startOverride w:val="1"/>
+    </w:lvlOverride>
+    <w:lvlOverride w:ilvl="6">
+      <w:startOverride w:val="1"/>
+    </w:lvlOverride>
+    <w:lvlOverride w:ilvl="7">
+      <w:startOverride w:val="1"/>
+    </w:lvlOverride>
+    <w:lvlOverride w:ilvl="8">
+      <w:startOverride w:val="1"/>
+    </w:lvlOverride>
+  </w:num>
+  <w:num w:numId="12" w16cid:durableId="1872036965">
+    <w:abstractNumId w:val="4"/>
+    <w:lvlOverride w:ilvl="0">
+      <w:startOverride w:val="1"/>
+    </w:lvlOverride>
+    <w:lvlOverride w:ilvl="1">
+      <w:startOverride w:val="1"/>
+    </w:lvlOverride>
+    <w:lvlOverride w:ilvl="2">
+      <w:startOverride w:val="1"/>
+    </w:lvlOverride>
+    <w:lvlOverride w:ilvl="3">
+      <w:startOverride w:val="1"/>
+    </w:lvlOverride>
+    <w:lvlOverride w:ilvl="4">
+      <w:startOverride w:val="1"/>
+    </w:lvlOverride>
+    <w:lvlOverride w:ilvl="5">
+      <w:startOverride w:val="1"/>
+    </w:lvlOverride>
+    <w:lvlOverride w:ilvl="6">
+      <w:startOverride w:val="1"/>
+    </w:lvlOverride>
+    <w:lvlOverride w:ilvl="7">
+      <w:startOverride w:val="1"/>
+    </w:lvlOverride>
+    <w:lvlOverride w:ilvl="8">
+      <w:startOverride w:val="1"/>
+    </w:lvlOverride>
+  </w:num>
+  <w:num w:numId="13" w16cid:durableId="1286813511">
+    <w:abstractNumId w:val="4"/>
+    <w:lvlOverride w:ilvl="0">
+      <w:startOverride w:val="1"/>
+    </w:lvlOverride>
+    <w:lvlOverride w:ilvl="1">
+      <w:startOverride w:val="1"/>
+    </w:lvlOverride>
+    <w:lvlOverride w:ilvl="2">
+      <w:startOverride w:val="1"/>
+    </w:lvlOverride>
+    <w:lvlOverride w:ilvl="3">
+      <w:startOverride w:val="1"/>
+    </w:lvlOverride>
+    <w:lvlOverride w:ilvl="4">
+      <w:startOverride w:val="1"/>
+    </w:lvlOverride>
+    <w:lvlOverride w:ilvl="5">
+      <w:startOverride w:val="1"/>
+    </w:lvlOverride>
+    <w:lvlOverride w:ilvl="6">
+      <w:startOverride w:val="1"/>
+    </w:lvlOverride>
+    <w:lvlOverride w:ilvl="7">
+      <w:startOverride w:val="1"/>
+    </w:lvlOverride>
+    <w:lvlOverride w:ilvl="8">
+      <w:startOverride w:val="1"/>
+    </w:lvlOverride>
+  </w:num>
+  <w:num w:numId="14" w16cid:durableId="732775962">
+    <w:abstractNumId w:val="22"/>
+  </w:num>
+  <w:num w:numId="15" w16cid:durableId="906300518">
+    <w:abstractNumId w:val="15"/>
+  </w:num>
+  <w:num w:numId="16" w16cid:durableId="2094887994">
+    <w:abstractNumId w:val="17"/>
+  </w:num>
+  <w:num w:numId="17" w16cid:durableId="1317031203">
+    <w:abstractNumId w:val="3"/>
+  </w:num>
+  <w:num w:numId="18" w16cid:durableId="817384963">
+    <w:abstractNumId w:val="8"/>
+  </w:num>
+  <w:num w:numId="19" w16cid:durableId="1927179974">
+    <w:abstractNumId w:val="24"/>
+  </w:num>
+  <w:num w:numId="20" w16cid:durableId="1531382825">
+    <w:abstractNumId w:val="10"/>
+  </w:num>
+  <w:num w:numId="21" w16cid:durableId="1088582015">
+    <w:abstractNumId w:val="11"/>
+  </w:num>
+  <w:num w:numId="22" w16cid:durableId="928926916">
+    <w:abstractNumId w:val="27"/>
+  </w:num>
+  <w:num w:numId="23" w16cid:durableId="31879488">
+    <w:abstractNumId w:val="18"/>
+  </w:num>
+  <w:num w:numId="24" w16cid:durableId="700010710">
+    <w:abstractNumId w:val="26"/>
+  </w:num>
+  <w:num w:numId="25" w16cid:durableId="647786377">
+    <w:abstractNumId w:val="19"/>
+  </w:num>
+  <w:num w:numId="26" w16cid:durableId="197206117">
+    <w:abstractNumId w:val="20"/>
+  </w:num>
+  <w:num w:numId="27" w16cid:durableId="1831555454">
+    <w:abstractNumId w:val="7"/>
+  </w:num>
+  <w:num w:numId="28" w16cid:durableId="897519949">
+    <w:abstractNumId w:val="14"/>
+  </w:num>
+  <w:num w:numId="29" w16cid:durableId="650330544">
+    <w:abstractNumId w:val="25"/>
+  </w:num>
+  <w:num w:numId="30" w16cid:durableId="384530197">
+    <w:abstractNumId w:val="12"/>
+  </w:num>
+  <w:num w:numId="31" w16cid:durableId="410665259">
+    <w:abstractNumId w:val="13"/>
+  </w:num>
+  <w:num w:numId="32" w16cid:durableId="25301533">
+    <w:abstractNumId w:val="16"/>
+  </w:num>
+  <w:num w:numId="33" w16cid:durableId="1524977771">
+    <w:abstractNumId w:val="6"/>
+  </w:num>
+  <w:num w:numId="34" w16cid:durableId="179469410">
+    <w:abstractNumId w:val="5"/>
+  </w:num>
+  <w:num w:numId="35" w16cid:durableId="2063939088">
     <w:abstractNumId w:val="2"/>
     <w:lvlOverride w:ilvl="0">
       <w:startOverride w:val="1"/>
     </w:lvlOverride>
-    <w:lvlOverride w:ilvl="1">
-      <w:startOverride w:val="1"/>
-    </w:lvlOverride>
-    <w:lvlOverride w:ilvl="2">
-      <w:startOverride w:val="1"/>
-    </w:lvlOverride>
-    <w:lvlOverride w:ilvl="3">
-      <w:startOverride w:val="1"/>
-    </w:lvlOverride>
-    <w:lvlOverride w:ilvl="4">
-      <w:startOverride w:val="1"/>
-    </w:lvlOverride>
-    <w:lvlOverride w:ilvl="5">
-      <w:startOverride w:val="1"/>
-    </w:lvlOverride>
-    <w:lvlOverride w:ilvl="6">
-      <w:startOverride w:val="1"/>
-    </w:lvlOverride>
-    <w:lvlOverride w:ilvl="7">
-      <w:startOverride w:val="1"/>
-    </w:lvlOverride>
-    <w:lvlOverride w:ilvl="8">
-      <w:startOverride w:val="1"/>
-    </w:lvlOverride>
   </w:num>
-  <w:num w:numId="3" w16cid:durableId="78599985">
-    <w:abstractNumId w:val="2"/>
+  <w:num w:numId="36" w16cid:durableId="1666281829">
+    <w:abstractNumId w:val="28"/>
+  </w:num>
+  <w:num w:numId="37" w16cid:durableId="334574915">
+    <w:abstractNumId w:val="23"/>
     <w:lvlOverride w:ilvl="0">
       <w:startOverride w:val="1"/>
     </w:lvlOverride>
-    <w:lvlOverride w:ilvl="1">
-      <w:startOverride w:val="1"/>
-    </w:lvlOverride>
-    <w:lvlOverride w:ilvl="2">
-      <w:startOverride w:val="1"/>
-    </w:lvlOverride>
-    <w:lvlOverride w:ilvl="3">
-      <w:startOverride w:val="1"/>
-    </w:lvlOverride>
-    <w:lvlOverride w:ilvl="4">
-      <w:startOverride w:val="1"/>
-    </w:lvlOverride>
-    <w:lvlOverride w:ilvl="5">
-      <w:startOverride w:val="1"/>
-    </w:lvlOverride>
-    <w:lvlOverride w:ilvl="6">
-      <w:startOverride w:val="1"/>
-    </w:lvlOverride>
-    <w:lvlOverride w:ilvl="7">
-      <w:startOverride w:val="1"/>
-    </w:lvlOverride>
-    <w:lvlOverride w:ilvl="8">
-      <w:startOverride w:val="1"/>
-    </w:lvlOverride>
   </w:num>
-  <w:num w:numId="4" w16cid:durableId="1221744404">
-    <w:abstractNumId w:val="2"/>
+  <w:num w:numId="38" w16cid:durableId="831720794">
+    <w:abstractNumId w:val="9"/>
     <w:lvlOverride w:ilvl="0">
       <w:startOverride w:val="1"/>
     </w:lvlOverride>
-    <w:lvlOverride w:ilvl="1">
-      <w:startOverride w:val="1"/>
-    </w:lvlOverride>
-    <w:lvlOverride w:ilvl="2">
-      <w:startOverride w:val="1"/>
-    </w:lvlOverride>
-    <w:lvlOverride w:ilvl="3">
-      <w:startOverride w:val="1"/>
-    </w:lvlOverride>
-    <w:lvlOverride w:ilvl="4">
-      <w:startOverride w:val="1"/>
-    </w:lvlOverride>
-    <w:lvlOverride w:ilvl="5">
-      <w:startOverride w:val="1"/>
-    </w:lvlOverride>
-    <w:lvlOverride w:ilvl="6">
-      <w:startOverride w:val="1"/>
-    </w:lvlOverride>
-    <w:lvlOverride w:ilvl="7">
-      <w:startOverride w:val="1"/>
-    </w:lvlOverride>
-    <w:lvlOverride w:ilvl="8">
-      <w:startOverride w:val="1"/>
-    </w:lvlOverride>
   </w:num>
-  <w:num w:numId="5" w16cid:durableId="1772554373">
-    <w:abstractNumId w:val="2"/>
+  <w:num w:numId="39" w16cid:durableId="27728443">
+    <w:abstractNumId w:val="21"/>
     <w:lvlOverride w:ilvl="0">
       <w:startOverride w:val="1"/>
     </w:lvlOverride>
-    <w:lvlOverride w:ilvl="1">
-      <w:startOverride w:val="1"/>
-    </w:lvlOverride>
-    <w:lvlOverride w:ilvl="2">
-      <w:startOverride w:val="1"/>
-    </w:lvlOverride>
-    <w:lvlOverride w:ilvl="3">
-      <w:startOverride w:val="1"/>
-    </w:lvlOverride>
-    <w:lvlOverride w:ilvl="4">
-      <w:startOverride w:val="1"/>
-    </w:lvlOverride>
-    <w:lvlOverride w:ilvl="5">
-      <w:startOverride w:val="1"/>
-    </w:lvlOverride>
-    <w:lvlOverride w:ilvl="6">
-      <w:startOverride w:val="1"/>
-    </w:lvlOverride>
-    <w:lvlOverride w:ilvl="7">
-      <w:startOverride w:val="1"/>
-    </w:lvlOverride>
-    <w:lvlOverride w:ilvl="8">
-      <w:startOverride w:val="1"/>
-    </w:lvlOverride>
   </w:num>
-  <w:num w:numId="6" w16cid:durableId="1993409437">
-    <w:abstractNumId w:val="2"/>
-    <w:lvlOverride w:ilvl="0">
-      <w:startOverride w:val="1"/>
-    </w:lvlOverride>
-    <w:lvlOverride w:ilvl="1">
-      <w:startOverride w:val="1"/>
-    </w:lvlOverride>
-    <w:lvlOverride w:ilvl="2">
-      <w:startOverride w:val="1"/>
-    </w:lvlOverride>
-    <w:lvlOverride w:ilvl="3">
-      <w:startOverride w:val="1"/>
-    </w:lvlOverride>
-    <w:lvlOverride w:ilvl="4">
-      <w:startOverride w:val="1"/>
-    </w:lvlOverride>
-    <w:lvlOverride w:ilvl="5">
-      <w:startOverride w:val="1"/>
-    </w:lvlOverride>
-    <w:lvlOverride w:ilvl="6">
-      <w:startOverride w:val="1"/>
-    </w:lvlOverride>
-    <w:lvlOverride w:ilvl="7">
-      <w:startOverride w:val="1"/>
-    </w:lvlOverride>
-    <w:lvlOverride w:ilvl="8">
-      <w:startOverride w:val="1"/>
-    </w:lvlOverride>
+  <w:num w:numId="40" w16cid:durableId="715354885">
+    <w:abstractNumId w:val="29"/>
   </w:num>
-  <w:num w:numId="7" w16cid:durableId="1232037304">
-    <w:abstractNumId w:val="2"/>
-    <w:lvlOverride w:ilvl="0">
-      <w:startOverride w:val="1"/>
-    </w:lvlOverride>
-    <w:lvlOverride w:ilvl="1">
-      <w:startOverride w:val="1"/>
-    </w:lvlOverride>
-    <w:lvlOverride w:ilvl="2">
-      <w:startOverride w:val="1"/>
-    </w:lvlOverride>
-    <w:lvlOverride w:ilvl="3">
-      <w:startOverride w:val="1"/>
-    </w:lvlOverride>
-    <w:lvlOverride w:ilvl="4">
-      <w:startOverride w:val="1"/>
-    </w:lvlOverride>
-    <w:lvlOverride w:ilvl="5">
-      <w:startOverride w:val="1"/>
-    </w:lvlOverride>
-    <w:lvlOverride w:ilvl="6">
-      <w:startOverride w:val="1"/>
-    </w:lvlOverride>
-    <w:lvlOverride w:ilvl="7">
-      <w:startOverride w:val="1"/>
-    </w:lvlOverride>
-    <w:lvlOverride w:ilvl="8">
-      <w:startOverride w:val="1"/>
-    </w:lvlOverride>
-  </w:num>
-  <w:num w:numId="8" w16cid:durableId="398480318">
-    <w:abstractNumId w:val="2"/>
-    <w:lvlOverride w:ilvl="0">
-      <w:startOverride w:val="1"/>
-    </w:lvlOverride>
-    <w:lvlOverride w:ilvl="1">
-      <w:startOverride w:val="1"/>
-    </w:lvlOverride>
-    <w:lvlOverride w:ilvl="2">
-      <w:startOverride w:val="1"/>
-    </w:lvlOverride>
-    <w:lvlOverride w:ilvl="3">
-      <w:startOverride w:val="1"/>
-    </w:lvlOverride>
-    <w:lvlOverride w:ilvl="4">
-      <w:startOverride w:val="1"/>
-    </w:lvlOverride>
-    <w:lvlOverride w:ilvl="5">
-      <w:startOverride w:val="1"/>
-    </w:lvlOverride>
-    <w:lvlOverride w:ilvl="6">
-      <w:startOverride w:val="1"/>
-    </w:lvlOverride>
-    <w:lvlOverride w:ilvl="7">
-      <w:startOverride w:val="1"/>
-    </w:lvlOverride>
-    <w:lvlOverride w:ilvl="8">
-      <w:startOverride w:val="1"/>
-    </w:lvlOverride>
-  </w:num>
-  <w:num w:numId="9" w16cid:durableId="1746488274">
-    <w:abstractNumId w:val="2"/>
-    <w:lvlOverride w:ilvl="0">
-      <w:startOverride w:val="1"/>
-    </w:lvlOverride>
-    <w:lvlOverride w:ilvl="1">
-      <w:startOverride w:val="1"/>
-    </w:lvlOverride>
-    <w:lvlOverride w:ilvl="2">
-      <w:startOverride w:val="1"/>
-    </w:lvlOverride>
-    <w:lvlOverride w:ilvl="3">
-      <w:startOverride w:val="1"/>
-    </w:lvlOverride>
-    <w:lvlOverride w:ilvl="4">
-      <w:startOverride w:val="1"/>
-    </w:lvlOverride>
-    <w:lvlOverride w:ilvl="5">
-      <w:startOverride w:val="1"/>
-    </w:lvlOverride>
-    <w:lvlOverride w:ilvl="6">
-      <w:startOverride w:val="1"/>
-    </w:lvlOverride>
-    <w:lvlOverride w:ilvl="7">
-      <w:startOverride w:val="1"/>
-    </w:lvlOverride>
-    <w:lvlOverride w:ilvl="8">
-      <w:startOverride w:val="1"/>
-    </w:lvlOverride>
-  </w:num>
-  <w:num w:numId="10" w16cid:durableId="2131243121">
-    <w:abstractNumId w:val="2"/>
-    <w:lvlOverride w:ilvl="0">
-      <w:startOverride w:val="1"/>
-    </w:lvlOverride>
-    <w:lvlOverride w:ilvl="1">
-      <w:startOverride w:val="1"/>
-    </w:lvlOverride>
-    <w:lvlOverride w:ilvl="2">
-      <w:startOverride w:val="1"/>
-    </w:lvlOverride>
-    <w:lvlOverride w:ilvl="3">
-      <w:startOverride w:val="1"/>
-    </w:lvlOverride>
-    <w:lvlOverride w:ilvl="4">
-      <w:startOverride w:val="1"/>
-    </w:lvlOverride>
-    <w:lvlOverride w:ilvl="5">
-      <w:startOverride w:val="1"/>
-    </w:lvlOverride>
-    <w:lvlOverride w:ilvl="6">
-      <w:startOverride w:val="1"/>
-    </w:lvlOverride>
-    <w:lvlOverride w:ilvl="7">
-      <w:startOverride w:val="1"/>
-    </w:lvlOverride>
-    <w:lvlOverride w:ilvl="8">
-      <w:startOverride w:val="1"/>
-    </w:lvlOverride>
-  </w:num>
-  <w:num w:numId="11" w16cid:durableId="315644469">
-    <w:abstractNumId w:val="2"/>
-    <w:lvlOverride w:ilvl="0">
-      <w:startOverride w:val="1"/>
-    </w:lvlOverride>
-    <w:lvlOverride w:ilvl="1">
-      <w:startOverride w:val="1"/>
-    </w:lvlOverride>
-    <w:lvlOverride w:ilvl="2">
-      <w:startOverride w:val="1"/>
-    </w:lvlOverride>
-    <w:lvlOverride w:ilvl="3">
-      <w:startOverride w:val="1"/>
-    </w:lvlOverride>
-    <w:lvlOverride w:ilvl="4">
-      <w:startOverride w:val="1"/>
-    </w:lvlOverride>
-    <w:lvlOverride w:ilvl="5">
-      <w:startOverride w:val="1"/>
-    </w:lvlOverride>
-    <w:lvlOverride w:ilvl="6">
-      <w:startOverride w:val="1"/>
-    </w:lvlOverride>
-    <w:lvlOverride w:ilvl="7">
-      <w:startOverride w:val="1"/>
-    </w:lvlOverride>
-    <w:lvlOverride w:ilvl="8">
-      <w:startOverride w:val="1"/>
-    </w:lvlOverride>
-  </w:num>
-  <w:num w:numId="12" w16cid:durableId="1872036965">
-    <w:abstractNumId w:val="2"/>
-    <w:lvlOverride w:ilvl="0">
-      <w:startOverride w:val="1"/>
-    </w:lvlOverride>
-    <w:lvlOverride w:ilvl="1">
-      <w:startOverride w:val="1"/>
-    </w:lvlOverride>
-    <w:lvlOverride w:ilvl="2">
-      <w:startOverride w:val="1"/>
-    </w:lvlOverride>
-    <w:lvlOverride w:ilvl="3">
-      <w:startOverride w:val="1"/>
-    </w:lvlOverride>
-    <w:lvlOverride w:ilvl="4">
-      <w:startOverride w:val="1"/>
-    </w:lvlOverride>
-    <w:lvlOverride w:ilvl="5">
-      <w:startOverride w:val="1"/>
-    </w:lvlOverride>
-    <w:lvlOverride w:ilvl="6">
-      <w:startOverride w:val="1"/>
-    </w:lvlOverride>
-    <w:lvlOverride w:ilvl="7">
-      <w:startOverride w:val="1"/>
-    </w:lvlOverride>
-    <w:lvlOverride w:ilvl="8">
-      <w:startOverride w:val="1"/>
-    </w:lvlOverride>
-  </w:num>
-  <w:num w:numId="13" w16cid:durableId="1286813511">
-    <w:abstractNumId w:val="2"/>
-    <w:lvlOverride w:ilvl="0">
-      <w:startOverride w:val="1"/>
-    </w:lvlOverride>
-    <w:lvlOverride w:ilvl="1">
-      <w:startOverride w:val="1"/>
-    </w:lvlOverride>
-    <w:lvlOverride w:ilvl="2">
-      <w:startOverride w:val="1"/>
-    </w:lvlOverride>
-    <w:lvlOverride w:ilvl="3">
-      <w:startOverride w:val="1"/>
-    </w:lvlOverride>
-    <w:lvlOverride w:ilvl="4">
-      <w:startOverride w:val="1"/>
-    </w:lvlOverride>
-    <w:lvlOverride w:ilvl="5">
-      <w:startOverride w:val="1"/>
-    </w:lvlOverride>
-    <w:lvlOverride w:ilvl="6">
-      <w:startOverride w:val="1"/>
-    </w:lvlOverride>
-    <w:lvlOverride w:ilvl="7">
-      <w:startOverride w:val="1"/>
-    </w:lvlOverride>
-    <w:lvlOverride w:ilvl="8">
-      <w:startOverride w:val="1"/>
-    </w:lvlOverride>
-  </w:num>
-  <w:num w:numId="14" w16cid:durableId="732775962">
-    <w:abstractNumId w:val="20"/>
-  </w:num>
-  <w:num w:numId="15" w16cid:durableId="906300518">
-    <w:abstractNumId w:val="13"/>
-  </w:num>
-  <w:num w:numId="16" w16cid:durableId="2094887994">
-    <w:abstractNumId w:val="15"/>
-  </w:num>
-  <w:num w:numId="17" w16cid:durableId="1317031203">
+  <w:num w:numId="41" w16cid:durableId="50348635">
     <w:abstractNumId w:val="1"/>
   </w:num>
-  <w:num w:numId="18" w16cid:durableId="817384963">
-    <w:abstractNumId w:val="6"/>
-  </w:num>
-  <w:num w:numId="19" w16cid:durableId="1927179974">
-    <w:abstractNumId w:val="22"/>
-  </w:num>
-  <w:num w:numId="20" w16cid:durableId="1531382825">
-    <w:abstractNumId w:val="8"/>
-  </w:num>
-  <w:num w:numId="21" w16cid:durableId="1088582015">
-    <w:abstractNumId w:val="9"/>
-  </w:num>
-  <w:num w:numId="22" w16cid:durableId="928926916">
-    <w:abstractNumId w:val="25"/>
-  </w:num>
-  <w:num w:numId="23" w16cid:durableId="31879488">
-    <w:abstractNumId w:val="16"/>
-  </w:num>
-  <w:num w:numId="24" w16cid:durableId="700010710">
-    <w:abstractNumId w:val="24"/>
-  </w:num>
-  <w:num w:numId="25" w16cid:durableId="647786377">
-    <w:abstractNumId w:val="17"/>
-  </w:num>
-  <w:num w:numId="26" w16cid:durableId="197206117">
-    <w:abstractNumId w:val="18"/>
-  </w:num>
-  <w:num w:numId="27" w16cid:durableId="1831555454">
-    <w:abstractNumId w:val="5"/>
-  </w:num>
-  <w:num w:numId="28" w16cid:durableId="897519949">
-    <w:abstractNumId w:val="12"/>
-  </w:num>
-  <w:num w:numId="29" w16cid:durableId="650330544">
-    <w:abstractNumId w:val="23"/>
-  </w:num>
-  <w:num w:numId="30" w16cid:durableId="384530197">
-    <w:abstractNumId w:val="10"/>
-  </w:num>
-  <w:num w:numId="31" w16cid:durableId="410665259">
-    <w:abstractNumId w:val="11"/>
-  </w:num>
-  <w:num w:numId="32" w16cid:durableId="25301533">
-    <w:abstractNumId w:val="14"/>
-  </w:num>
-  <w:num w:numId="33" w16cid:durableId="1524977771">
-    <w:abstractNumId w:val="4"/>
-  </w:num>
-  <w:num w:numId="34" w16cid:durableId="179469410">
-    <w:abstractNumId w:val="3"/>
-  </w:num>
-  <w:num w:numId="35" w16cid:durableId="2063939088">
+  <w:num w:numId="42" w16cid:durableId="137843591">
     <w:abstractNumId w:val="0"/>
-    <w:lvlOverride w:ilvl="0">
-      <w:startOverride w:val="1"/>
-    </w:lvlOverride>
-  </w:num>
-  <w:num w:numId="36" w16cid:durableId="1666281829">
-    <w:abstractNumId w:val="26"/>
-  </w:num>
-  <w:num w:numId="37" w16cid:durableId="334574915">
-    <w:abstractNumId w:val="21"/>
-    <w:lvlOverride w:ilvl="0">
-      <w:startOverride w:val="1"/>
-    </w:lvlOverride>
-  </w:num>
-  <w:num w:numId="38" w16cid:durableId="831720794">
-    <w:abstractNumId w:val="7"/>
-    <w:lvlOverride w:ilvl="0">
-      <w:startOverride w:val="1"/>
-    </w:lvlOverride>
-  </w:num>
-  <w:num w:numId="39" w16cid:durableId="27728443">
-    <w:abstractNumId w:val="19"/>
-    <w:lvlOverride w:ilvl="0">
-      <w:startOverride w:val="1"/>
-    </w:lvlOverride>
-  </w:num>
-  <w:num w:numId="40" w16cid:durableId="715354885">
-    <w:abstractNumId w:val="27"/>
   </w:num>
 </w:numbering>
 </file>
@@ -7916,6 +8693,7 @@
   <w:style w:type="character" w:default="1" w:styleId="DefaultParagraphFont">
     <w:name w:val="Default Paragraph Font"/>
     <w:uiPriority w:val="1"/>
+    <w:semiHidden/>
     <w:unhideWhenUsed/>
   </w:style>
   <w:style w:type="table" w:default="1" w:styleId="TableNormal">
@@ -8200,7 +8978,7 @@
     <w:rsid w:val="00F120E2"/>
     <w:pPr>
       <w:numPr>
-        <w:numId w:val="2"/>
+        <w:numId w:val="13"/>
       </w:numPr>
       <w:spacing w:before="120" w:line="240" w:lineRule="exact"/>
       <w:ind w:right="-2"/>
@@ -8710,6 +9488,62 @@
       </w:tcPr>
     </w:tblStylePr>
   </w:style>
+  <w:style w:type="paragraph" w:styleId="ListBullet">
+    <w:name w:val="List Bullet"/>
+    <w:basedOn w:val="Normal"/>
+    <w:uiPriority w:val="99"/>
+    <w:unhideWhenUsed/>
+    <w:rsid w:val="008C7D68"/>
+    <w:pPr>
+      <w:numPr>
+        <w:numId w:val="41"/>
+      </w:numPr>
+      <w:tabs>
+        <w:tab w:val="clear" w:pos="360"/>
+      </w:tabs>
+      <w:spacing w:before="0" w:after="200" w:line="276" w:lineRule="auto"/>
+      <w:contextualSpacing/>
+    </w:pPr>
+    <w:rPr>
+      <w:rFonts w:eastAsiaTheme="minorEastAsia" w:cstheme="minorBidi"/>
+      <w:szCs w:val="22"/>
+      <w:lang w:val="en-US"/>
+    </w:rPr>
+  </w:style>
+  <w:style w:type="paragraph" w:styleId="ListNumber">
+    <w:name w:val="List Number"/>
+    <w:basedOn w:val="Normal"/>
+    <w:uiPriority w:val="99"/>
+    <w:unhideWhenUsed/>
+    <w:rsid w:val="008C7D68"/>
+    <w:pPr>
+      <w:numPr>
+        <w:numId w:val="42"/>
+      </w:numPr>
+      <w:tabs>
+        <w:tab w:val="clear" w:pos="360"/>
+      </w:tabs>
+      <w:spacing w:before="0" w:after="200" w:line="276" w:lineRule="auto"/>
+      <w:ind w:left="0" w:firstLine="0"/>
+      <w:contextualSpacing/>
+    </w:pPr>
+    <w:rPr>
+      <w:rFonts w:eastAsiaTheme="minorEastAsia" w:cstheme="minorBidi"/>
+      <w:szCs w:val="22"/>
+      <w:lang w:val="en-US"/>
+    </w:rPr>
+  </w:style>
+  <w:style w:type="character" w:styleId="Strong">
+    <w:name w:val="Strong"/>
+    <w:basedOn w:val="DefaultParagraphFont"/>
+    <w:uiPriority w:val="22"/>
+    <w:qFormat/>
+    <w:rsid w:val="006E48DD"/>
+    <w:rPr>
+      <w:b/>
+      <w:bCs/>
+    </w:rPr>
+  </w:style>
 </w:styles>
 </file>
 
